--- a/데브옵스를_위한_쿠버네티스_마스터_강의/section02.docx
+++ b/데브옵스를_위한_쿠버네티스_마스터_강의/section02.docx
@@ -23,19 +23,11 @@
       </w:r>
     </w:p>
     <w:p>
-      <w:proofErr w:type="spellStart"/>
-      <w:r>
-        <w:rPr>
-          <w:rFonts w:hint="eastAsia"/>
-        </w:rPr>
-        <w:t>버츄얼</w:t>
-      </w:r>
-      <w:proofErr w:type="spellEnd"/>
-      <w:r>
-        <w:rPr>
-          <w:rFonts w:hint="eastAsia"/>
-        </w:rPr>
-        <w:t xml:space="preserve"> 박스 다운로드:</w:t>
+      <w:r>
+        <w:rPr>
+          <w:rFonts w:hint="eastAsia"/>
+        </w:rPr>
+        <w:t>버츄얼 박스 다운로드:</w:t>
       </w:r>
       <w:r>
         <w:t xml:space="preserve"> </w:t>
@@ -50,11 +42,6 @@
       </w:hyperlink>
     </w:p>
     <w:p>
-      <w:pPr>
-        <w:rPr>
-          <w:rFonts w:hint="eastAsia"/>
-        </w:rPr>
-      </w:pPr>
       <w:r>
         <w:rPr>
           <w:rFonts w:hint="eastAsia"/>
@@ -79,23 +66,12 @@
         <w:pBdr>
           <w:bottom w:val="single" w:sz="6" w:space="1" w:color="auto"/>
         </w:pBdr>
-        <w:rPr>
-          <w:rFonts w:hint="eastAsia"/>
-        </w:rPr>
-      </w:pPr>
-      <w:proofErr w:type="spellStart"/>
-      <w:r>
-        <w:rPr>
-          <w:rFonts w:hint="eastAsia"/>
-        </w:rPr>
-        <w:t>도커</w:t>
-      </w:r>
-      <w:proofErr w:type="spellEnd"/>
-      <w:r>
-        <w:rPr>
-          <w:rFonts w:hint="eastAsia"/>
-        </w:rPr>
-        <w:t xml:space="preserve"> 실습 파일:</w:t>
+      </w:pPr>
+      <w:r>
+        <w:rPr>
+          <w:rFonts w:hint="eastAsia"/>
+        </w:rPr>
+        <w:t>도커 실습 파일:</w:t>
       </w:r>
       <w:r>
         <w:t xml:space="preserve"> </w:t>
@@ -108,11 +84,6 @@
       </w:r>
     </w:p>
     <w:p>
-      <w:pPr>
-        <w:rPr>
-          <w:rFonts w:hint="eastAsia"/>
-        </w:rPr>
-      </w:pPr>
       <w:r>
         <w:rPr>
           <w:rFonts w:hint="eastAsia"/>
@@ -139,12 +110,10 @@
       </w:r>
     </w:p>
     <w:p>
-      <w:pPr>
-        <w:rPr>
-          <w:rFonts w:hint="eastAsia"/>
-        </w:rPr>
-      </w:pPr>
-      <w:r>
+      <w:r>
+        <w:rPr>
+          <w:noProof/>
+        </w:rPr>
         <w:drawing>
           <wp:inline distT="0" distB="0" distL="0" distR="0" wp14:anchorId="023FA3CF" wp14:editId="7D484598">
             <wp:extent cx="5731510" cy="3277870"/>
@@ -184,6 +153,9 @@
     </w:p>
     <w:p>
       <w:r>
+        <w:rPr>
+          <w:noProof/>
+        </w:rPr>
         <w:drawing>
           <wp:inline distT="0" distB="0" distL="0" distR="0" wp14:anchorId="530E9F13" wp14:editId="15A822F8">
             <wp:extent cx="5731510" cy="3260090"/>
@@ -222,7 +194,6 @@
       </w:r>
     </w:p>
     <w:p>
-      <w:proofErr w:type="spellStart"/>
       <w:r>
         <w:rPr>
           <w:rFonts w:hint="eastAsia"/>
@@ -231,27 +202,16 @@
         <w:t>s</w:t>
       </w:r>
       <w:r>
-        <w:t>udo</w:t>
-      </w:r>
-      <w:proofErr w:type="spellEnd"/>
-      <w:r>
-        <w:t xml:space="preserve"> -</w:t>
-      </w:r>
-      <w:proofErr w:type="spellStart"/>
-      <w:proofErr w:type="gramStart"/>
+        <w:t>udo -</w:t>
+      </w:r>
       <w:r>
         <w:rPr>
           <w:rFonts w:hint="eastAsia"/>
         </w:rPr>
         <w:t>i</w:t>
       </w:r>
-      <w:proofErr w:type="spellEnd"/>
-      <w:r>
-        <w:t xml:space="preserve"> :</w:t>
-      </w:r>
-      <w:proofErr w:type="gramEnd"/>
-      <w:r>
-        <w:t xml:space="preserve"> </w:t>
+      <w:r>
+        <w:t xml:space="preserve"> : </w:t>
       </w:r>
       <w:r>
         <w:rPr>
@@ -262,6 +222,9 @@
     </w:p>
     <w:p>
       <w:r>
+        <w:rPr>
+          <w:noProof/>
+        </w:rPr>
         <w:drawing>
           <wp:inline distT="0" distB="0" distL="0" distR="0" wp14:anchorId="2042DEA0" wp14:editId="40635C98">
             <wp:extent cx="5315692" cy="1467055"/>
@@ -300,23 +263,18 @@
       </w:r>
     </w:p>
     <w:p>
-      <w:proofErr w:type="spellStart"/>
-      <w:r>
-        <w:rPr>
-          <w:rFonts w:hint="eastAsia"/>
-        </w:rPr>
-        <w:t>도커</w:t>
-      </w:r>
-      <w:proofErr w:type="spellEnd"/>
-      <w:r>
-        <w:rPr>
-          <w:rFonts w:hint="eastAsia"/>
-        </w:rPr>
-        <w:t xml:space="preserve"> 설치</w:t>
-      </w:r>
-    </w:p>
-    <w:p>
-      <w:r>
+      <w:r>
+        <w:rPr>
+          <w:rFonts w:hint="eastAsia"/>
+        </w:rPr>
+        <w:t>도커 설치</w:t>
+      </w:r>
+    </w:p>
+    <w:p>
+      <w:r>
+        <w:rPr>
+          <w:noProof/>
+        </w:rPr>
         <w:drawing>
           <wp:inline distT="0" distB="0" distL="0" distR="0" wp14:anchorId="0D0CB76B" wp14:editId="72DE80E4">
             <wp:extent cx="5731510" cy="1101725"/>
@@ -355,19 +313,11 @@
       </w:r>
     </w:p>
     <w:p>
-      <w:proofErr w:type="spellStart"/>
-      <w:r>
-        <w:rPr>
-          <w:rFonts w:hint="eastAsia"/>
-        </w:rPr>
-        <w:t>도커에서</w:t>
-      </w:r>
-      <w:proofErr w:type="spellEnd"/>
-      <w:r>
-        <w:rPr>
-          <w:rFonts w:hint="eastAsia"/>
-        </w:rPr>
-        <w:t xml:space="preserve"> 원하는 이미지 찾기:</w:t>
+      <w:r>
+        <w:rPr>
+          <w:rFonts w:hint="eastAsia"/>
+        </w:rPr>
+        <w:t>도커에서 원하는 이미지 찾기:</w:t>
       </w:r>
       <w:r>
         <w:t xml:space="preserve"> </w:t>
@@ -392,12 +342,10 @@
       </w:r>
     </w:p>
     <w:p>
-      <w:pPr>
-        <w:rPr>
-          <w:rFonts w:hint="eastAsia"/>
-        </w:rPr>
-      </w:pPr>
-      <w:r>
+      <w:r>
+        <w:rPr>
+          <w:noProof/>
+        </w:rPr>
         <w:drawing>
           <wp:inline distT="0" distB="0" distL="0" distR="0" wp14:anchorId="157C75E1" wp14:editId="7B7B737E">
             <wp:extent cx="5731510" cy="2379345"/>
@@ -454,7 +402,6 @@
       <w:r>
         <w:t xml:space="preserve">ocker run -d -p 8080:8080 --name </w:t>
       </w:r>
-      <w:proofErr w:type="spellStart"/>
       <w:r>
         <w:rPr>
           <w:rFonts w:hint="eastAsia"/>
@@ -462,25 +409,13 @@
         <w:t>t</w:t>
       </w:r>
       <w:r>
-        <w:t>c</w:t>
-      </w:r>
-      <w:proofErr w:type="spellEnd"/>
-      <w:r>
-        <w:t xml:space="preserve"> [</w:t>
-      </w:r>
-      <w:proofErr w:type="spellStart"/>
-      <w:r>
-        <w:rPr>
-          <w:rFonts w:hint="eastAsia"/>
-        </w:rPr>
-        <w:t>도커</w:t>
-      </w:r>
-      <w:proofErr w:type="spellEnd"/>
-      <w:r>
-        <w:rPr>
-          <w:rFonts w:hint="eastAsia"/>
-        </w:rPr>
-        <w:t xml:space="preserve"> 이미지 명]</w:t>
+        <w:t>c [</w:t>
+      </w:r>
+      <w:r>
+        <w:rPr>
+          <w:rFonts w:hint="eastAsia"/>
+        </w:rPr>
+        <w:t>도커 이미지 명]</w:t>
       </w:r>
     </w:p>
     <w:p>
@@ -518,11 +453,6 @@
       </w:r>
     </w:p>
     <w:p>
-      <w:pPr>
-        <w:rPr>
-          <w:rFonts w:hint="eastAsia"/>
-        </w:rPr>
-      </w:pPr>
       <w:r>
         <w:rPr>
           <w:rFonts w:hint="eastAsia"/>
@@ -541,6 +471,9 @@
     </w:p>
     <w:p>
       <w:r>
+        <w:rPr>
+          <w:noProof/>
+        </w:rPr>
         <w:lastRenderedPageBreak/>
         <w:drawing>
           <wp:inline distT="0" distB="0" distL="0" distR="0" wp14:anchorId="66A95123" wp14:editId="528BC4F5">
@@ -609,6 +542,9 @@
         </w:pBdr>
       </w:pPr>
       <w:r>
+        <w:rPr>
+          <w:noProof/>
+        </w:rPr>
         <w:drawing>
           <wp:inline distT="0" distB="0" distL="0" distR="0" wp14:anchorId="29AB87F3" wp14:editId="74167181">
             <wp:extent cx="5731510" cy="2909570"/>
@@ -659,35 +595,19 @@
       <w:r>
         <w:t xml:space="preserve"> (</w:t>
       </w:r>
-      <w:proofErr w:type="spellStart"/>
-      <w:r>
-        <w:rPr>
-          <w:rFonts w:hint="eastAsia"/>
-        </w:rPr>
-        <w:t>도커</w:t>
-      </w:r>
-      <w:proofErr w:type="spellEnd"/>
-      <w:r>
-        <w:rPr>
-          <w:rFonts w:hint="eastAsia"/>
-        </w:rPr>
-        <w:t xml:space="preserve"> 레지스트리)</w:t>
-      </w:r>
-    </w:p>
-    <w:p>
-      <w:proofErr w:type="spellStart"/>
-      <w:r>
-        <w:rPr>
-          <w:rFonts w:hint="eastAsia"/>
-        </w:rPr>
-        <w:t>도커</w:t>
-      </w:r>
-      <w:proofErr w:type="spellEnd"/>
-      <w:r>
-        <w:rPr>
-          <w:rFonts w:hint="eastAsia"/>
-        </w:rPr>
-        <w:t xml:space="preserve"> 레지스트리에는 사용자가 사용할 수 있도록 데이터베이스를 통해 </w:t>
+      <w:r>
+        <w:rPr>
+          <w:rFonts w:hint="eastAsia"/>
+        </w:rPr>
+        <w:t>도커 레지스트리)</w:t>
+      </w:r>
+    </w:p>
+    <w:p>
+      <w:r>
+        <w:rPr>
+          <w:rFonts w:hint="eastAsia"/>
+        </w:rPr>
+        <w:t xml:space="preserve">도커 레지스트리에는 사용자가 사용할 수 있도록 데이터베이스를 통해 </w:t>
       </w:r>
       <w:r>
         <w:t>Image</w:t>
@@ -704,21 +624,7 @@
         <w:rPr>
           <w:rFonts w:hint="eastAsia"/>
         </w:rPr>
-        <w:t xml:space="preserve">누구나 이미지를 만들어 </w:t>
-      </w:r>
-      <w:proofErr w:type="spellStart"/>
-      <w:r>
-        <w:rPr>
-          <w:rFonts w:hint="eastAsia"/>
-        </w:rPr>
-        <w:t>푸시할</w:t>
-      </w:r>
-      <w:proofErr w:type="spellEnd"/>
-      <w:r>
-        <w:rPr>
-          <w:rFonts w:hint="eastAsia"/>
-        </w:rPr>
-        <w:t xml:space="preserve"> 수 있으며 푸시된 이미지는 다른 사람들에게 공유가 가능하다.</w:t>
+        <w:t>누구나 이미지를 만들어 푸시할 수 있으며 푸시된 이미지는 다른 사람들에게 공유가 가능하다.</w:t>
       </w:r>
     </w:p>
     <w:p>
@@ -800,19 +706,11 @@
       </w:hyperlink>
     </w:p>
     <w:p>
-      <w:proofErr w:type="spellStart"/>
-      <w:r>
-        <w:rPr>
-          <w:rFonts w:hint="eastAsia"/>
-        </w:rPr>
-        <w:t>도커</w:t>
-      </w:r>
-      <w:proofErr w:type="spellEnd"/>
-      <w:r>
-        <w:rPr>
-          <w:rFonts w:hint="eastAsia"/>
-        </w:rPr>
-        <w:t xml:space="preserve"> 퍼블릭 레지스트리 검색 및 확인 사이트:</w:t>
+      <w:r>
+        <w:rPr>
+          <w:rFonts w:hint="eastAsia"/>
+        </w:rPr>
+        <w:t>도커 퍼블릭 레지스트리 검색 및 확인 사이트:</w:t>
       </w:r>
       <w:r>
         <w:t xml:space="preserve"> </w:t>
@@ -828,6 +726,9 @@
     </w:p>
     <w:p>
       <w:r>
+        <w:rPr>
+          <w:noProof/>
+        </w:rPr>
         <w:drawing>
           <wp:inline distT="0" distB="0" distL="0" distR="0" wp14:anchorId="1AE4AA3F" wp14:editId="719EE6B3">
             <wp:extent cx="5731510" cy="3116580"/>
@@ -866,48 +767,27 @@
       </w:r>
     </w:p>
     <w:p>
-      <w:proofErr w:type="spellStart"/>
-      <w:r>
-        <w:rPr>
-          <w:rFonts w:hint="eastAsia"/>
-        </w:rPr>
-        <w:t>도커</w:t>
-      </w:r>
-      <w:proofErr w:type="spellEnd"/>
-      <w:r>
-        <w:rPr>
-          <w:rFonts w:hint="eastAsia"/>
-        </w:rPr>
-        <w:t xml:space="preserve"> 명령어로 검색:</w:t>
-      </w:r>
-      <w:r>
-        <w:t xml:space="preserve"> </w:t>
-      </w:r>
-      <w:proofErr w:type="spellStart"/>
-      <w:r>
-        <w:t>sudo</w:t>
-      </w:r>
-      <w:proofErr w:type="spellEnd"/>
-      <w:r>
-        <w:t xml:space="preserve"> docker search [</w:t>
-      </w:r>
-      <w:proofErr w:type="spellStart"/>
-      <w:r>
-        <w:rPr>
-          <w:rFonts w:hint="eastAsia"/>
-        </w:rPr>
-        <w:t>검색명</w:t>
-      </w:r>
-      <w:proofErr w:type="spellEnd"/>
-      <w:r>
-        <w:rPr>
-          <w:rFonts w:hint="eastAsia"/>
-        </w:rPr>
-        <w:t>]</w:t>
-      </w:r>
-    </w:p>
-    <w:p>
-      <w:r>
+      <w:r>
+        <w:rPr>
+          <w:rFonts w:hint="eastAsia"/>
+        </w:rPr>
+        <w:t>도커 명령어로 검색:</w:t>
+      </w:r>
+      <w:r>
+        <w:t xml:space="preserve"> sudo docker search [</w:t>
+      </w:r>
+      <w:r>
+        <w:rPr>
+          <w:rFonts w:hint="eastAsia"/>
+        </w:rPr>
+        <w:t>검색명]</w:t>
+      </w:r>
+    </w:p>
+    <w:p>
+      <w:r>
+        <w:rPr>
+          <w:noProof/>
+        </w:rPr>
         <w:lastRenderedPageBreak/>
         <w:drawing>
           <wp:inline distT="0" distB="0" distL="0" distR="0" wp14:anchorId="390114C0" wp14:editId="6365FC7A">
@@ -947,30 +827,14 @@
       </w:r>
     </w:p>
     <w:p>
-      <w:proofErr w:type="spellStart"/>
-      <w:r>
-        <w:rPr>
-          <w:rFonts w:hint="eastAsia"/>
-        </w:rPr>
-        <w:t>도커</w:t>
-      </w:r>
-      <w:proofErr w:type="spellEnd"/>
-      <w:r>
-        <w:rPr>
-          <w:rFonts w:hint="eastAsia"/>
-        </w:rPr>
-        <w:t xml:space="preserve"> 이미지 다운로드:</w:t>
-      </w:r>
-      <w:r>
-        <w:t xml:space="preserve"> </w:t>
-      </w:r>
-      <w:proofErr w:type="spellStart"/>
-      <w:r>
-        <w:t>sudo</w:t>
-      </w:r>
-      <w:proofErr w:type="spellEnd"/>
-      <w:r>
-        <w:t xml:space="preserve"> docker pull [</w:t>
+      <w:r>
+        <w:rPr>
+          <w:rFonts w:hint="eastAsia"/>
+        </w:rPr>
+        <w:t>도커 이미지 다운로드:</w:t>
+      </w:r>
+      <w:r>
+        <w:t xml:space="preserve"> sudo docker pull [</w:t>
       </w:r>
       <w:r>
         <w:rPr>
@@ -980,12 +844,10 @@
       </w:r>
     </w:p>
     <w:p>
-      <w:pPr>
-        <w:rPr>
-          <w:rFonts w:hint="eastAsia"/>
-        </w:rPr>
-      </w:pPr>
-      <w:r>
+      <w:r>
+        <w:rPr>
+          <w:noProof/>
+        </w:rPr>
         <w:drawing>
           <wp:inline distT="0" distB="0" distL="0" distR="0" wp14:anchorId="045EA3F1" wp14:editId="3DC419B6">
             <wp:extent cx="5210902" cy="1190791"/>
@@ -1028,32 +890,10 @@
         <w:rPr>
           <w:rFonts w:hint="eastAsia"/>
         </w:rPr>
-        <w:t xml:space="preserve">로컬 시스템에 있는 </w:t>
-      </w:r>
-      <w:proofErr w:type="spellStart"/>
-      <w:r>
-        <w:rPr>
-          <w:rFonts w:hint="eastAsia"/>
-        </w:rPr>
-        <w:t>도커</w:t>
-      </w:r>
-      <w:proofErr w:type="spellEnd"/>
-      <w:r>
-        <w:rPr>
-          <w:rFonts w:hint="eastAsia"/>
-        </w:rPr>
-        <w:t xml:space="preserve"> 이미지 확인:</w:t>
-      </w:r>
-      <w:r>
-        <w:t xml:space="preserve"> </w:t>
-      </w:r>
-      <w:proofErr w:type="spellStart"/>
-      <w:r>
-        <w:t>sudo</w:t>
-      </w:r>
-      <w:proofErr w:type="spellEnd"/>
-      <w:r>
-        <w:t xml:space="preserve"> docker images</w:t>
+        <w:t>로컬 시스템에 있는 도커 이미지 확인:</w:t>
+      </w:r>
+      <w:r>
+        <w:t xml:space="preserve"> sudo docker images</w:t>
       </w:r>
     </w:p>
     <w:p>
@@ -1063,6 +903,9 @@
         </w:pBdr>
       </w:pPr>
       <w:r>
+        <w:rPr>
+          <w:noProof/>
+        </w:rPr>
         <w:drawing>
           <wp:inline distT="0" distB="0" distL="0" distR="0" wp14:anchorId="4E18E902" wp14:editId="2CAFC02E">
             <wp:extent cx="5010849" cy="771633"/>
@@ -1104,19 +947,11 @@
       <w:pPr>
         <w:pStyle w:val="1"/>
       </w:pPr>
-      <w:proofErr w:type="spellStart"/>
-      <w:r>
-        <w:rPr>
-          <w:rFonts w:hint="eastAsia"/>
-        </w:rPr>
-        <w:t>도커</w:t>
-      </w:r>
-      <w:proofErr w:type="spellEnd"/>
-      <w:r>
-        <w:rPr>
-          <w:rFonts w:hint="eastAsia"/>
-        </w:rPr>
-        <w:t xml:space="preserve"> 라이프사이클 이해하기</w:t>
+      <w:r>
+        <w:rPr>
+          <w:rFonts w:hint="eastAsia"/>
+        </w:rPr>
+        <w:t>도커 라이프사이클 이해하기</w:t>
       </w:r>
     </w:p>
     <w:p>
@@ -1177,9 +1012,6 @@
     <w:p>
       <w:pPr>
         <w:jc w:val="right"/>
-        <w:rPr>
-          <w:rFonts w:hint="eastAsia"/>
-        </w:rPr>
       </w:pPr>
       <w:r>
         <w:rPr>
@@ -1199,28 +1031,2306 @@
     </w:p>
     <w:p>
       <w:pPr>
-        <w:rPr>
-          <w:rFonts w:hint="eastAsia"/>
-        </w:rPr>
-      </w:pPr>
-    </w:p>
-    <w:p>
-      <w:pPr>
-        <w:rPr>
-          <w:rFonts w:hint="eastAsia"/>
-        </w:rPr>
-      </w:pPr>
-    </w:p>
-    <w:p>
-      <w:pPr>
-        <w:rPr>
-          <w:rFonts w:hint="eastAsia"/>
-        </w:rPr>
+        <w:pStyle w:val="1"/>
+      </w:pPr>
+      <w:r>
+        <w:rPr>
+          <w:rFonts w:hint="eastAsia"/>
+        </w:rPr>
+        <w:lastRenderedPageBreak/>
+        <w:t>도커 라이프 사이클 명령어</w:t>
+      </w:r>
+    </w:p>
+    <w:p>
+      <w:pPr>
+        <w:pStyle w:val="2"/>
+      </w:pPr>
+      <w:r>
+        <w:rPr>
+          <w:rFonts w:hint="eastAsia"/>
+        </w:rPr>
+        <w:t>도커 이미지 다운로드</w:t>
+      </w:r>
+    </w:p>
+    <w:p>
+      <w:r>
+        <w:rPr>
+          <w:rFonts w:hint="eastAsia"/>
+        </w:rPr>
+        <w:t>s</w:t>
+      </w:r>
+      <w:r>
+        <w:t xml:space="preserve">udo docker pull </w:t>
+      </w:r>
+      <w:r>
+        <w:rPr>
+          <w:rFonts w:hint="eastAsia"/>
+        </w:rPr>
+        <w:t>[이미지명</w:t>
+      </w:r>
+      <w:r>
+        <w:t>]</w:t>
+      </w:r>
+    </w:p>
+    <w:p>
+      <w:r>
+        <w:rPr>
+          <w:noProof/>
+        </w:rPr>
+        <w:drawing>
+          <wp:inline distT="0" distB="0" distL="0" distR="0" wp14:anchorId="265D63B9" wp14:editId="67C77477">
+            <wp:extent cx="5306165" cy="1171739"/>
+            <wp:effectExtent l="0" t="0" r="0" b="9525"/>
+            <wp:docPr id="1845210306" name="그림 1"/>
+            <wp:cNvGraphicFramePr>
+              <a:graphicFrameLocks xmlns:a="http://schemas.openxmlformats.org/drawingml/2006/main" noChangeAspect="1"/>
+            </wp:cNvGraphicFramePr>
+            <a:graphic xmlns:a="http://schemas.openxmlformats.org/drawingml/2006/main">
+              <a:graphicData uri="http://schemas.openxmlformats.org/drawingml/2006/picture">
+                <pic:pic xmlns:pic="http://schemas.openxmlformats.org/drawingml/2006/picture">
+                  <pic:nvPicPr>
+                    <pic:cNvPr id="1845210306" name=""/>
+                    <pic:cNvPicPr/>
+                  </pic:nvPicPr>
+                  <pic:blipFill>
+                    <a:blip r:embed="rId22"/>
+                    <a:stretch>
+                      <a:fillRect/>
+                    </a:stretch>
+                  </pic:blipFill>
+                  <pic:spPr>
+                    <a:xfrm>
+                      <a:off x="0" y="0"/>
+                      <a:ext cx="5306165" cy="1171739"/>
+                    </a:xfrm>
+                    <a:prstGeom prst="rect">
+                      <a:avLst/>
+                    </a:prstGeom>
+                  </pic:spPr>
+                </pic:pic>
+              </a:graphicData>
+            </a:graphic>
+          </wp:inline>
+        </w:drawing>
+      </w:r>
+    </w:p>
+    <w:p>
+      <w:pPr>
+        <w:pStyle w:val="2"/>
+      </w:pPr>
+      <w:r>
+        <w:rPr>
+          <w:rFonts w:hint="eastAsia"/>
+        </w:rPr>
+        <w:t>컨테이너 생성</w:t>
+      </w:r>
+    </w:p>
+    <w:p>
+      <w:r>
+        <w:rPr>
+          <w:rFonts w:hint="eastAsia"/>
+        </w:rPr>
+        <w:t>s</w:t>
+      </w:r>
+      <w:r>
+        <w:t>udo docker create -p [</w:t>
+      </w:r>
+      <w:r>
+        <w:rPr>
+          <w:rFonts w:hint="eastAsia"/>
+        </w:rPr>
+        <w:t>포트 번호]</w:t>
+      </w:r>
+      <w:r>
+        <w:t xml:space="preserve"> --name [</w:t>
+      </w:r>
+      <w:r>
+        <w:rPr>
+          <w:rFonts w:hint="eastAsia"/>
+        </w:rPr>
+        <w:t>컨테이너 명]</w:t>
+      </w:r>
+      <w:r>
+        <w:t xml:space="preserve"> [</w:t>
+      </w:r>
+      <w:r>
+        <w:rPr>
+          <w:rFonts w:hint="eastAsia"/>
+        </w:rPr>
+        <w:t>이미지]</w:t>
+      </w:r>
+    </w:p>
+    <w:p>
+      <w:r>
+        <w:rPr>
+          <w:noProof/>
+        </w:rPr>
+        <w:drawing>
+          <wp:inline distT="0" distB="0" distL="0" distR="0" wp14:anchorId="3294002F" wp14:editId="26F37820">
+            <wp:extent cx="5731510" cy="619125"/>
+            <wp:effectExtent l="0" t="0" r="2540" b="9525"/>
+            <wp:docPr id="370340620" name="그림 1"/>
+            <wp:cNvGraphicFramePr>
+              <a:graphicFrameLocks xmlns:a="http://schemas.openxmlformats.org/drawingml/2006/main" noChangeAspect="1"/>
+            </wp:cNvGraphicFramePr>
+            <a:graphic xmlns:a="http://schemas.openxmlformats.org/drawingml/2006/main">
+              <a:graphicData uri="http://schemas.openxmlformats.org/drawingml/2006/picture">
+                <pic:pic xmlns:pic="http://schemas.openxmlformats.org/drawingml/2006/picture">
+                  <pic:nvPicPr>
+                    <pic:cNvPr id="370340620" name=""/>
+                    <pic:cNvPicPr/>
+                  </pic:nvPicPr>
+                  <pic:blipFill>
+                    <a:blip r:embed="rId23"/>
+                    <a:stretch>
+                      <a:fillRect/>
+                    </a:stretch>
+                  </pic:blipFill>
+                  <pic:spPr>
+                    <a:xfrm>
+                      <a:off x="0" y="0"/>
+                      <a:ext cx="5731510" cy="619125"/>
+                    </a:xfrm>
+                    <a:prstGeom prst="rect">
+                      <a:avLst/>
+                    </a:prstGeom>
+                  </pic:spPr>
+                </pic:pic>
+              </a:graphicData>
+            </a:graphic>
+          </wp:inline>
+        </w:drawing>
+      </w:r>
+    </w:p>
+    <w:p>
+      <w:r>
+        <w:rPr>
+          <w:rFonts w:hint="eastAsia"/>
+        </w:rPr>
+        <w:t>s</w:t>
+      </w:r>
+      <w:r>
+        <w:t xml:space="preserve">udo docker run -d </w:t>
+      </w:r>
+      <w:r>
+        <w:t>-p 88:80 --</w:t>
+      </w:r>
+      <w:r>
+        <w:t xml:space="preserve">name </w:t>
+      </w:r>
+      <w:r>
+        <w:t>nx2 nginx</w:t>
+      </w:r>
+    </w:p>
+    <w:p>
+      <w:r>
+        <w:rPr>
+          <w:rFonts w:hint="eastAsia"/>
+        </w:rPr>
+        <w:t>-</w:t>
+      </w:r>
+      <w:r>
+        <w:t xml:space="preserve">d : </w:t>
+      </w:r>
+      <w:r>
+        <w:rPr>
+          <w:rFonts w:hint="eastAsia"/>
+        </w:rPr>
+        <w:t>백그라운드</w:t>
+      </w:r>
+    </w:p>
+    <w:p>
+      <w:r>
+        <w:rPr>
+          <w:noProof/>
+        </w:rPr>
+        <w:drawing>
+          <wp:inline distT="0" distB="0" distL="0" distR="0" wp14:anchorId="0B78DB20" wp14:editId="0D528D3A">
+            <wp:extent cx="5731510" cy="349250"/>
+            <wp:effectExtent l="0" t="0" r="2540" b="0"/>
+            <wp:docPr id="1104496109" name="그림 1"/>
+            <wp:cNvGraphicFramePr>
+              <a:graphicFrameLocks xmlns:a="http://schemas.openxmlformats.org/drawingml/2006/main" noChangeAspect="1"/>
+            </wp:cNvGraphicFramePr>
+            <a:graphic xmlns:a="http://schemas.openxmlformats.org/drawingml/2006/main">
+              <a:graphicData uri="http://schemas.openxmlformats.org/drawingml/2006/picture">
+                <pic:pic xmlns:pic="http://schemas.openxmlformats.org/drawingml/2006/picture">
+                  <pic:nvPicPr>
+                    <pic:cNvPr id="1104496109" name=""/>
+                    <pic:cNvPicPr/>
+                  </pic:nvPicPr>
+                  <pic:blipFill>
+                    <a:blip r:embed="rId24"/>
+                    <a:stretch>
+                      <a:fillRect/>
+                    </a:stretch>
+                  </pic:blipFill>
+                  <pic:spPr>
+                    <a:xfrm>
+                      <a:off x="0" y="0"/>
+                      <a:ext cx="5731510" cy="349250"/>
+                    </a:xfrm>
+                    <a:prstGeom prst="rect">
+                      <a:avLst/>
+                    </a:prstGeom>
+                  </pic:spPr>
+                </pic:pic>
+              </a:graphicData>
+            </a:graphic>
+          </wp:inline>
+        </w:drawing>
+      </w:r>
+    </w:p>
+    <w:p>
+      <w:pPr>
+        <w:pStyle w:val="2"/>
+      </w:pPr>
+      <w:r>
+        <w:rPr>
+          <w:rFonts w:hint="eastAsia"/>
+        </w:rPr>
+        <w:t>실행중인 컨테이너 확인</w:t>
+      </w:r>
+    </w:p>
+    <w:p>
+      <w:r>
+        <w:rPr>
+          <w:rFonts w:hint="eastAsia"/>
+        </w:rPr>
+        <w:t>s</w:t>
+      </w:r>
+      <w:r>
+        <w:t>udo docker ps</w:t>
+      </w:r>
+    </w:p>
+    <w:p>
+      <w:r>
+        <w:rPr>
+          <w:noProof/>
+        </w:rPr>
+        <w:drawing>
+          <wp:inline distT="0" distB="0" distL="0" distR="0" wp14:anchorId="7F674A0F" wp14:editId="0EDB43F1">
+            <wp:extent cx="5731510" cy="582930"/>
+            <wp:effectExtent l="0" t="0" r="2540" b="7620"/>
+            <wp:docPr id="1300664223" name="그림 1"/>
+            <wp:cNvGraphicFramePr>
+              <a:graphicFrameLocks xmlns:a="http://schemas.openxmlformats.org/drawingml/2006/main" noChangeAspect="1"/>
+            </wp:cNvGraphicFramePr>
+            <a:graphic xmlns:a="http://schemas.openxmlformats.org/drawingml/2006/main">
+              <a:graphicData uri="http://schemas.openxmlformats.org/drawingml/2006/picture">
+                <pic:pic xmlns:pic="http://schemas.openxmlformats.org/drawingml/2006/picture">
+                  <pic:nvPicPr>
+                    <pic:cNvPr id="1300664223" name=""/>
+                    <pic:cNvPicPr/>
+                  </pic:nvPicPr>
+                  <pic:blipFill>
+                    <a:blip r:embed="rId25"/>
+                    <a:stretch>
+                      <a:fillRect/>
+                    </a:stretch>
+                  </pic:blipFill>
+                  <pic:spPr>
+                    <a:xfrm>
+                      <a:off x="0" y="0"/>
+                      <a:ext cx="5731510" cy="582930"/>
+                    </a:xfrm>
+                    <a:prstGeom prst="rect">
+                      <a:avLst/>
+                    </a:prstGeom>
+                  </pic:spPr>
+                </pic:pic>
+              </a:graphicData>
+            </a:graphic>
+          </wp:inline>
+        </w:drawing>
+      </w:r>
+    </w:p>
+    <w:p>
+      <w:pPr>
+        <w:pStyle w:val="2"/>
+      </w:pPr>
+      <w:r>
+        <w:rPr>
+          <w:rFonts w:hint="eastAsia"/>
+        </w:rPr>
+        <w:t>모든 컨테이너 확인</w:t>
+      </w:r>
+    </w:p>
+    <w:p>
+      <w:r>
+        <w:rPr>
+          <w:rFonts w:hint="eastAsia"/>
+        </w:rPr>
+        <w:t>s</w:t>
+      </w:r>
+      <w:r>
+        <w:t>udo docker ps -a</w:t>
+      </w:r>
+    </w:p>
+    <w:p>
+      <w:r>
+        <w:rPr>
+          <w:noProof/>
+        </w:rPr>
+        <w:drawing>
+          <wp:inline distT="0" distB="0" distL="0" distR="0" wp14:anchorId="1688CE4F" wp14:editId="0BB819B4">
+            <wp:extent cx="5731510" cy="591185"/>
+            <wp:effectExtent l="0" t="0" r="2540" b="0"/>
+            <wp:docPr id="1025927406" name="그림 1"/>
+            <wp:cNvGraphicFramePr>
+              <a:graphicFrameLocks xmlns:a="http://schemas.openxmlformats.org/drawingml/2006/main" noChangeAspect="1"/>
+            </wp:cNvGraphicFramePr>
+            <a:graphic xmlns:a="http://schemas.openxmlformats.org/drawingml/2006/main">
+              <a:graphicData uri="http://schemas.openxmlformats.org/drawingml/2006/picture">
+                <pic:pic xmlns:pic="http://schemas.openxmlformats.org/drawingml/2006/picture">
+                  <pic:nvPicPr>
+                    <pic:cNvPr id="1025927406" name=""/>
+                    <pic:cNvPicPr/>
+                  </pic:nvPicPr>
+                  <pic:blipFill>
+                    <a:blip r:embed="rId26"/>
+                    <a:stretch>
+                      <a:fillRect/>
+                    </a:stretch>
+                  </pic:blipFill>
+                  <pic:spPr>
+                    <a:xfrm>
+                      <a:off x="0" y="0"/>
+                      <a:ext cx="5731510" cy="591185"/>
+                    </a:xfrm>
+                    <a:prstGeom prst="rect">
+                      <a:avLst/>
+                    </a:prstGeom>
+                  </pic:spPr>
+                </pic:pic>
+              </a:graphicData>
+            </a:graphic>
+          </wp:inline>
+        </w:drawing>
+      </w:r>
+    </w:p>
+    <w:p>
+      <w:pPr>
+        <w:pStyle w:val="2"/>
+      </w:pPr>
+      <w:r>
+        <w:rPr>
+          <w:rFonts w:hint="eastAsia"/>
+        </w:rPr>
+        <w:t>컨테이너 실행</w:t>
+      </w:r>
+    </w:p>
+    <w:p>
+      <w:r>
+        <w:rPr>
+          <w:rFonts w:ascii="Arial" w:hAnsi="Arial" w:cs="Arial"/>
+          <w:color w:val="333333"/>
+        </w:rPr>
+        <w:t>sudo docker start [</w:t>
+      </w:r>
+      <w:r>
+        <w:rPr>
+          <w:rFonts w:ascii="Arial" w:hAnsi="Arial" w:cs="Arial"/>
+          <w:color w:val="333333"/>
+        </w:rPr>
+        <w:t>컨테이너명</w:t>
+      </w:r>
+      <w:r>
+        <w:rPr>
+          <w:rFonts w:ascii="Arial" w:hAnsi="Arial" w:cs="Arial"/>
+          <w:color w:val="333333"/>
+        </w:rPr>
+        <w:t>]</w:t>
+      </w:r>
+    </w:p>
+    <w:p>
+      <w:r>
+        <w:rPr>
+          <w:noProof/>
+        </w:rPr>
+        <w:lastRenderedPageBreak/>
+        <w:drawing>
+          <wp:inline distT="0" distB="0" distL="0" distR="0" wp14:anchorId="0A6777B7" wp14:editId="0A75DA34">
+            <wp:extent cx="5731510" cy="967740"/>
+            <wp:effectExtent l="0" t="0" r="2540" b="3810"/>
+            <wp:docPr id="206047352" name="그림 1"/>
+            <wp:cNvGraphicFramePr>
+              <a:graphicFrameLocks xmlns:a="http://schemas.openxmlformats.org/drawingml/2006/main" noChangeAspect="1"/>
+            </wp:cNvGraphicFramePr>
+            <a:graphic xmlns:a="http://schemas.openxmlformats.org/drawingml/2006/main">
+              <a:graphicData uri="http://schemas.openxmlformats.org/drawingml/2006/picture">
+                <pic:pic xmlns:pic="http://schemas.openxmlformats.org/drawingml/2006/picture">
+                  <pic:nvPicPr>
+                    <pic:cNvPr id="206047352" name=""/>
+                    <pic:cNvPicPr/>
+                  </pic:nvPicPr>
+                  <pic:blipFill>
+                    <a:blip r:embed="rId27"/>
+                    <a:stretch>
+                      <a:fillRect/>
+                    </a:stretch>
+                  </pic:blipFill>
+                  <pic:spPr>
+                    <a:xfrm>
+                      <a:off x="0" y="0"/>
+                      <a:ext cx="5731510" cy="967740"/>
+                    </a:xfrm>
+                    <a:prstGeom prst="rect">
+                      <a:avLst/>
+                    </a:prstGeom>
+                  </pic:spPr>
+                </pic:pic>
+              </a:graphicData>
+            </a:graphic>
+          </wp:inline>
+        </w:drawing>
+      </w:r>
+    </w:p>
+    <w:p>
+      <w:r>
+        <w:rPr>
+          <w:rFonts w:hint="eastAsia"/>
+        </w:rPr>
+        <w:t xml:space="preserve">실행 후 </w:t>
+      </w:r>
+      <w:r>
+        <w:t>ps</w:t>
+      </w:r>
+      <w:r>
+        <w:rPr>
+          <w:rFonts w:hint="eastAsia"/>
+        </w:rPr>
+        <w:t>를 해보면 실행중인 것을 확인할 수 있다.</w:t>
+      </w:r>
+    </w:p>
+    <w:p>
+      <w:r>
+        <w:rPr>
+          <w:noProof/>
+        </w:rPr>
+        <w:drawing>
+          <wp:inline distT="0" distB="0" distL="0" distR="0" wp14:anchorId="55A054C7" wp14:editId="0721EABC">
+            <wp:extent cx="5731510" cy="1971040"/>
+            <wp:effectExtent l="0" t="0" r="2540" b="0"/>
+            <wp:docPr id="780694490" name="그림 1"/>
+            <wp:cNvGraphicFramePr>
+              <a:graphicFrameLocks xmlns:a="http://schemas.openxmlformats.org/drawingml/2006/main" noChangeAspect="1"/>
+            </wp:cNvGraphicFramePr>
+            <a:graphic xmlns:a="http://schemas.openxmlformats.org/drawingml/2006/main">
+              <a:graphicData uri="http://schemas.openxmlformats.org/drawingml/2006/picture">
+                <pic:pic xmlns:pic="http://schemas.openxmlformats.org/drawingml/2006/picture">
+                  <pic:nvPicPr>
+                    <pic:cNvPr id="780694490" name=""/>
+                    <pic:cNvPicPr/>
+                  </pic:nvPicPr>
+                  <pic:blipFill>
+                    <a:blip r:embed="rId28"/>
+                    <a:stretch>
+                      <a:fillRect/>
+                    </a:stretch>
+                  </pic:blipFill>
+                  <pic:spPr>
+                    <a:xfrm>
+                      <a:off x="0" y="0"/>
+                      <a:ext cx="5731510" cy="1971040"/>
+                    </a:xfrm>
+                    <a:prstGeom prst="rect">
+                      <a:avLst/>
+                    </a:prstGeom>
+                  </pic:spPr>
+                </pic:pic>
+              </a:graphicData>
+            </a:graphic>
+          </wp:inline>
+        </w:drawing>
+      </w:r>
+    </w:p>
+    <w:p>
+      <w:pPr>
+        <w:pStyle w:val="2"/>
+      </w:pPr>
+      <w:r>
+        <w:rPr>
+          <w:rFonts w:hint="eastAsia"/>
+        </w:rPr>
+        <w:t>컨테이너 중지</w:t>
+      </w:r>
+    </w:p>
+    <w:p>
+      <w:r>
+        <w:rPr>
+          <w:rFonts w:hint="eastAsia"/>
+        </w:rPr>
+        <w:t>s</w:t>
+      </w:r>
+      <w:r>
+        <w:t xml:space="preserve">udo docker stop [container id </w:t>
+      </w:r>
+      <w:r>
+        <w:rPr>
+          <w:rFonts w:hint="eastAsia"/>
+        </w:rPr>
+        <w:t xml:space="preserve">혹은 </w:t>
+      </w:r>
+      <w:r>
+        <w:t>name</w:t>
+      </w:r>
+      <w:r>
+        <w:rPr>
+          <w:rFonts w:hint="eastAsia"/>
+        </w:rPr>
+        <w:t>s</w:t>
+      </w:r>
+      <w:r>
+        <w:t>]</w:t>
+      </w:r>
+    </w:p>
+    <w:p>
+      <w:r>
+        <w:rPr>
+          <w:noProof/>
+        </w:rPr>
+        <w:drawing>
+          <wp:inline distT="0" distB="0" distL="0" distR="0" wp14:anchorId="2D530063" wp14:editId="73C8D35C">
+            <wp:extent cx="5731510" cy="1062990"/>
+            <wp:effectExtent l="0" t="0" r="2540" b="3810"/>
+            <wp:docPr id="512502398" name="그림 1"/>
+            <wp:cNvGraphicFramePr>
+              <a:graphicFrameLocks xmlns:a="http://schemas.openxmlformats.org/drawingml/2006/main" noChangeAspect="1"/>
+            </wp:cNvGraphicFramePr>
+            <a:graphic xmlns:a="http://schemas.openxmlformats.org/drawingml/2006/main">
+              <a:graphicData uri="http://schemas.openxmlformats.org/drawingml/2006/picture">
+                <pic:pic xmlns:pic="http://schemas.openxmlformats.org/drawingml/2006/picture">
+                  <pic:nvPicPr>
+                    <pic:cNvPr id="512502398" name=""/>
+                    <pic:cNvPicPr/>
+                  </pic:nvPicPr>
+                  <pic:blipFill>
+                    <a:blip r:embed="rId29"/>
+                    <a:stretch>
+                      <a:fillRect/>
+                    </a:stretch>
+                  </pic:blipFill>
+                  <pic:spPr>
+                    <a:xfrm>
+                      <a:off x="0" y="0"/>
+                      <a:ext cx="5731510" cy="1062990"/>
+                    </a:xfrm>
+                    <a:prstGeom prst="rect">
+                      <a:avLst/>
+                    </a:prstGeom>
+                  </pic:spPr>
+                </pic:pic>
+              </a:graphicData>
+            </a:graphic>
+          </wp:inline>
+        </w:drawing>
+      </w:r>
+    </w:p>
+    <w:p>
+      <w:pPr>
+        <w:pStyle w:val="2"/>
+      </w:pPr>
+      <w:r>
+        <w:rPr>
+          <w:rFonts w:hint="eastAsia"/>
+        </w:rPr>
+        <w:t>컨테이너 삭제</w:t>
+      </w:r>
+    </w:p>
+    <w:p>
+      <w:r>
+        <w:t xml:space="preserve">sudo docker rm [container id </w:t>
+      </w:r>
+      <w:r>
+        <w:rPr>
+          <w:rFonts w:hint="eastAsia"/>
+        </w:rPr>
+        <w:t xml:space="preserve">혹은 </w:t>
+      </w:r>
+      <w:r>
+        <w:t>name</w:t>
+      </w:r>
+      <w:r>
+        <w:t>s</w:t>
+      </w:r>
+      <w:r>
+        <w:t>]</w:t>
+      </w:r>
+    </w:p>
+    <w:p>
+      <w:r>
+        <w:rPr>
+          <w:noProof/>
+        </w:rPr>
+        <w:drawing>
+          <wp:inline distT="0" distB="0" distL="0" distR="0" wp14:anchorId="2AA078CB" wp14:editId="059C0A01">
+            <wp:extent cx="5731510" cy="831215"/>
+            <wp:effectExtent l="0" t="0" r="2540" b="6985"/>
+            <wp:docPr id="1961019106" name="그림 1"/>
+            <wp:cNvGraphicFramePr>
+              <a:graphicFrameLocks xmlns:a="http://schemas.openxmlformats.org/drawingml/2006/main" noChangeAspect="1"/>
+            </wp:cNvGraphicFramePr>
+            <a:graphic xmlns:a="http://schemas.openxmlformats.org/drawingml/2006/main">
+              <a:graphicData uri="http://schemas.openxmlformats.org/drawingml/2006/picture">
+                <pic:pic xmlns:pic="http://schemas.openxmlformats.org/drawingml/2006/picture">
+                  <pic:nvPicPr>
+                    <pic:cNvPr id="1961019106" name=""/>
+                    <pic:cNvPicPr/>
+                  </pic:nvPicPr>
+                  <pic:blipFill>
+                    <a:blip r:embed="rId30"/>
+                    <a:stretch>
+                      <a:fillRect/>
+                    </a:stretch>
+                  </pic:blipFill>
+                  <pic:spPr>
+                    <a:xfrm>
+                      <a:off x="0" y="0"/>
+                      <a:ext cx="5731510" cy="831215"/>
+                    </a:xfrm>
+                    <a:prstGeom prst="rect">
+                      <a:avLst/>
+                    </a:prstGeom>
+                  </pic:spPr>
+                </pic:pic>
+              </a:graphicData>
+            </a:graphic>
+          </wp:inline>
+        </w:drawing>
+      </w:r>
+    </w:p>
+    <w:p>
+      <w:pPr>
+        <w:pStyle w:val="2"/>
+      </w:pPr>
+      <w:r>
+        <w:rPr>
+          <w:rFonts w:hint="eastAsia"/>
+        </w:rPr>
+        <w:t>도커 이미지 삭제</w:t>
+      </w:r>
+    </w:p>
+    <w:p>
+      <w:r>
+        <w:rPr>
+          <w:rFonts w:hint="eastAsia"/>
+        </w:rPr>
+        <w:t>s</w:t>
+      </w:r>
+      <w:r>
+        <w:t xml:space="preserve">udo docker rmi </w:t>
+      </w:r>
+      <w:r>
+        <w:t>[</w:t>
+      </w:r>
+      <w:r>
+        <w:rPr>
+          <w:rFonts w:hint="eastAsia"/>
+        </w:rPr>
+        <w:t>이미지명]</w:t>
+      </w:r>
+    </w:p>
+    <w:p>
+      <w:r>
+        <w:rPr>
+          <w:rFonts w:hint="eastAsia"/>
+        </w:rPr>
+        <w:t>-f</w:t>
+      </w:r>
+      <w:r>
+        <w:t xml:space="preserve"> : </w:t>
+      </w:r>
+      <w:r>
+        <w:rPr>
+          <w:rFonts w:hint="eastAsia"/>
+        </w:rPr>
+        <w:t>컨테이너가 존재해도 무시하고 삭제</w:t>
+      </w:r>
+    </w:p>
+    <w:p>
+      <w:r>
+        <w:rPr>
+          <w:noProof/>
+        </w:rPr>
+        <w:lastRenderedPageBreak/>
+        <w:drawing>
+          <wp:inline distT="0" distB="0" distL="0" distR="0" wp14:anchorId="33C620C3" wp14:editId="2546BEE1">
+            <wp:extent cx="5731510" cy="1513840"/>
+            <wp:effectExtent l="0" t="0" r="2540" b="0"/>
+            <wp:docPr id="2127990759" name="그림 1"/>
+            <wp:cNvGraphicFramePr>
+              <a:graphicFrameLocks xmlns:a="http://schemas.openxmlformats.org/drawingml/2006/main" noChangeAspect="1"/>
+            </wp:cNvGraphicFramePr>
+            <a:graphic xmlns:a="http://schemas.openxmlformats.org/drawingml/2006/main">
+              <a:graphicData uri="http://schemas.openxmlformats.org/drawingml/2006/picture">
+                <pic:pic xmlns:pic="http://schemas.openxmlformats.org/drawingml/2006/picture">
+                  <pic:nvPicPr>
+                    <pic:cNvPr id="2127990759" name=""/>
+                    <pic:cNvPicPr/>
+                  </pic:nvPicPr>
+                  <pic:blipFill>
+                    <a:blip r:embed="rId31"/>
+                    <a:stretch>
+                      <a:fillRect/>
+                    </a:stretch>
+                  </pic:blipFill>
+                  <pic:spPr>
+                    <a:xfrm>
+                      <a:off x="0" y="0"/>
+                      <a:ext cx="5731510" cy="1513840"/>
+                    </a:xfrm>
+                    <a:prstGeom prst="rect">
+                      <a:avLst/>
+                    </a:prstGeom>
+                  </pic:spPr>
+                </pic:pic>
+              </a:graphicData>
+            </a:graphic>
+          </wp:inline>
+        </w:drawing>
+      </w:r>
+    </w:p>
+    <w:p>
+      <w:pPr>
+        <w:pBdr>
+          <w:bottom w:val="single" w:sz="6" w:space="1" w:color="auto"/>
+        </w:pBdr>
       </w:pPr>
     </w:p>
     <w:p/>
+    <w:p>
+      <w:pPr>
+        <w:pStyle w:val="1"/>
+      </w:pPr>
+      <w:r>
+        <w:rPr>
+          <w:rFonts w:hint="eastAsia"/>
+        </w:rPr>
+        <w:t>이미지 비밀 레이어</w:t>
+      </w:r>
+    </w:p>
+    <w:p>
+      <w:r>
+        <w:rPr>
+          <w:noProof/>
+        </w:rPr>
+        <w:drawing>
+          <wp:inline distT="0" distB="0" distL="0" distR="0" wp14:anchorId="109ACC7F" wp14:editId="74E815E0">
+            <wp:extent cx="5731510" cy="2003425"/>
+            <wp:effectExtent l="0" t="0" r="2540" b="0"/>
+            <wp:docPr id="365702154" name="그림 1"/>
+            <wp:cNvGraphicFramePr>
+              <a:graphicFrameLocks xmlns:a="http://schemas.openxmlformats.org/drawingml/2006/main" noChangeAspect="1"/>
+            </wp:cNvGraphicFramePr>
+            <a:graphic xmlns:a="http://schemas.openxmlformats.org/drawingml/2006/main">
+              <a:graphicData uri="http://schemas.openxmlformats.org/drawingml/2006/picture">
+                <pic:pic xmlns:pic="http://schemas.openxmlformats.org/drawingml/2006/picture">
+                  <pic:nvPicPr>
+                    <pic:cNvPr id="0" name="Picture 1"/>
+                    <pic:cNvPicPr>
+                      <a:picLocks noChangeAspect="1" noChangeArrowheads="1"/>
+                    </pic:cNvPicPr>
+                  </pic:nvPicPr>
+                  <pic:blipFill>
+                    <a:blip r:embed="rId32">
+                      <a:extLst>
+                        <a:ext uri="{28A0092B-C50C-407E-A947-70E740481C1C}">
+                          <a14:useLocalDpi xmlns:a14="http://schemas.microsoft.com/office/drawing/2010/main" val="0"/>
+                        </a:ext>
+                      </a:extLst>
+                    </a:blip>
+                    <a:srcRect/>
+                    <a:stretch>
+                      <a:fillRect/>
+                    </a:stretch>
+                  </pic:blipFill>
+                  <pic:spPr bwMode="auto">
+                    <a:xfrm>
+                      <a:off x="0" y="0"/>
+                      <a:ext cx="5731510" cy="2003425"/>
+                    </a:xfrm>
+                    <a:prstGeom prst="rect">
+                      <a:avLst/>
+                    </a:prstGeom>
+                    <a:noFill/>
+                    <a:ln>
+                      <a:noFill/>
+                    </a:ln>
+                  </pic:spPr>
+                </pic:pic>
+              </a:graphicData>
+            </a:graphic>
+          </wp:inline>
+        </w:drawing>
+      </w:r>
+    </w:p>
+    <w:p>
+      <w:pPr>
+        <w:jc w:val="right"/>
+      </w:pPr>
+      <w:r>
+        <w:rPr>
+          <w:rFonts w:hint="eastAsia"/>
+        </w:rPr>
+        <w:t>출처:</w:t>
+      </w:r>
+      <w:r>
+        <w:t xml:space="preserve"> </w:t>
+      </w:r>
+      <w:r>
+        <w:rPr>
+          <w:rFonts w:hint="eastAsia"/>
+        </w:rPr>
+        <w:t>강의</w:t>
+      </w:r>
+    </w:p>
+    <w:p>
+      <w:r>
+        <w:rPr>
+          <w:rFonts w:hint="eastAsia"/>
+        </w:rPr>
+        <w:t>왼쪽:</w:t>
+      </w:r>
+      <w:r>
+        <w:t xml:space="preserve"> </w:t>
+      </w:r>
+      <w:r>
+        <w:rPr>
+          <w:rFonts w:hint="eastAsia"/>
+        </w:rPr>
+        <w:t xml:space="preserve">이미지 </w:t>
+      </w:r>
+      <w:r>
+        <w:t>A</w:t>
+      </w:r>
+      <w:r>
+        <w:rPr>
+          <w:rFonts w:hint="eastAsia"/>
+        </w:rPr>
+        <w:t xml:space="preserve">를 지운다 하더라도 이미지 </w:t>
+      </w:r>
+      <w:r>
+        <w:t>B</w:t>
+      </w:r>
+      <w:r>
+        <w:rPr>
+          <w:rFonts w:hint="eastAsia"/>
+        </w:rPr>
+        <w:t xml:space="preserve">에서 레이어 </w:t>
+      </w:r>
+      <w:r>
+        <w:t>A, B, C</w:t>
+      </w:r>
+      <w:r>
+        <w:rPr>
+          <w:rFonts w:hint="eastAsia"/>
+        </w:rPr>
+        <w:t>를 사용하고 있기 때문에 지워지지 않는다.</w:t>
+      </w:r>
+    </w:p>
+    <w:p>
+      <w:r>
+        <w:rPr>
+          <w:rFonts w:hint="eastAsia"/>
+        </w:rPr>
+        <w:t>오른쪽:</w:t>
+      </w:r>
+      <w:r>
+        <w:t xml:space="preserve"> </w:t>
+      </w:r>
+      <w:r>
+        <w:rPr>
+          <w:rFonts w:hint="eastAsia"/>
+        </w:rPr>
+        <w:t xml:space="preserve">이미 존재하는 레이어 </w:t>
+      </w:r>
+      <w:r>
+        <w:t>A, B</w:t>
+      </w:r>
+      <w:r>
+        <w:rPr>
+          <w:rFonts w:hint="eastAsia"/>
+        </w:rPr>
+        <w:t>는 새로 다운로드 받을 필요가 없다.</w:t>
+      </w:r>
+    </w:p>
+    <w:p>
+      <w:pPr>
+        <w:pStyle w:val="2"/>
+      </w:pPr>
+      <w:r>
+        <w:rPr>
+          <w:rFonts w:hint="eastAsia"/>
+        </w:rPr>
+        <w:t>도커 이미지 정보 확인</w:t>
+      </w:r>
+    </w:p>
+    <w:p>
+      <w:r>
+        <w:rPr>
+          <w:rFonts w:hint="eastAsia"/>
+        </w:rPr>
+        <w:t>s</w:t>
+      </w:r>
+      <w:r>
+        <w:t>udo docker pull nginx</w:t>
+      </w:r>
+    </w:p>
+    <w:p>
+      <w:r>
+        <w:rPr>
+          <w:rFonts w:hint="eastAsia"/>
+        </w:rPr>
+        <w:t>s</w:t>
+      </w:r>
+      <w:r>
+        <w:t>udo docker inspect nginx</w:t>
+      </w:r>
+    </w:p>
+    <w:p>
+      <w:r>
+        <w:rPr>
+          <w:noProof/>
+        </w:rPr>
+        <w:lastRenderedPageBreak/>
+        <w:drawing>
+          <wp:inline distT="0" distB="0" distL="0" distR="0" wp14:anchorId="53FCEB05" wp14:editId="7CB4EA75">
+            <wp:extent cx="5731510" cy="2649855"/>
+            <wp:effectExtent l="0" t="0" r="2540" b="0"/>
+            <wp:docPr id="707876153" name="그림 1"/>
+            <wp:cNvGraphicFramePr>
+              <a:graphicFrameLocks xmlns:a="http://schemas.openxmlformats.org/drawingml/2006/main" noChangeAspect="1"/>
+            </wp:cNvGraphicFramePr>
+            <a:graphic xmlns:a="http://schemas.openxmlformats.org/drawingml/2006/main">
+              <a:graphicData uri="http://schemas.openxmlformats.org/drawingml/2006/picture">
+                <pic:pic xmlns:pic="http://schemas.openxmlformats.org/drawingml/2006/picture">
+                  <pic:nvPicPr>
+                    <pic:cNvPr id="707876153" name=""/>
+                    <pic:cNvPicPr/>
+                  </pic:nvPicPr>
+                  <pic:blipFill>
+                    <a:blip r:embed="rId33"/>
+                    <a:stretch>
+                      <a:fillRect/>
+                    </a:stretch>
+                  </pic:blipFill>
+                  <pic:spPr>
+                    <a:xfrm>
+                      <a:off x="0" y="0"/>
+                      <a:ext cx="5731510" cy="2649855"/>
+                    </a:xfrm>
+                    <a:prstGeom prst="rect">
+                      <a:avLst/>
+                    </a:prstGeom>
+                  </pic:spPr>
+                </pic:pic>
+              </a:graphicData>
+            </a:graphic>
+          </wp:inline>
+        </w:drawing>
+      </w:r>
+    </w:p>
+    <w:p>
+      <w:pPr>
+        <w:pStyle w:val="2"/>
+      </w:pPr>
+      <w:r>
+        <w:rPr>
+          <w:rFonts w:hint="eastAsia"/>
+        </w:rPr>
+        <w:t>도커 이미지 저장소 위치 확인</w:t>
+      </w:r>
+    </w:p>
+    <w:p>
+      <w:r>
+        <w:rPr>
+          <w:rFonts w:hint="eastAsia"/>
+        </w:rPr>
+        <w:t>s</w:t>
+      </w:r>
+      <w:r>
+        <w:t>udo docker info</w:t>
+      </w:r>
+    </w:p>
+    <w:p>
+      <w:r>
+        <w:rPr>
+          <w:noProof/>
+        </w:rPr>
+        <w:drawing>
+          <wp:inline distT="0" distB="0" distL="0" distR="0" wp14:anchorId="6A422C81" wp14:editId="07B23951">
+            <wp:extent cx="4925112" cy="819264"/>
+            <wp:effectExtent l="0" t="0" r="8890" b="0"/>
+            <wp:docPr id="1074266066" name="그림 1"/>
+            <wp:cNvGraphicFramePr>
+              <a:graphicFrameLocks xmlns:a="http://schemas.openxmlformats.org/drawingml/2006/main" noChangeAspect="1"/>
+            </wp:cNvGraphicFramePr>
+            <a:graphic xmlns:a="http://schemas.openxmlformats.org/drawingml/2006/main">
+              <a:graphicData uri="http://schemas.openxmlformats.org/drawingml/2006/picture">
+                <pic:pic xmlns:pic="http://schemas.openxmlformats.org/drawingml/2006/picture">
+                  <pic:nvPicPr>
+                    <pic:cNvPr id="1074266066" name=""/>
+                    <pic:cNvPicPr/>
+                  </pic:nvPicPr>
+                  <pic:blipFill>
+                    <a:blip r:embed="rId34"/>
+                    <a:stretch>
+                      <a:fillRect/>
+                    </a:stretch>
+                  </pic:blipFill>
+                  <pic:spPr>
+                    <a:xfrm>
+                      <a:off x="0" y="0"/>
+                      <a:ext cx="4925112" cy="819264"/>
+                    </a:xfrm>
+                    <a:prstGeom prst="rect">
+                      <a:avLst/>
+                    </a:prstGeom>
+                  </pic:spPr>
+                </pic:pic>
+              </a:graphicData>
+            </a:graphic>
+          </wp:inline>
+        </w:drawing>
+      </w:r>
+    </w:p>
+    <w:p>
+      <w:pPr>
+        <w:pStyle w:val="2"/>
+      </w:pPr>
+      <w:r>
+        <w:rPr>
+          <w:rFonts w:hint="eastAsia"/>
+        </w:rPr>
+        <w:t>레이어 저장소 확인</w:t>
+      </w:r>
+    </w:p>
+    <w:p>
+      <w:r>
+        <w:t>(</w:t>
+      </w:r>
+      <w:r>
+        <w:rPr>
+          <w:rFonts w:hint="eastAsia"/>
+        </w:rPr>
+        <w:t>관리자 권한중일 때</w:t>
+      </w:r>
+      <w:r>
+        <w:t>)</w:t>
+      </w:r>
+      <w:r>
+        <w:rPr>
+          <w:rFonts w:hint="eastAsia"/>
+        </w:rPr>
+        <w:t>c</w:t>
+      </w:r>
+      <w:r>
+        <w:t>d /var/lib/docker/overlay2 #ls</w:t>
+      </w:r>
+    </w:p>
+    <w:p>
+      <w:r>
+        <w:rPr>
+          <w:noProof/>
+        </w:rPr>
+        <w:drawing>
+          <wp:inline distT="0" distB="0" distL="0" distR="0" wp14:anchorId="30E3AA94" wp14:editId="0691D3E4">
+            <wp:extent cx="5731510" cy="1741805"/>
+            <wp:effectExtent l="0" t="0" r="2540" b="0"/>
+            <wp:docPr id="1616931526" name="그림 1"/>
+            <wp:cNvGraphicFramePr>
+              <a:graphicFrameLocks xmlns:a="http://schemas.openxmlformats.org/drawingml/2006/main" noChangeAspect="1"/>
+            </wp:cNvGraphicFramePr>
+            <a:graphic xmlns:a="http://schemas.openxmlformats.org/drawingml/2006/main">
+              <a:graphicData uri="http://schemas.openxmlformats.org/drawingml/2006/picture">
+                <pic:pic xmlns:pic="http://schemas.openxmlformats.org/drawingml/2006/picture">
+                  <pic:nvPicPr>
+                    <pic:cNvPr id="1616931526" name=""/>
+                    <pic:cNvPicPr/>
+                  </pic:nvPicPr>
+                  <pic:blipFill>
+                    <a:blip r:embed="rId35"/>
+                    <a:stretch>
+                      <a:fillRect/>
+                    </a:stretch>
+                  </pic:blipFill>
+                  <pic:spPr>
+                    <a:xfrm>
+                      <a:off x="0" y="0"/>
+                      <a:ext cx="5731510" cy="1741805"/>
+                    </a:xfrm>
+                    <a:prstGeom prst="rect">
+                      <a:avLst/>
+                    </a:prstGeom>
+                  </pic:spPr>
+                </pic:pic>
+              </a:graphicData>
+            </a:graphic>
+          </wp:inline>
+        </w:drawing>
+      </w:r>
+    </w:p>
+    <w:p>
+      <w:r>
+        <w:t xml:space="preserve">l # </w:t>
+      </w:r>
+      <w:r>
+        <w:rPr>
+          <w:rFonts w:hint="eastAsia"/>
+        </w:rPr>
+        <w:t>원본 레이어 저장</w:t>
+      </w:r>
+    </w:p>
+    <w:p>
+      <w:r>
+        <w:rPr>
+          <w:noProof/>
+        </w:rPr>
+        <w:drawing>
+          <wp:inline distT="0" distB="0" distL="0" distR="0" wp14:anchorId="1CBBA081" wp14:editId="633C2A6C">
+            <wp:extent cx="5731510" cy="819785"/>
+            <wp:effectExtent l="0" t="0" r="2540" b="0"/>
+            <wp:docPr id="639176267" name="그림 1"/>
+            <wp:cNvGraphicFramePr>
+              <a:graphicFrameLocks xmlns:a="http://schemas.openxmlformats.org/drawingml/2006/main" noChangeAspect="1"/>
+            </wp:cNvGraphicFramePr>
+            <a:graphic xmlns:a="http://schemas.openxmlformats.org/drawingml/2006/main">
+              <a:graphicData uri="http://schemas.openxmlformats.org/drawingml/2006/picture">
+                <pic:pic xmlns:pic="http://schemas.openxmlformats.org/drawingml/2006/picture">
+                  <pic:nvPicPr>
+                    <pic:cNvPr id="639176267" name=""/>
+                    <pic:cNvPicPr/>
+                  </pic:nvPicPr>
+                  <pic:blipFill>
+                    <a:blip r:embed="rId36"/>
+                    <a:stretch>
+                      <a:fillRect/>
+                    </a:stretch>
+                  </pic:blipFill>
+                  <pic:spPr>
+                    <a:xfrm>
+                      <a:off x="0" y="0"/>
+                      <a:ext cx="5731510" cy="819785"/>
+                    </a:xfrm>
+                    <a:prstGeom prst="rect">
+                      <a:avLst/>
+                    </a:prstGeom>
+                  </pic:spPr>
+                </pic:pic>
+              </a:graphicData>
+            </a:graphic>
+          </wp:inline>
+        </w:drawing>
+      </w:r>
+    </w:p>
+    <w:p>
+      <w:pPr>
+        <w:pStyle w:val="2"/>
+      </w:pPr>
+      <w:r>
+        <w:rPr>
+          <w:rFonts w:hint="eastAsia"/>
+        </w:rPr>
+        <w:lastRenderedPageBreak/>
+        <w:t>도커 용량 확인</w:t>
+      </w:r>
+      <w:r>
+        <w:rPr>
+          <w:rFonts w:hint="eastAsia"/>
+        </w:rPr>
+        <w:t xml:space="preserve"> </w:t>
+      </w:r>
+      <w:r>
+        <w:t>(</w:t>
+      </w:r>
+      <w:r>
+        <w:rPr>
+          <w:rFonts w:hint="eastAsia"/>
+        </w:rPr>
+        <w:t>d</w:t>
+      </w:r>
+      <w:r>
+        <w:t>u -sh)</w:t>
+      </w:r>
+    </w:p>
+    <w:p>
+      <w:r>
+        <w:rPr>
+          <w:rFonts w:hint="eastAsia"/>
+        </w:rPr>
+        <w:t>d</w:t>
+      </w:r>
+      <w:r>
+        <w:t xml:space="preserve">u -sh /var/lib/docker # </w:t>
+      </w:r>
+      <w:r>
+        <w:rPr>
+          <w:rFonts w:hint="eastAsia"/>
+        </w:rPr>
+        <w:t>도커가 설치된 환경 용량 확인</w:t>
+      </w:r>
+    </w:p>
+    <w:p>
+      <w:r>
+        <w:rPr>
+          <w:rFonts w:hint="eastAsia"/>
+        </w:rPr>
+        <w:t>d</w:t>
+      </w:r>
+      <w:r>
+        <w:t xml:space="preserve">u -sh /var/lib/docker/image # </w:t>
+      </w:r>
+      <w:r>
+        <w:rPr>
+          <w:rFonts w:hint="eastAsia"/>
+        </w:rPr>
+        <w:t>도커 이미지에 대한 정보 저장 디렉토리</w:t>
+      </w:r>
+    </w:p>
+    <w:p>
+      <w:r>
+        <w:rPr>
+          <w:rFonts w:hint="eastAsia"/>
+        </w:rPr>
+        <w:t>d</w:t>
+      </w:r>
+      <w:r>
+        <w:t xml:space="preserve">u -sh /var/lib/docker/overlay2 # </w:t>
+      </w:r>
+      <w:r>
+        <w:rPr>
+          <w:rFonts w:hint="eastAsia"/>
+        </w:rPr>
+        <w:t>도커 이미지의 파일 시스템이 사용되는 실제 디렉토리</w:t>
+      </w:r>
+    </w:p>
+    <w:p>
+      <w:r>
+        <w:rPr>
+          <w:rFonts w:hint="eastAsia"/>
+        </w:rPr>
+        <w:t>d</w:t>
+      </w:r>
+      <w:r>
+        <w:t xml:space="preserve">u -sh /var/lib/docker/containers # </w:t>
+      </w:r>
+      <w:r>
+        <w:rPr>
+          <w:rFonts w:hint="eastAsia"/>
+        </w:rPr>
+        <w:t>도커 컨테이너 정보 저장 디렉토리</w:t>
+      </w:r>
+    </w:p>
+    <w:p>
+      <w:r>
+        <w:rPr>
+          <w:noProof/>
+        </w:rPr>
+        <w:drawing>
+          <wp:inline distT="0" distB="0" distL="0" distR="0" wp14:anchorId="0A65381A" wp14:editId="46CDAAE7">
+            <wp:extent cx="5731510" cy="1329055"/>
+            <wp:effectExtent l="0" t="0" r="2540" b="4445"/>
+            <wp:docPr id="400870799" name="그림 1"/>
+            <wp:cNvGraphicFramePr>
+              <a:graphicFrameLocks xmlns:a="http://schemas.openxmlformats.org/drawingml/2006/main" noChangeAspect="1"/>
+            </wp:cNvGraphicFramePr>
+            <a:graphic xmlns:a="http://schemas.openxmlformats.org/drawingml/2006/main">
+              <a:graphicData uri="http://schemas.openxmlformats.org/drawingml/2006/picture">
+                <pic:pic xmlns:pic="http://schemas.openxmlformats.org/drawingml/2006/picture">
+                  <pic:nvPicPr>
+                    <pic:cNvPr id="400870799" name=""/>
+                    <pic:cNvPicPr/>
+                  </pic:nvPicPr>
+                  <pic:blipFill>
+                    <a:blip r:embed="rId37"/>
+                    <a:stretch>
+                      <a:fillRect/>
+                    </a:stretch>
+                  </pic:blipFill>
+                  <pic:spPr>
+                    <a:xfrm>
+                      <a:off x="0" y="0"/>
+                      <a:ext cx="5731510" cy="1329055"/>
+                    </a:xfrm>
+                    <a:prstGeom prst="rect">
+                      <a:avLst/>
+                    </a:prstGeom>
+                  </pic:spPr>
+                </pic:pic>
+              </a:graphicData>
+            </a:graphic>
+          </wp:inline>
+        </w:drawing>
+      </w:r>
+    </w:p>
+    <w:p>
+      <w:pPr>
+        <w:pBdr>
+          <w:bottom w:val="single" w:sz="6" w:space="1" w:color="auto"/>
+        </w:pBdr>
+      </w:pPr>
+    </w:p>
     <w:p/>
-    <w:p/>
+    <w:p>
+      <w:pPr>
+        <w:pStyle w:val="1"/>
+      </w:pPr>
+      <w:r>
+        <w:rPr>
+          <w:rFonts w:hint="eastAsia"/>
+        </w:rPr>
+        <w:t>도커</w:t>
+      </w:r>
+      <w:r>
+        <w:t xml:space="preserve"> </w:t>
+      </w:r>
+      <w:r>
+        <w:rPr>
+          <w:rFonts w:hint="eastAsia"/>
+        </w:rPr>
+        <w:t>유용한 명령어</w:t>
+      </w:r>
+    </w:p>
+    <w:p>
+      <w:pPr>
+        <w:pStyle w:val="2"/>
+      </w:pPr>
+      <w:r>
+        <w:rPr>
+          <w:rFonts w:hint="eastAsia"/>
+        </w:rPr>
+        <w:t>포트포워딩으로 실행하기</w:t>
+      </w:r>
+    </w:p>
+    <w:p>
+      <w:r>
+        <w:rPr>
+          <w:rFonts w:hint="eastAsia"/>
+        </w:rPr>
+        <w:t>s</w:t>
+      </w:r>
+      <w:r>
+        <w:t xml:space="preserve">udo docker run -d --name </w:t>
+      </w:r>
+      <w:r>
+        <w:t>[</w:t>
+      </w:r>
+      <w:r>
+        <w:rPr>
+          <w:rFonts w:hint="eastAsia"/>
+        </w:rPr>
+        <w:t>컨테이너 명]</w:t>
+      </w:r>
+      <w:r>
+        <w:t xml:space="preserve"> -p [</w:t>
+      </w:r>
+      <w:r>
+        <w:rPr>
+          <w:rFonts w:hint="eastAsia"/>
+        </w:rPr>
+        <w:t>포트 번호]</w:t>
+      </w:r>
+      <w:r>
+        <w:t xml:space="preserve"> [</w:t>
+      </w:r>
+      <w:r>
+        <w:rPr>
+          <w:rFonts w:hint="eastAsia"/>
+        </w:rPr>
+        <w:t>이미지 명]</w:t>
+      </w:r>
+    </w:p>
+    <w:p>
+      <w:r>
+        <w:rPr>
+          <w:noProof/>
+        </w:rPr>
+        <w:drawing>
+          <wp:inline distT="0" distB="0" distL="0" distR="0" wp14:anchorId="46F51701" wp14:editId="77CD32F8">
+            <wp:extent cx="5731510" cy="1783080"/>
+            <wp:effectExtent l="0" t="0" r="2540" b="7620"/>
+            <wp:docPr id="177544985" name="그림 1"/>
+            <wp:cNvGraphicFramePr>
+              <a:graphicFrameLocks xmlns:a="http://schemas.openxmlformats.org/drawingml/2006/main" noChangeAspect="1"/>
+            </wp:cNvGraphicFramePr>
+            <a:graphic xmlns:a="http://schemas.openxmlformats.org/drawingml/2006/main">
+              <a:graphicData uri="http://schemas.openxmlformats.org/drawingml/2006/picture">
+                <pic:pic xmlns:pic="http://schemas.openxmlformats.org/drawingml/2006/picture">
+                  <pic:nvPicPr>
+                    <pic:cNvPr id="177544985" name=""/>
+                    <pic:cNvPicPr/>
+                  </pic:nvPicPr>
+                  <pic:blipFill>
+                    <a:blip r:embed="rId38"/>
+                    <a:stretch>
+                      <a:fillRect/>
+                    </a:stretch>
+                  </pic:blipFill>
+                  <pic:spPr>
+                    <a:xfrm>
+                      <a:off x="0" y="0"/>
+                      <a:ext cx="5731510" cy="1783080"/>
+                    </a:xfrm>
+                    <a:prstGeom prst="rect">
+                      <a:avLst/>
+                    </a:prstGeom>
+                  </pic:spPr>
+                </pic:pic>
+              </a:graphicData>
+            </a:graphic>
+          </wp:inline>
+        </w:drawing>
+      </w:r>
+    </w:p>
+    <w:p>
+      <w:pPr>
+        <w:pStyle w:val="2"/>
+      </w:pPr>
+      <w:r>
+        <w:rPr>
+          <w:rFonts w:hint="eastAsia"/>
+        </w:rPr>
+        <w:t>컨테이너 내부 셸 실행하기</w:t>
+      </w:r>
+    </w:p>
+    <w:p>
+      <w:r>
+        <w:t xml:space="preserve">sudo docker exec -it </w:t>
+      </w:r>
+      <w:r>
+        <w:t>[</w:t>
+      </w:r>
+      <w:r>
+        <w:rPr>
+          <w:rFonts w:hint="eastAsia"/>
+        </w:rPr>
+        <w:t>컨테이너명]</w:t>
+      </w:r>
+      <w:r>
+        <w:t xml:space="preserve"> [</w:t>
+      </w:r>
+      <w:r>
+        <w:rPr>
+          <w:rFonts w:hint="eastAsia"/>
+        </w:rPr>
+        <w:t xml:space="preserve">실행할 </w:t>
+      </w:r>
+      <w:r>
+        <w:t xml:space="preserve">shell </w:t>
+      </w:r>
+      <w:r>
+        <w:rPr>
+          <w:rFonts w:hint="eastAsia"/>
+        </w:rPr>
+        <w:t>이름]</w:t>
+      </w:r>
+    </w:p>
+    <w:p>
+      <w:r>
+        <w:rPr>
+          <w:noProof/>
+        </w:rPr>
+        <w:drawing>
+          <wp:inline distT="0" distB="0" distL="0" distR="0" wp14:anchorId="12CB5910" wp14:editId="1E247170">
+            <wp:extent cx="5201376" cy="342948"/>
+            <wp:effectExtent l="0" t="0" r="0" b="0"/>
+            <wp:docPr id="638859410" name="그림 1"/>
+            <wp:cNvGraphicFramePr>
+              <a:graphicFrameLocks xmlns:a="http://schemas.openxmlformats.org/drawingml/2006/main" noChangeAspect="1"/>
+            </wp:cNvGraphicFramePr>
+            <a:graphic xmlns:a="http://schemas.openxmlformats.org/drawingml/2006/main">
+              <a:graphicData uri="http://schemas.openxmlformats.org/drawingml/2006/picture">
+                <pic:pic xmlns:pic="http://schemas.openxmlformats.org/drawingml/2006/picture">
+                  <pic:nvPicPr>
+                    <pic:cNvPr id="638859410" name=""/>
+                    <pic:cNvPicPr/>
+                  </pic:nvPicPr>
+                  <pic:blipFill>
+                    <a:blip r:embed="rId39"/>
+                    <a:stretch>
+                      <a:fillRect/>
+                    </a:stretch>
+                  </pic:blipFill>
+                  <pic:spPr>
+                    <a:xfrm>
+                      <a:off x="0" y="0"/>
+                      <a:ext cx="5201376" cy="342948"/>
+                    </a:xfrm>
+                    <a:prstGeom prst="rect">
+                      <a:avLst/>
+                    </a:prstGeom>
+                  </pic:spPr>
+                </pic:pic>
+              </a:graphicData>
+            </a:graphic>
+          </wp:inline>
+        </w:drawing>
+      </w:r>
+    </w:p>
+    <w:p>
+      <w:pPr>
+        <w:pStyle w:val="2"/>
+      </w:pPr>
+      <w:r>
+        <w:rPr>
+          <w:rFonts w:hint="eastAsia"/>
+        </w:rPr>
+        <w:t>컨테이너 로그 확인하기</w:t>
+      </w:r>
+    </w:p>
+    <w:p>
+      <w:r>
+        <w:t>sudo docker logs</w:t>
+      </w:r>
+    </w:p>
+    <w:p>
+      <w:r>
+        <w:rPr>
+          <w:noProof/>
+        </w:rPr>
+        <w:lastRenderedPageBreak/>
+        <w:drawing>
+          <wp:inline distT="0" distB="0" distL="0" distR="0" wp14:anchorId="75CB7E17" wp14:editId="3E4E13C9">
+            <wp:extent cx="5731510" cy="976630"/>
+            <wp:effectExtent l="0" t="0" r="2540" b="0"/>
+            <wp:docPr id="189736801" name="그림 1"/>
+            <wp:cNvGraphicFramePr>
+              <a:graphicFrameLocks xmlns:a="http://schemas.openxmlformats.org/drawingml/2006/main" noChangeAspect="1"/>
+            </wp:cNvGraphicFramePr>
+            <a:graphic xmlns:a="http://schemas.openxmlformats.org/drawingml/2006/main">
+              <a:graphicData uri="http://schemas.openxmlformats.org/drawingml/2006/picture">
+                <pic:pic xmlns:pic="http://schemas.openxmlformats.org/drawingml/2006/picture">
+                  <pic:nvPicPr>
+                    <pic:cNvPr id="189736801" name=""/>
+                    <pic:cNvPicPr/>
+                  </pic:nvPicPr>
+                  <pic:blipFill>
+                    <a:blip r:embed="rId40"/>
+                    <a:stretch>
+                      <a:fillRect/>
+                    </a:stretch>
+                  </pic:blipFill>
+                  <pic:spPr>
+                    <a:xfrm>
+                      <a:off x="0" y="0"/>
+                      <a:ext cx="5731510" cy="976630"/>
+                    </a:xfrm>
+                    <a:prstGeom prst="rect">
+                      <a:avLst/>
+                    </a:prstGeom>
+                  </pic:spPr>
+                </pic:pic>
+              </a:graphicData>
+            </a:graphic>
+          </wp:inline>
+        </w:drawing>
+      </w:r>
+    </w:p>
+    <w:p>
+      <w:pPr>
+        <w:pStyle w:val="2"/>
+      </w:pPr>
+      <w:r>
+        <w:rPr>
+          <w:rFonts w:hint="eastAsia"/>
+        </w:rPr>
+        <w:t>호스트 및 컨테이너 간 파일 복사하기</w:t>
+      </w:r>
+    </w:p>
+    <w:p>
+      <w:r>
+        <w:t>sudo docker cp &lt;path&gt; &lt;to container&gt;:&lt;path&gt;</w:t>
+      </w:r>
+    </w:p>
+    <w:p>
+      <w:r>
+        <w:rPr>
+          <w:noProof/>
+        </w:rPr>
+        <w:drawing>
+          <wp:inline distT="0" distB="0" distL="0" distR="0" wp14:anchorId="15B9756E" wp14:editId="06DABEE7">
+            <wp:extent cx="5477639" cy="838317"/>
+            <wp:effectExtent l="0" t="0" r="8890" b="0"/>
+            <wp:docPr id="708786249" name="그림 1"/>
+            <wp:cNvGraphicFramePr>
+              <a:graphicFrameLocks xmlns:a="http://schemas.openxmlformats.org/drawingml/2006/main" noChangeAspect="1"/>
+            </wp:cNvGraphicFramePr>
+            <a:graphic xmlns:a="http://schemas.openxmlformats.org/drawingml/2006/main">
+              <a:graphicData uri="http://schemas.openxmlformats.org/drawingml/2006/picture">
+                <pic:pic xmlns:pic="http://schemas.openxmlformats.org/drawingml/2006/picture">
+                  <pic:nvPicPr>
+                    <pic:cNvPr id="708786249" name=""/>
+                    <pic:cNvPicPr/>
+                  </pic:nvPicPr>
+                  <pic:blipFill>
+                    <a:blip r:embed="rId41"/>
+                    <a:stretch>
+                      <a:fillRect/>
+                    </a:stretch>
+                  </pic:blipFill>
+                  <pic:spPr>
+                    <a:xfrm>
+                      <a:off x="0" y="0"/>
+                      <a:ext cx="5477639" cy="838317"/>
+                    </a:xfrm>
+                    <a:prstGeom prst="rect">
+                      <a:avLst/>
+                    </a:prstGeom>
+                  </pic:spPr>
+                </pic:pic>
+              </a:graphicData>
+            </a:graphic>
+          </wp:inline>
+        </w:drawing>
+      </w:r>
+    </w:p>
+    <w:p>
+      <w:r>
+        <w:t>sudo docker cp &lt;from container&gt;:&lt;path&gt; &lt;path&gt;</w:t>
+      </w:r>
+    </w:p>
+    <w:p>
+      <w:r>
+        <w:rPr>
+          <w:noProof/>
+        </w:rPr>
+        <w:drawing>
+          <wp:inline distT="0" distB="0" distL="0" distR="0" wp14:anchorId="755E9A28" wp14:editId="494CF5AE">
+            <wp:extent cx="5458587" cy="695422"/>
+            <wp:effectExtent l="0" t="0" r="8890" b="9525"/>
+            <wp:docPr id="1247487109" name="그림 1"/>
+            <wp:cNvGraphicFramePr>
+              <a:graphicFrameLocks xmlns:a="http://schemas.openxmlformats.org/drawingml/2006/main" noChangeAspect="1"/>
+            </wp:cNvGraphicFramePr>
+            <a:graphic xmlns:a="http://schemas.openxmlformats.org/drawingml/2006/main">
+              <a:graphicData uri="http://schemas.openxmlformats.org/drawingml/2006/picture">
+                <pic:pic xmlns:pic="http://schemas.openxmlformats.org/drawingml/2006/picture">
+                  <pic:nvPicPr>
+                    <pic:cNvPr id="1247487109" name=""/>
+                    <pic:cNvPicPr/>
+                  </pic:nvPicPr>
+                  <pic:blipFill>
+                    <a:blip r:embed="rId42"/>
+                    <a:stretch>
+                      <a:fillRect/>
+                    </a:stretch>
+                  </pic:blipFill>
+                  <pic:spPr>
+                    <a:xfrm>
+                      <a:off x="0" y="0"/>
+                      <a:ext cx="5458587" cy="695422"/>
+                    </a:xfrm>
+                    <a:prstGeom prst="rect">
+                      <a:avLst/>
+                    </a:prstGeom>
+                  </pic:spPr>
+                </pic:pic>
+              </a:graphicData>
+            </a:graphic>
+          </wp:inline>
+        </w:drawing>
+      </w:r>
+    </w:p>
+    <w:p>
+      <w:pPr>
+        <w:pStyle w:val="2"/>
+      </w:pPr>
+      <w:r>
+        <w:rPr>
+          <w:rFonts w:hint="eastAsia"/>
+        </w:rPr>
+        <w:t>도커 컨테이너 모두 삭제하기</w:t>
+      </w:r>
+    </w:p>
+    <w:p>
+      <w:r>
+        <w:t>sudo docker stop `sudo docker ps -a -q`</w:t>
+      </w:r>
+    </w:p>
+    <w:p>
+      <w:r>
+        <w:rPr>
+          <w:rFonts w:hint="eastAsia"/>
+        </w:rPr>
+        <w:t>s</w:t>
+      </w:r>
+      <w:r>
+        <w:t>udo docker rm `sudo docker ps -a -q`</w:t>
+      </w:r>
+    </w:p>
+    <w:p>
+      <w:r>
+        <w:rPr>
+          <w:noProof/>
+        </w:rPr>
+        <w:drawing>
+          <wp:inline distT="0" distB="0" distL="0" distR="0" wp14:anchorId="4176D2C0" wp14:editId="067FF492">
+            <wp:extent cx="4896533" cy="695422"/>
+            <wp:effectExtent l="0" t="0" r="0" b="9525"/>
+            <wp:docPr id="375405300" name="그림 1"/>
+            <wp:cNvGraphicFramePr>
+              <a:graphicFrameLocks xmlns:a="http://schemas.openxmlformats.org/drawingml/2006/main" noChangeAspect="1"/>
+            </wp:cNvGraphicFramePr>
+            <a:graphic xmlns:a="http://schemas.openxmlformats.org/drawingml/2006/main">
+              <a:graphicData uri="http://schemas.openxmlformats.org/drawingml/2006/picture">
+                <pic:pic xmlns:pic="http://schemas.openxmlformats.org/drawingml/2006/picture">
+                  <pic:nvPicPr>
+                    <pic:cNvPr id="375405300" name=""/>
+                    <pic:cNvPicPr/>
+                  </pic:nvPicPr>
+                  <pic:blipFill>
+                    <a:blip r:embed="rId43"/>
+                    <a:stretch>
+                      <a:fillRect/>
+                    </a:stretch>
+                  </pic:blipFill>
+                  <pic:spPr>
+                    <a:xfrm>
+                      <a:off x="0" y="0"/>
+                      <a:ext cx="4896533" cy="695422"/>
+                    </a:xfrm>
+                    <a:prstGeom prst="rect">
+                      <a:avLst/>
+                    </a:prstGeom>
+                  </pic:spPr>
+                </pic:pic>
+              </a:graphicData>
+            </a:graphic>
+          </wp:inline>
+        </w:drawing>
+      </w:r>
+    </w:p>
+    <w:p>
+      <w:pPr>
+        <w:pStyle w:val="2"/>
+      </w:pPr>
+      <w:r>
+        <w:rPr>
+          <w:rFonts w:hint="eastAsia"/>
+        </w:rPr>
+        <w:t>임시 컨테이너 생성하기</w:t>
+      </w:r>
+    </w:p>
+    <w:p>
+      <w:pPr>
+        <w:rPr>
+          <w:rFonts w:ascii="Arial" w:hAnsi="Arial" w:cs="Arial"/>
+          <w:color w:val="333333"/>
+        </w:rPr>
+      </w:pPr>
+      <w:r>
+        <w:rPr>
+          <w:rFonts w:ascii="Arial" w:hAnsi="Arial" w:cs="Arial"/>
+          <w:color w:val="333333"/>
+        </w:rPr>
+        <w:t>sudo docker run -d --name [</w:t>
+      </w:r>
+      <w:r>
+        <w:rPr>
+          <w:rFonts w:ascii="Arial" w:hAnsi="Arial" w:cs="Arial"/>
+          <w:color w:val="333333"/>
+        </w:rPr>
+        <w:t>컨테이너명</w:t>
+      </w:r>
+      <w:r>
+        <w:rPr>
+          <w:rFonts w:ascii="Arial" w:hAnsi="Arial" w:cs="Arial"/>
+          <w:color w:val="333333"/>
+        </w:rPr>
+        <w:t>] -p 80:8080 --rm [</w:t>
+      </w:r>
+      <w:r>
+        <w:rPr>
+          <w:rFonts w:ascii="Arial" w:hAnsi="Arial" w:cs="Arial"/>
+          <w:color w:val="333333"/>
+        </w:rPr>
+        <w:t>이미지명</w:t>
+      </w:r>
+      <w:r>
+        <w:rPr>
+          <w:rFonts w:ascii="Arial" w:hAnsi="Arial" w:cs="Arial"/>
+          <w:color w:val="333333"/>
+        </w:rPr>
+        <w:t>]</w:t>
+      </w:r>
+    </w:p>
+    <w:p>
+      <w:r>
+        <w:rPr>
+          <w:rFonts w:hint="eastAsia"/>
+        </w:rPr>
+        <w:t>-</w:t>
+      </w:r>
+      <w:r>
+        <w:t xml:space="preserve">-rm </w:t>
+      </w:r>
+      <w:r>
+        <w:rPr>
+          <w:rFonts w:hint="eastAsia"/>
+        </w:rPr>
+        <w:t>명령어를 붙여 생성 시 멈추기만 해도 사라지는 것을 볼 수 있다.</w:t>
+      </w:r>
+    </w:p>
+    <w:p>
+      <w:r>
+        <w:rPr>
+          <w:noProof/>
+        </w:rPr>
+        <w:drawing>
+          <wp:inline distT="0" distB="0" distL="0" distR="0" wp14:anchorId="7C80A4DA" wp14:editId="18964D16">
+            <wp:extent cx="5731510" cy="1283970"/>
+            <wp:effectExtent l="0" t="0" r="2540" b="0"/>
+            <wp:docPr id="285588218" name="그림 1"/>
+            <wp:cNvGraphicFramePr>
+              <a:graphicFrameLocks xmlns:a="http://schemas.openxmlformats.org/drawingml/2006/main" noChangeAspect="1"/>
+            </wp:cNvGraphicFramePr>
+            <a:graphic xmlns:a="http://schemas.openxmlformats.org/drawingml/2006/main">
+              <a:graphicData uri="http://schemas.openxmlformats.org/drawingml/2006/picture">
+                <pic:pic xmlns:pic="http://schemas.openxmlformats.org/drawingml/2006/picture">
+                  <pic:nvPicPr>
+                    <pic:cNvPr id="285588218" name=""/>
+                    <pic:cNvPicPr/>
+                  </pic:nvPicPr>
+                  <pic:blipFill>
+                    <a:blip r:embed="rId44"/>
+                    <a:stretch>
+                      <a:fillRect/>
+                    </a:stretch>
+                  </pic:blipFill>
+                  <pic:spPr>
+                    <a:xfrm>
+                      <a:off x="0" y="0"/>
+                      <a:ext cx="5731510" cy="1283970"/>
+                    </a:xfrm>
+                    <a:prstGeom prst="rect">
+                      <a:avLst/>
+                    </a:prstGeom>
+                  </pic:spPr>
+                </pic:pic>
+              </a:graphicData>
+            </a:graphic>
+          </wp:inline>
+        </w:drawing>
+      </w:r>
+    </w:p>
+    <w:p>
+      <w:pPr>
+        <w:pStyle w:val="1"/>
+      </w:pPr>
+      <w:r>
+        <w:rPr>
+          <w:rFonts w:hint="eastAsia"/>
+        </w:rPr>
+        <w:lastRenderedPageBreak/>
+        <w:t xml:space="preserve">환경 변수를 사용해 </w:t>
+      </w:r>
+      <w:r>
+        <w:t xml:space="preserve">MySQL </w:t>
+      </w:r>
+      <w:r>
+        <w:rPr>
+          <w:rFonts w:hint="eastAsia"/>
+        </w:rPr>
+        <w:t>서비스 구축하기</w:t>
+      </w:r>
+    </w:p>
+    <w:p>
+      <w:pPr>
+        <w:pStyle w:val="2"/>
+      </w:pPr>
+      <w:r>
+        <w:rPr>
+          <w:rFonts w:hint="eastAsia"/>
+        </w:rPr>
+        <w:t>d</w:t>
+      </w:r>
+      <w:r>
+        <w:t>ocker hub</w:t>
+      </w:r>
+      <w:r>
+        <w:rPr>
+          <w:rFonts w:hint="eastAsia"/>
+        </w:rPr>
+        <w:t xml:space="preserve">에서 </w:t>
+      </w:r>
+      <w:r>
+        <w:t xml:space="preserve">mysql </w:t>
+      </w:r>
+      <w:r>
+        <w:rPr>
+          <w:rFonts w:hint="eastAsia"/>
+        </w:rPr>
+        <w:t>검색</w:t>
+      </w:r>
+    </w:p>
+    <w:p>
+      <w:r>
+        <w:drawing>
+          <wp:inline distT="0" distB="0" distL="0" distR="0" wp14:anchorId="22277EFE" wp14:editId="5053D279">
+            <wp:extent cx="5731510" cy="2407285"/>
+            <wp:effectExtent l="0" t="0" r="2540" b="0"/>
+            <wp:docPr id="1115125753" name="그림 1"/>
+            <wp:cNvGraphicFramePr>
+              <a:graphicFrameLocks xmlns:a="http://schemas.openxmlformats.org/drawingml/2006/main" noChangeAspect="1"/>
+            </wp:cNvGraphicFramePr>
+            <a:graphic xmlns:a="http://schemas.openxmlformats.org/drawingml/2006/main">
+              <a:graphicData uri="http://schemas.openxmlformats.org/drawingml/2006/picture">
+                <pic:pic xmlns:pic="http://schemas.openxmlformats.org/drawingml/2006/picture">
+                  <pic:nvPicPr>
+                    <pic:cNvPr id="1115125753" name=""/>
+                    <pic:cNvPicPr/>
+                  </pic:nvPicPr>
+                  <pic:blipFill>
+                    <a:blip r:embed="rId45"/>
+                    <a:stretch>
+                      <a:fillRect/>
+                    </a:stretch>
+                  </pic:blipFill>
+                  <pic:spPr>
+                    <a:xfrm>
+                      <a:off x="0" y="0"/>
+                      <a:ext cx="5731510" cy="2407285"/>
+                    </a:xfrm>
+                    <a:prstGeom prst="rect">
+                      <a:avLst/>
+                    </a:prstGeom>
+                  </pic:spPr>
+                </pic:pic>
+              </a:graphicData>
+            </a:graphic>
+          </wp:inline>
+        </w:drawing>
+      </w:r>
+    </w:p>
+    <w:p>
+      <w:pPr>
+        <w:pStyle w:val="2"/>
+        <w:rPr>
+          <w:rFonts w:hint="eastAsia"/>
+        </w:rPr>
+      </w:pPr>
+      <w:r>
+        <w:rPr>
+          <w:rFonts w:hint="eastAsia"/>
+        </w:rPr>
+        <w:t>환경 변수 사용해 데이터 전달하기</w:t>
+      </w:r>
+    </w:p>
+    <w:p>
+      <w:r>
+        <w:t xml:space="preserve">docker run -d --name nx -e env_name=test1234 </w:t>
+      </w:r>
+      <w:r>
+        <w:t>--</w:t>
+      </w:r>
+      <w:r>
+        <w:rPr>
+          <w:rFonts w:hint="eastAsia"/>
+        </w:rPr>
+        <w:t>r</w:t>
+      </w:r>
+      <w:r>
+        <w:t xml:space="preserve">m </w:t>
+      </w:r>
+      <w:r>
+        <w:t>nginx</w:t>
+      </w:r>
+    </w:p>
+    <w:p>
+      <w:r>
+        <w:drawing>
+          <wp:inline distT="0" distB="0" distL="0" distR="0" wp14:anchorId="6A04DE26" wp14:editId="2259EE7B">
+            <wp:extent cx="5731510" cy="2098675"/>
+            <wp:effectExtent l="0" t="0" r="2540" b="0"/>
+            <wp:docPr id="738290754" name="그림 1"/>
+            <wp:cNvGraphicFramePr>
+              <a:graphicFrameLocks xmlns:a="http://schemas.openxmlformats.org/drawingml/2006/main" noChangeAspect="1"/>
+            </wp:cNvGraphicFramePr>
+            <a:graphic xmlns:a="http://schemas.openxmlformats.org/drawingml/2006/main">
+              <a:graphicData uri="http://schemas.openxmlformats.org/drawingml/2006/picture">
+                <pic:pic xmlns:pic="http://schemas.openxmlformats.org/drawingml/2006/picture">
+                  <pic:nvPicPr>
+                    <pic:cNvPr id="738290754" name=""/>
+                    <pic:cNvPicPr/>
+                  </pic:nvPicPr>
+                  <pic:blipFill>
+                    <a:blip r:embed="rId46"/>
+                    <a:stretch>
+                      <a:fillRect/>
+                    </a:stretch>
+                  </pic:blipFill>
+                  <pic:spPr>
+                    <a:xfrm>
+                      <a:off x="0" y="0"/>
+                      <a:ext cx="5731510" cy="2098675"/>
+                    </a:xfrm>
+                    <a:prstGeom prst="rect">
+                      <a:avLst/>
+                    </a:prstGeom>
+                  </pic:spPr>
+                </pic:pic>
+              </a:graphicData>
+            </a:graphic>
+          </wp:inline>
+        </w:drawing>
+      </w:r>
+    </w:p>
+    <w:p>
+      <w:r>
+        <w:rPr>
+          <w:rFonts w:hint="eastAsia"/>
+        </w:rPr>
+        <w:t>p</w:t>
+      </w:r>
+      <w:r>
+        <w:t xml:space="preserve">rintenv = </w:t>
+      </w:r>
+      <w:r>
+        <w:rPr>
+          <w:rFonts w:hint="eastAsia"/>
+        </w:rPr>
+        <w:t>가지고 있는 환경</w:t>
+      </w:r>
+      <w:r>
+        <w:rPr>
+          <w:rFonts w:hint="eastAsia"/>
+        </w:rPr>
+        <w:t xml:space="preserve"> </w:t>
+      </w:r>
+      <w:r>
+        <w:rPr>
+          <w:rFonts w:hint="eastAsia"/>
+        </w:rPr>
+        <w:t>변수를 출력한다.</w:t>
+      </w:r>
+    </w:p>
+    <w:p>
+      <w:r>
+        <w:lastRenderedPageBreak/>
+        <w:drawing>
+          <wp:inline distT="0" distB="0" distL="0" distR="0" wp14:anchorId="766327C0" wp14:editId="69917A38">
+            <wp:extent cx="5731510" cy="2662555"/>
+            <wp:effectExtent l="0" t="0" r="2540" b="4445"/>
+            <wp:docPr id="249786325" name="그림 1"/>
+            <wp:cNvGraphicFramePr>
+              <a:graphicFrameLocks xmlns:a="http://schemas.openxmlformats.org/drawingml/2006/main" noChangeAspect="1"/>
+            </wp:cNvGraphicFramePr>
+            <a:graphic xmlns:a="http://schemas.openxmlformats.org/drawingml/2006/main">
+              <a:graphicData uri="http://schemas.openxmlformats.org/drawingml/2006/picture">
+                <pic:pic xmlns:pic="http://schemas.openxmlformats.org/drawingml/2006/picture">
+                  <pic:nvPicPr>
+                    <pic:cNvPr id="249786325" name=""/>
+                    <pic:cNvPicPr/>
+                  </pic:nvPicPr>
+                  <pic:blipFill>
+                    <a:blip r:embed="rId47"/>
+                    <a:stretch>
+                      <a:fillRect/>
+                    </a:stretch>
+                  </pic:blipFill>
+                  <pic:spPr>
+                    <a:xfrm>
+                      <a:off x="0" y="0"/>
+                      <a:ext cx="5731510" cy="2662555"/>
+                    </a:xfrm>
+                    <a:prstGeom prst="rect">
+                      <a:avLst/>
+                    </a:prstGeom>
+                  </pic:spPr>
+                </pic:pic>
+              </a:graphicData>
+            </a:graphic>
+          </wp:inline>
+        </w:drawing>
+      </w:r>
+    </w:p>
+    <w:p>
+      <w:pPr>
+        <w:pStyle w:val="2"/>
+        <w:rPr>
+          <w:rFonts w:hint="eastAsia"/>
+        </w:rPr>
+      </w:pPr>
+      <w:r>
+        <w:rPr>
+          <w:rFonts w:hint="eastAsia"/>
+        </w:rPr>
+        <w:t>M</w:t>
+      </w:r>
+      <w:r>
+        <w:t xml:space="preserve">ySQL </w:t>
+      </w:r>
+      <w:r>
+        <w:rPr>
+          <w:rFonts w:hint="eastAsia"/>
+        </w:rPr>
+        <w:t>서비스 구축해보기</w:t>
+      </w:r>
+    </w:p>
+    <w:p>
+      <w:r>
+        <w:t xml:space="preserve">docker run --name </w:t>
+      </w:r>
+      <w:r>
+        <w:t xml:space="preserve">ms </w:t>
+      </w:r>
+      <w:r>
+        <w:t>-e MYSQL_ROOT_PASSWORD=</w:t>
+      </w:r>
+      <w:r>
+        <w:t>’</w:t>
+      </w:r>
+      <w:r>
+        <w:t xml:space="preserve">!qhdkscjfwj@' -d </w:t>
+      </w:r>
+      <w:r>
+        <w:t xml:space="preserve">--rm </w:t>
+      </w:r>
+      <w:r>
+        <w:t>mysql</w:t>
+      </w:r>
+    </w:p>
+    <w:p>
+      <w:pPr>
+        <w:rPr>
+          <w:rFonts w:hint="eastAsia"/>
+        </w:rPr>
+      </w:pPr>
+      <w:r>
+        <w:drawing>
+          <wp:inline distT="0" distB="0" distL="0" distR="0" wp14:anchorId="52EB164B" wp14:editId="074DA946">
+            <wp:extent cx="5731510" cy="1667510"/>
+            <wp:effectExtent l="0" t="0" r="2540" b="8890"/>
+            <wp:docPr id="1572804643" name="그림 1"/>
+            <wp:cNvGraphicFramePr>
+              <a:graphicFrameLocks xmlns:a="http://schemas.openxmlformats.org/drawingml/2006/main" noChangeAspect="1"/>
+            </wp:cNvGraphicFramePr>
+            <a:graphic xmlns:a="http://schemas.openxmlformats.org/drawingml/2006/main">
+              <a:graphicData uri="http://schemas.openxmlformats.org/drawingml/2006/picture">
+                <pic:pic xmlns:pic="http://schemas.openxmlformats.org/drawingml/2006/picture">
+                  <pic:nvPicPr>
+                    <pic:cNvPr id="1572804643" name=""/>
+                    <pic:cNvPicPr/>
+                  </pic:nvPicPr>
+                  <pic:blipFill>
+                    <a:blip r:embed="rId48"/>
+                    <a:stretch>
+                      <a:fillRect/>
+                    </a:stretch>
+                  </pic:blipFill>
+                  <pic:spPr>
+                    <a:xfrm>
+                      <a:off x="0" y="0"/>
+                      <a:ext cx="5731510" cy="1667510"/>
+                    </a:xfrm>
+                    <a:prstGeom prst="rect">
+                      <a:avLst/>
+                    </a:prstGeom>
+                  </pic:spPr>
+                </pic:pic>
+              </a:graphicData>
+            </a:graphic>
+          </wp:inline>
+        </w:drawing>
+      </w:r>
+    </w:p>
+    <w:p>
+      <w:r>
+        <w:t xml:space="preserve">docker exec -it </w:t>
+      </w:r>
+      <w:r>
+        <w:t>ms</w:t>
+      </w:r>
+      <w:r>
+        <w:t xml:space="preserve"> mysql</w:t>
+      </w:r>
+      <w:r>
+        <w:t xml:space="preserve"> </w:t>
+      </w:r>
+      <w:r>
+        <w:t>-u root -p</w:t>
+      </w:r>
+    </w:p>
+    <w:p>
+      <w:r>
+        <w:drawing>
+          <wp:inline distT="0" distB="0" distL="0" distR="0" wp14:anchorId="14ABCCEB" wp14:editId="14C10D9A">
+            <wp:extent cx="5731510" cy="2030730"/>
+            <wp:effectExtent l="0" t="0" r="2540" b="7620"/>
+            <wp:docPr id="145292226" name="그림 1"/>
+            <wp:cNvGraphicFramePr>
+              <a:graphicFrameLocks xmlns:a="http://schemas.openxmlformats.org/drawingml/2006/main" noChangeAspect="1"/>
+            </wp:cNvGraphicFramePr>
+            <a:graphic xmlns:a="http://schemas.openxmlformats.org/drawingml/2006/main">
+              <a:graphicData uri="http://schemas.openxmlformats.org/drawingml/2006/picture">
+                <pic:pic xmlns:pic="http://schemas.openxmlformats.org/drawingml/2006/picture">
+                  <pic:nvPicPr>
+                    <pic:cNvPr id="145292226" name=""/>
+                    <pic:cNvPicPr/>
+                  </pic:nvPicPr>
+                  <pic:blipFill>
+                    <a:blip r:embed="rId49"/>
+                    <a:stretch>
+                      <a:fillRect/>
+                    </a:stretch>
+                  </pic:blipFill>
+                  <pic:spPr>
+                    <a:xfrm>
+                      <a:off x="0" y="0"/>
+                      <a:ext cx="5731510" cy="2030730"/>
+                    </a:xfrm>
+                    <a:prstGeom prst="rect">
+                      <a:avLst/>
+                    </a:prstGeom>
+                  </pic:spPr>
+                </pic:pic>
+              </a:graphicData>
+            </a:graphic>
+          </wp:inline>
+        </w:drawing>
+      </w:r>
+    </w:p>
+    <w:p>
+      <w:r>
+        <w:lastRenderedPageBreak/>
+        <w:drawing>
+          <wp:inline distT="0" distB="0" distL="0" distR="0" wp14:anchorId="3EC67435" wp14:editId="5E64EF8A">
+            <wp:extent cx="5363323" cy="1876687"/>
+            <wp:effectExtent l="0" t="0" r="0" b="9525"/>
+            <wp:docPr id="1030696320" name="그림 1"/>
+            <wp:cNvGraphicFramePr>
+              <a:graphicFrameLocks xmlns:a="http://schemas.openxmlformats.org/drawingml/2006/main" noChangeAspect="1"/>
+            </wp:cNvGraphicFramePr>
+            <a:graphic xmlns:a="http://schemas.openxmlformats.org/drawingml/2006/main">
+              <a:graphicData uri="http://schemas.openxmlformats.org/drawingml/2006/picture">
+                <pic:pic xmlns:pic="http://schemas.openxmlformats.org/drawingml/2006/picture">
+                  <pic:nvPicPr>
+                    <pic:cNvPr id="1030696320" name=""/>
+                    <pic:cNvPicPr/>
+                  </pic:nvPicPr>
+                  <pic:blipFill>
+                    <a:blip r:embed="rId50"/>
+                    <a:stretch>
+                      <a:fillRect/>
+                    </a:stretch>
+                  </pic:blipFill>
+                  <pic:spPr>
+                    <a:xfrm>
+                      <a:off x="0" y="0"/>
+                      <a:ext cx="5363323" cy="1876687"/>
+                    </a:xfrm>
+                    <a:prstGeom prst="rect">
+                      <a:avLst/>
+                    </a:prstGeom>
+                  </pic:spPr>
+                </pic:pic>
+              </a:graphicData>
+            </a:graphic>
+          </wp:inline>
+        </w:drawing>
+      </w:r>
+    </w:p>
     <w:p>
       <w:pPr>
         <w:rPr>
@@ -2212,6 +4322,7 @@
   <w:style w:type="character" w:default="1" w:styleId="a0">
     <w:name w:val="Default Paragraph Font"/>
     <w:uiPriority w:val="1"/>
+    <w:semiHidden/>
     <w:unhideWhenUsed/>
   </w:style>
   <w:style w:type="table" w:default="1" w:styleId="a1">

--- a/데브옵스를_위한_쿠버네티스_마스터_강의/section02.docx
+++ b/데브옵스를_위한_쿠버네티스_마스터_강의/section02.docx
@@ -23,11 +23,19 @@
       </w:r>
     </w:p>
     <w:p>
-      <w:r>
-        <w:rPr>
-          <w:rFonts w:hint="eastAsia"/>
-        </w:rPr>
-        <w:t>버츄얼 박스 다운로드:</w:t>
+      <w:proofErr w:type="spellStart"/>
+      <w:r>
+        <w:rPr>
+          <w:rFonts w:hint="eastAsia"/>
+        </w:rPr>
+        <w:t>버츄얼</w:t>
+      </w:r>
+      <w:proofErr w:type="spellEnd"/>
+      <w:r>
+        <w:rPr>
+          <w:rFonts w:hint="eastAsia"/>
+        </w:rPr>
+        <w:t xml:space="preserve"> 박스 다운로드:</w:t>
       </w:r>
       <w:r>
         <w:t xml:space="preserve"> </w:t>
@@ -67,11 +75,19 @@
           <w:bottom w:val="single" w:sz="6" w:space="1" w:color="auto"/>
         </w:pBdr>
       </w:pPr>
-      <w:r>
-        <w:rPr>
-          <w:rFonts w:hint="eastAsia"/>
-        </w:rPr>
-        <w:t>도커 실습 파일:</w:t>
+      <w:proofErr w:type="spellStart"/>
+      <w:r>
+        <w:rPr>
+          <w:rFonts w:hint="eastAsia"/>
+        </w:rPr>
+        <w:t>도커</w:t>
+      </w:r>
+      <w:proofErr w:type="spellEnd"/>
+      <w:r>
+        <w:rPr>
+          <w:rFonts w:hint="eastAsia"/>
+        </w:rPr>
+        <w:t xml:space="preserve"> 실습 파일:</w:t>
       </w:r>
       <w:r>
         <w:t xml:space="preserve"> </w:t>
@@ -194,6 +210,7 @@
       </w:r>
     </w:p>
     <w:p>
+      <w:proofErr w:type="spellStart"/>
       <w:r>
         <w:rPr>
           <w:rFonts w:hint="eastAsia"/>
@@ -202,16 +219,27 @@
         <w:t>s</w:t>
       </w:r>
       <w:r>
-        <w:t>udo -</w:t>
-      </w:r>
+        <w:t>udo</w:t>
+      </w:r>
+      <w:proofErr w:type="spellEnd"/>
+      <w:r>
+        <w:t xml:space="preserve"> -</w:t>
+      </w:r>
+      <w:proofErr w:type="spellStart"/>
+      <w:proofErr w:type="gramStart"/>
       <w:r>
         <w:rPr>
           <w:rFonts w:hint="eastAsia"/>
         </w:rPr>
         <w:t>i</w:t>
       </w:r>
-      <w:r>
-        <w:t xml:space="preserve"> : </w:t>
+      <w:proofErr w:type="spellEnd"/>
+      <w:r>
+        <w:t xml:space="preserve"> :</w:t>
+      </w:r>
+      <w:proofErr w:type="gramEnd"/>
+      <w:r>
+        <w:t xml:space="preserve"> </w:t>
       </w:r>
       <w:r>
         <w:rPr>
@@ -263,11 +291,19 @@
       </w:r>
     </w:p>
     <w:p>
-      <w:r>
-        <w:rPr>
-          <w:rFonts w:hint="eastAsia"/>
-        </w:rPr>
-        <w:t>도커 설치</w:t>
+      <w:proofErr w:type="spellStart"/>
+      <w:r>
+        <w:rPr>
+          <w:rFonts w:hint="eastAsia"/>
+        </w:rPr>
+        <w:t>도커</w:t>
+      </w:r>
+      <w:proofErr w:type="spellEnd"/>
+      <w:r>
+        <w:rPr>
+          <w:rFonts w:hint="eastAsia"/>
+        </w:rPr>
+        <w:t xml:space="preserve"> 설치</w:t>
       </w:r>
     </w:p>
     <w:p>
@@ -313,11 +349,19 @@
       </w:r>
     </w:p>
     <w:p>
-      <w:r>
-        <w:rPr>
-          <w:rFonts w:hint="eastAsia"/>
-        </w:rPr>
-        <w:t>도커에서 원하는 이미지 찾기:</w:t>
+      <w:proofErr w:type="spellStart"/>
+      <w:r>
+        <w:rPr>
+          <w:rFonts w:hint="eastAsia"/>
+        </w:rPr>
+        <w:t>도커에서</w:t>
+      </w:r>
+      <w:proofErr w:type="spellEnd"/>
+      <w:r>
+        <w:rPr>
+          <w:rFonts w:hint="eastAsia"/>
+        </w:rPr>
+        <w:t xml:space="preserve"> 원하는 이미지 찾기:</w:t>
       </w:r>
       <w:r>
         <w:t xml:space="preserve"> </w:t>
@@ -402,6 +446,7 @@
       <w:r>
         <w:t xml:space="preserve">ocker run -d -p 8080:8080 --name </w:t>
       </w:r>
+      <w:proofErr w:type="spellStart"/>
       <w:r>
         <w:rPr>
           <w:rFonts w:hint="eastAsia"/>
@@ -409,13 +454,25 @@
         <w:t>t</w:t>
       </w:r>
       <w:r>
-        <w:t>c [</w:t>
-      </w:r>
-      <w:r>
-        <w:rPr>
-          <w:rFonts w:hint="eastAsia"/>
-        </w:rPr>
-        <w:t>도커 이미지 명]</w:t>
+        <w:t>c</w:t>
+      </w:r>
+      <w:proofErr w:type="spellEnd"/>
+      <w:r>
+        <w:t xml:space="preserve"> [</w:t>
+      </w:r>
+      <w:proofErr w:type="spellStart"/>
+      <w:r>
+        <w:rPr>
+          <w:rFonts w:hint="eastAsia"/>
+        </w:rPr>
+        <w:t>도커</w:t>
+      </w:r>
+      <w:proofErr w:type="spellEnd"/>
+      <w:r>
+        <w:rPr>
+          <w:rFonts w:hint="eastAsia"/>
+        </w:rPr>
+        <w:t xml:space="preserve"> 이미지 명]</w:t>
       </w:r>
     </w:p>
     <w:p>
@@ -595,19 +652,35 @@
       <w:r>
         <w:t xml:space="preserve"> (</w:t>
       </w:r>
-      <w:r>
-        <w:rPr>
-          <w:rFonts w:hint="eastAsia"/>
-        </w:rPr>
-        <w:t>도커 레지스트리)</w:t>
-      </w:r>
-    </w:p>
-    <w:p>
-      <w:r>
-        <w:rPr>
-          <w:rFonts w:hint="eastAsia"/>
-        </w:rPr>
-        <w:t xml:space="preserve">도커 레지스트리에는 사용자가 사용할 수 있도록 데이터베이스를 통해 </w:t>
+      <w:proofErr w:type="spellStart"/>
+      <w:r>
+        <w:rPr>
+          <w:rFonts w:hint="eastAsia"/>
+        </w:rPr>
+        <w:t>도커</w:t>
+      </w:r>
+      <w:proofErr w:type="spellEnd"/>
+      <w:r>
+        <w:rPr>
+          <w:rFonts w:hint="eastAsia"/>
+        </w:rPr>
+        <w:t xml:space="preserve"> 레지스트리)</w:t>
+      </w:r>
+    </w:p>
+    <w:p>
+      <w:proofErr w:type="spellStart"/>
+      <w:r>
+        <w:rPr>
+          <w:rFonts w:hint="eastAsia"/>
+        </w:rPr>
+        <w:t>도커</w:t>
+      </w:r>
+      <w:proofErr w:type="spellEnd"/>
+      <w:r>
+        <w:rPr>
+          <w:rFonts w:hint="eastAsia"/>
+        </w:rPr>
+        <w:t xml:space="preserve"> 레지스트리에는 사용자가 사용할 수 있도록 데이터베이스를 통해 </w:t>
       </w:r>
       <w:r>
         <w:t>Image</w:t>
@@ -624,7 +697,21 @@
         <w:rPr>
           <w:rFonts w:hint="eastAsia"/>
         </w:rPr>
-        <w:t>누구나 이미지를 만들어 푸시할 수 있으며 푸시된 이미지는 다른 사람들에게 공유가 가능하다.</w:t>
+        <w:t xml:space="preserve">누구나 이미지를 만들어 </w:t>
+      </w:r>
+      <w:proofErr w:type="spellStart"/>
+      <w:r>
+        <w:rPr>
+          <w:rFonts w:hint="eastAsia"/>
+        </w:rPr>
+        <w:t>푸시할</w:t>
+      </w:r>
+      <w:proofErr w:type="spellEnd"/>
+      <w:r>
+        <w:rPr>
+          <w:rFonts w:hint="eastAsia"/>
+        </w:rPr>
+        <w:t xml:space="preserve"> 수 있으며 푸시된 이미지는 다른 사람들에게 공유가 가능하다.</w:t>
       </w:r>
     </w:p>
     <w:p>
@@ -706,11 +793,19 @@
       </w:hyperlink>
     </w:p>
     <w:p>
-      <w:r>
-        <w:rPr>
-          <w:rFonts w:hint="eastAsia"/>
-        </w:rPr>
-        <w:t>도커 퍼블릭 레지스트리 검색 및 확인 사이트:</w:t>
+      <w:proofErr w:type="spellStart"/>
+      <w:r>
+        <w:rPr>
+          <w:rFonts w:hint="eastAsia"/>
+        </w:rPr>
+        <w:t>도커</w:t>
+      </w:r>
+      <w:proofErr w:type="spellEnd"/>
+      <w:r>
+        <w:rPr>
+          <w:rFonts w:hint="eastAsia"/>
+        </w:rPr>
+        <w:t xml:space="preserve"> 퍼블릭 레지스트리 검색 및 확인 사이트:</w:t>
       </w:r>
       <w:r>
         <w:t xml:space="preserve"> </w:t>
@@ -767,20 +862,44 @@
       </w:r>
     </w:p>
     <w:p>
-      <w:r>
-        <w:rPr>
-          <w:rFonts w:hint="eastAsia"/>
-        </w:rPr>
-        <w:t>도커 명령어로 검색:</w:t>
-      </w:r>
-      <w:r>
-        <w:t xml:space="preserve"> sudo docker search [</w:t>
-      </w:r>
-      <w:r>
-        <w:rPr>
-          <w:rFonts w:hint="eastAsia"/>
-        </w:rPr>
-        <w:t>검색명]</w:t>
+      <w:proofErr w:type="spellStart"/>
+      <w:r>
+        <w:rPr>
+          <w:rFonts w:hint="eastAsia"/>
+        </w:rPr>
+        <w:t>도커</w:t>
+      </w:r>
+      <w:proofErr w:type="spellEnd"/>
+      <w:r>
+        <w:rPr>
+          <w:rFonts w:hint="eastAsia"/>
+        </w:rPr>
+        <w:t xml:space="preserve"> 명령어로 검색:</w:t>
+      </w:r>
+      <w:r>
+        <w:t xml:space="preserve"> </w:t>
+      </w:r>
+      <w:proofErr w:type="spellStart"/>
+      <w:r>
+        <w:t>sudo</w:t>
+      </w:r>
+      <w:proofErr w:type="spellEnd"/>
+      <w:r>
+        <w:t xml:space="preserve"> docker search [</w:t>
+      </w:r>
+      <w:proofErr w:type="spellStart"/>
+      <w:r>
+        <w:rPr>
+          <w:rFonts w:hint="eastAsia"/>
+        </w:rPr>
+        <w:t>검색명</w:t>
+      </w:r>
+      <w:proofErr w:type="spellEnd"/>
+      <w:r>
+        <w:rPr>
+          <w:rFonts w:hint="eastAsia"/>
+        </w:rPr>
+        <w:t>]</w:t>
       </w:r>
     </w:p>
     <w:p>
@@ -827,14 +946,30 @@
       </w:r>
     </w:p>
     <w:p>
-      <w:r>
-        <w:rPr>
-          <w:rFonts w:hint="eastAsia"/>
-        </w:rPr>
-        <w:t>도커 이미지 다운로드:</w:t>
-      </w:r>
-      <w:r>
-        <w:t xml:space="preserve"> sudo docker pull [</w:t>
+      <w:proofErr w:type="spellStart"/>
+      <w:r>
+        <w:rPr>
+          <w:rFonts w:hint="eastAsia"/>
+        </w:rPr>
+        <w:t>도커</w:t>
+      </w:r>
+      <w:proofErr w:type="spellEnd"/>
+      <w:r>
+        <w:rPr>
+          <w:rFonts w:hint="eastAsia"/>
+        </w:rPr>
+        <w:t xml:space="preserve"> 이미지 다운로드:</w:t>
+      </w:r>
+      <w:r>
+        <w:t xml:space="preserve"> </w:t>
+      </w:r>
+      <w:proofErr w:type="spellStart"/>
+      <w:r>
+        <w:t>sudo</w:t>
+      </w:r>
+      <w:proofErr w:type="spellEnd"/>
+      <w:r>
+        <w:t xml:space="preserve"> docker pull [</w:t>
       </w:r>
       <w:r>
         <w:rPr>
@@ -890,10 +1025,32 @@
         <w:rPr>
           <w:rFonts w:hint="eastAsia"/>
         </w:rPr>
-        <w:t>로컬 시스템에 있는 도커 이미지 확인:</w:t>
-      </w:r>
-      <w:r>
-        <w:t xml:space="preserve"> sudo docker images</w:t>
+        <w:t xml:space="preserve">로컬 시스템에 있는 </w:t>
+      </w:r>
+      <w:proofErr w:type="spellStart"/>
+      <w:r>
+        <w:rPr>
+          <w:rFonts w:hint="eastAsia"/>
+        </w:rPr>
+        <w:t>도커</w:t>
+      </w:r>
+      <w:proofErr w:type="spellEnd"/>
+      <w:r>
+        <w:rPr>
+          <w:rFonts w:hint="eastAsia"/>
+        </w:rPr>
+        <w:t xml:space="preserve"> 이미지 확인:</w:t>
+      </w:r>
+      <w:r>
+        <w:t xml:space="preserve"> </w:t>
+      </w:r>
+      <w:proofErr w:type="spellStart"/>
+      <w:r>
+        <w:t>sudo</w:t>
+      </w:r>
+      <w:proofErr w:type="spellEnd"/>
+      <w:r>
+        <w:t xml:space="preserve"> docker images</w:t>
       </w:r>
     </w:p>
     <w:p>
@@ -947,11 +1104,19 @@
       <w:pPr>
         <w:pStyle w:val="1"/>
       </w:pPr>
-      <w:r>
-        <w:rPr>
-          <w:rFonts w:hint="eastAsia"/>
-        </w:rPr>
-        <w:t>도커 라이프사이클 이해하기</w:t>
+      <w:proofErr w:type="spellStart"/>
+      <w:r>
+        <w:rPr>
+          <w:rFonts w:hint="eastAsia"/>
+        </w:rPr>
+        <w:t>도커</w:t>
+      </w:r>
+      <w:proofErr w:type="spellEnd"/>
+      <w:r>
+        <w:rPr>
+          <w:rFonts w:hint="eastAsia"/>
+        </w:rPr>
+        <w:t xml:space="preserve"> 라이프사이클 이해하기</w:t>
       </w:r>
     </w:p>
     <w:p>
@@ -1033,26 +1198,43 @@
       <w:pPr>
         <w:pStyle w:val="1"/>
       </w:pPr>
+      <w:proofErr w:type="spellStart"/>
       <w:r>
         <w:rPr>
           <w:rFonts w:hint="eastAsia"/>
         </w:rPr>
         <w:lastRenderedPageBreak/>
-        <w:t>도커 라이프 사이클 명령어</w:t>
+        <w:t>도커</w:t>
+      </w:r>
+      <w:proofErr w:type="spellEnd"/>
+      <w:r>
+        <w:rPr>
+          <w:rFonts w:hint="eastAsia"/>
+        </w:rPr>
+        <w:t xml:space="preserve"> 라이프 사이클 명령어</w:t>
       </w:r>
     </w:p>
     <w:p>
       <w:pPr>
         <w:pStyle w:val="2"/>
       </w:pPr>
-      <w:r>
-        <w:rPr>
-          <w:rFonts w:hint="eastAsia"/>
-        </w:rPr>
-        <w:t>도커 이미지 다운로드</w:t>
-      </w:r>
-    </w:p>
-    <w:p>
+      <w:proofErr w:type="spellStart"/>
+      <w:r>
+        <w:rPr>
+          <w:rFonts w:hint="eastAsia"/>
+        </w:rPr>
+        <w:t>도커</w:t>
+      </w:r>
+      <w:proofErr w:type="spellEnd"/>
+      <w:r>
+        <w:rPr>
+          <w:rFonts w:hint="eastAsia"/>
+        </w:rPr>
+        <w:t xml:space="preserve"> 이미지 다운로드</w:t>
+      </w:r>
+    </w:p>
+    <w:p>
+      <w:proofErr w:type="spellStart"/>
       <w:r>
         <w:rPr>
           <w:rFonts w:hint="eastAsia"/>
@@ -1060,7 +1242,11 @@
         <w:t>s</w:t>
       </w:r>
       <w:r>
-        <w:t xml:space="preserve">udo docker pull </w:t>
+        <w:t>udo</w:t>
+      </w:r>
+      <w:proofErr w:type="spellEnd"/>
+      <w:r>
+        <w:t xml:space="preserve"> docker pull </w:t>
       </w:r>
       <w:r>
         <w:rPr>
@@ -1126,6 +1312,7 @@
       </w:r>
     </w:p>
     <w:p>
+      <w:proofErr w:type="spellStart"/>
       <w:r>
         <w:rPr>
           <w:rFonts w:hint="eastAsia"/>
@@ -1133,7 +1320,11 @@
         <w:t>s</w:t>
       </w:r>
       <w:r>
-        <w:t>udo docker create -p [</w:t>
+        <w:t>udo</w:t>
+      </w:r>
+      <w:proofErr w:type="spellEnd"/>
+      <w:r>
+        <w:t xml:space="preserve"> docker create -p [</w:t>
       </w:r>
       <w:r>
         <w:rPr>
@@ -1203,6 +1394,7 @@
       </w:r>
     </w:p>
     <w:p>
+      <w:proofErr w:type="spellStart"/>
       <w:r>
         <w:rPr>
           <w:rFonts w:hint="eastAsia"/>
@@ -1210,7 +1402,11 @@
         <w:t>s</w:t>
       </w:r>
       <w:r>
-        <w:t xml:space="preserve">udo docker run -d </w:t>
+        <w:t>udo</w:t>
+      </w:r>
+      <w:proofErr w:type="spellEnd"/>
+      <w:r>
+        <w:t xml:space="preserve"> docker run -d </w:t>
       </w:r>
       <w:r>
         <w:t>-p 88:80 --</w:t>
@@ -1229,8 +1425,13 @@
         </w:rPr>
         <w:t>-</w:t>
       </w:r>
-      <w:r>
-        <w:t xml:space="preserve">d : </w:t>
+      <w:proofErr w:type="gramStart"/>
+      <w:r>
+        <w:t>d :</w:t>
+      </w:r>
+      <w:proofErr w:type="gramEnd"/>
+      <w:r>
+        <w:t xml:space="preserve"> </w:t>
       </w:r>
       <w:r>
         <w:rPr>
@@ -1293,6 +1494,7 @@
       </w:r>
     </w:p>
     <w:p>
+      <w:proofErr w:type="spellStart"/>
       <w:r>
         <w:rPr>
           <w:rFonts w:hint="eastAsia"/>
@@ -1300,8 +1502,17 @@
         <w:t>s</w:t>
       </w:r>
       <w:r>
-        <w:t>udo docker ps</w:t>
-      </w:r>
+        <w:t>udo</w:t>
+      </w:r>
+      <w:proofErr w:type="spellEnd"/>
+      <w:r>
+        <w:t xml:space="preserve"> docker </w:t>
+      </w:r>
+      <w:proofErr w:type="spellStart"/>
+      <w:r>
+        <w:t>ps</w:t>
+      </w:r>
+      <w:proofErr w:type="spellEnd"/>
     </w:p>
     <w:p>
       <w:r>
@@ -1357,6 +1568,7 @@
       </w:r>
     </w:p>
     <w:p>
+      <w:proofErr w:type="spellStart"/>
       <w:r>
         <w:rPr>
           <w:rFonts w:hint="eastAsia"/>
@@ -1364,7 +1576,19 @@
         <w:t>s</w:t>
       </w:r>
       <w:r>
-        <w:t>udo docker ps -a</w:t>
+        <w:t>udo</w:t>
+      </w:r>
+      <w:proofErr w:type="spellEnd"/>
+      <w:r>
+        <w:t xml:space="preserve"> docker </w:t>
+      </w:r>
+      <w:proofErr w:type="spellStart"/>
+      <w:r>
+        <w:t>ps</w:t>
+      </w:r>
+      <w:proofErr w:type="spellEnd"/>
+      <w:r>
+        <w:t xml:space="preserve"> -a</w:t>
       </w:r>
     </w:p>
     <w:p>
@@ -1421,12 +1645,21 @@
       </w:r>
     </w:p>
     <w:p>
+      <w:proofErr w:type="spellStart"/>
       <w:r>
         <w:rPr>
           <w:rFonts w:ascii="Arial" w:hAnsi="Arial" w:cs="Arial"/>
           <w:color w:val="333333"/>
         </w:rPr>
-        <w:t>sudo docker start [</w:t>
+        <w:t>sudo</w:t>
+      </w:r>
+      <w:proofErr w:type="spellEnd"/>
+      <w:r>
+        <w:rPr>
+          <w:rFonts w:ascii="Arial" w:hAnsi="Arial" w:cs="Arial"/>
+          <w:color w:val="333333"/>
+        </w:rPr>
+        <w:t xml:space="preserve"> docker start [</w:t>
       </w:r>
       <w:r>
         <w:rPr>
@@ -1493,9 +1726,11 @@
         </w:rPr>
         <w:t xml:space="preserve">실행 후 </w:t>
       </w:r>
+      <w:proofErr w:type="spellStart"/>
       <w:r>
         <w:t>ps</w:t>
       </w:r>
+      <w:proofErr w:type="spellEnd"/>
       <w:r>
         <w:rPr>
           <w:rFonts w:hint="eastAsia"/>
@@ -1557,6 +1792,7 @@
       </w:r>
     </w:p>
     <w:p>
+      <w:proofErr w:type="spellStart"/>
       <w:r>
         <w:rPr>
           <w:rFonts w:hint="eastAsia"/>
@@ -1564,7 +1800,11 @@
         <w:t>s</w:t>
       </w:r>
       <w:r>
-        <w:t xml:space="preserve">udo docker stop [container id </w:t>
+        <w:t>udo</w:t>
+      </w:r>
+      <w:proofErr w:type="spellEnd"/>
+      <w:r>
+        <w:t xml:space="preserve"> docker stop [container id </w:t>
       </w:r>
       <w:r>
         <w:rPr>
@@ -1639,8 +1879,13 @@
       </w:r>
     </w:p>
     <w:p>
-      <w:r>
-        <w:t xml:space="preserve">sudo docker rm [container id </w:t>
+      <w:proofErr w:type="spellStart"/>
+      <w:r>
+        <w:t>sudo</w:t>
+      </w:r>
+      <w:proofErr w:type="spellEnd"/>
+      <w:r>
+        <w:t xml:space="preserve"> docker rm [container id </w:t>
       </w:r>
       <w:r>
         <w:rPr>
@@ -1704,14 +1949,23 @@
       <w:pPr>
         <w:pStyle w:val="2"/>
       </w:pPr>
-      <w:r>
-        <w:rPr>
-          <w:rFonts w:hint="eastAsia"/>
-        </w:rPr>
-        <w:t>도커 이미지 삭제</w:t>
-      </w:r>
-    </w:p>
-    <w:p>
+      <w:proofErr w:type="spellStart"/>
+      <w:r>
+        <w:rPr>
+          <w:rFonts w:hint="eastAsia"/>
+        </w:rPr>
+        <w:t>도커</w:t>
+      </w:r>
+      <w:proofErr w:type="spellEnd"/>
+      <w:r>
+        <w:rPr>
+          <w:rFonts w:hint="eastAsia"/>
+        </w:rPr>
+        <w:t xml:space="preserve"> 이미지 삭제</w:t>
+      </w:r>
+    </w:p>
+    <w:p>
+      <w:proofErr w:type="spellStart"/>
       <w:r>
         <w:rPr>
           <w:rFonts w:hint="eastAsia"/>
@@ -1719,7 +1973,19 @@
         <w:t>s</w:t>
       </w:r>
       <w:r>
-        <w:t xml:space="preserve">udo docker rmi </w:t>
+        <w:t>udo</w:t>
+      </w:r>
+      <w:proofErr w:type="spellEnd"/>
+      <w:r>
+        <w:t xml:space="preserve"> docker </w:t>
+      </w:r>
+      <w:proofErr w:type="spellStart"/>
+      <w:r>
+        <w:t>rmi</w:t>
+      </w:r>
+      <w:proofErr w:type="spellEnd"/>
+      <w:r>
+        <w:t xml:space="preserve"> </w:t>
       </w:r>
       <w:r>
         <w:t>[</w:t>
@@ -1736,10 +2002,21 @@
         <w:rPr>
           <w:rFonts w:hint="eastAsia"/>
         </w:rPr>
-        <w:t>-f</w:t>
-      </w:r>
-      <w:r>
-        <w:t xml:space="preserve"> : </w:t>
+        <w:t>-</w:t>
+      </w:r>
+      <w:proofErr w:type="gramStart"/>
+      <w:r>
+        <w:rPr>
+          <w:rFonts w:hint="eastAsia"/>
+        </w:rPr>
+        <w:t>f</w:t>
+      </w:r>
+      <w:r>
+        <w:t xml:space="preserve"> :</w:t>
+      </w:r>
+      <w:proofErr w:type="gramEnd"/>
+      <w:r>
+        <w:t xml:space="preserve"> </w:t>
       </w:r>
       <w:r>
         <w:rPr>
@@ -1959,14 +2236,23 @@
       <w:pPr>
         <w:pStyle w:val="2"/>
       </w:pPr>
-      <w:r>
-        <w:rPr>
-          <w:rFonts w:hint="eastAsia"/>
-        </w:rPr>
-        <w:t>도커 이미지 정보 확인</w:t>
-      </w:r>
-    </w:p>
-    <w:p>
+      <w:proofErr w:type="spellStart"/>
+      <w:r>
+        <w:rPr>
+          <w:rFonts w:hint="eastAsia"/>
+        </w:rPr>
+        <w:t>도커</w:t>
+      </w:r>
+      <w:proofErr w:type="spellEnd"/>
+      <w:r>
+        <w:rPr>
+          <w:rFonts w:hint="eastAsia"/>
+        </w:rPr>
+        <w:t xml:space="preserve"> 이미지 정보 확인</w:t>
+      </w:r>
+    </w:p>
+    <w:p>
+      <w:proofErr w:type="spellStart"/>
       <w:r>
         <w:rPr>
           <w:rFonts w:hint="eastAsia"/>
@@ -1974,10 +2260,15 @@
         <w:t>s</w:t>
       </w:r>
       <w:r>
-        <w:t>udo docker pull nginx</w:t>
-      </w:r>
-    </w:p>
-    <w:p>
+        <w:t>udo</w:t>
+      </w:r>
+      <w:proofErr w:type="spellEnd"/>
+      <w:r>
+        <w:t xml:space="preserve"> docker pull nginx</w:t>
+      </w:r>
+    </w:p>
+    <w:p>
+      <w:proofErr w:type="spellStart"/>
       <w:r>
         <w:rPr>
           <w:rFonts w:hint="eastAsia"/>
@@ -1985,7 +2276,11 @@
         <w:t>s</w:t>
       </w:r>
       <w:r>
-        <w:t>udo docker inspect nginx</w:t>
+        <w:t>udo</w:t>
+      </w:r>
+      <w:proofErr w:type="spellEnd"/>
+      <w:r>
+        <w:t xml:space="preserve"> docker inspect nginx</w:t>
       </w:r>
     </w:p>
     <w:p>
@@ -2035,14 +2330,23 @@
       <w:pPr>
         <w:pStyle w:val="2"/>
       </w:pPr>
-      <w:r>
-        <w:rPr>
-          <w:rFonts w:hint="eastAsia"/>
-        </w:rPr>
-        <w:t>도커 이미지 저장소 위치 확인</w:t>
-      </w:r>
-    </w:p>
-    <w:p>
+      <w:proofErr w:type="spellStart"/>
+      <w:r>
+        <w:rPr>
+          <w:rFonts w:hint="eastAsia"/>
+        </w:rPr>
+        <w:t>도커</w:t>
+      </w:r>
+      <w:proofErr w:type="spellEnd"/>
+      <w:r>
+        <w:rPr>
+          <w:rFonts w:hint="eastAsia"/>
+        </w:rPr>
+        <w:t xml:space="preserve"> 이미지 저장소 위치 확인</w:t>
+      </w:r>
+    </w:p>
+    <w:p>
+      <w:proofErr w:type="spellStart"/>
       <w:r>
         <w:rPr>
           <w:rFonts w:hint="eastAsia"/>
@@ -2050,7 +2354,11 @@
         <w:t>s</w:t>
       </w:r>
       <w:r>
-        <w:t>udo docker info</w:t>
+        <w:t>udo</w:t>
+      </w:r>
+      <w:proofErr w:type="spellEnd"/>
+      <w:r>
+        <w:t xml:space="preserve"> docker info</w:t>
       </w:r>
     </w:p>
     <w:p>
@@ -2228,12 +2536,20 @@
       <w:pPr>
         <w:pStyle w:val="2"/>
       </w:pPr>
+      <w:proofErr w:type="spellStart"/>
       <w:r>
         <w:rPr>
           <w:rFonts w:hint="eastAsia"/>
         </w:rPr>
         <w:lastRenderedPageBreak/>
-        <w:t>도커 용량 확인</w:t>
+        <w:t>도커</w:t>
+      </w:r>
+      <w:proofErr w:type="spellEnd"/>
+      <w:r>
+        <w:rPr>
+          <w:rFonts w:hint="eastAsia"/>
+        </w:rPr>
+        <w:t xml:space="preserve"> 용량 확인</w:t>
       </w:r>
       <w:r>
         <w:rPr>
@@ -2251,7 +2567,15 @@
         <w:t>d</w:t>
       </w:r>
       <w:r>
-        <w:t>u -sh)</w:t>
+        <w:t>u -</w:t>
+      </w:r>
+      <w:proofErr w:type="spellStart"/>
+      <w:r>
+        <w:t>sh</w:t>
+      </w:r>
+      <w:proofErr w:type="spellEnd"/>
+      <w:r>
+        <w:t>)</w:t>
       </w:r>
     </w:p>
     <w:p>
@@ -2262,13 +2586,29 @@
         <w:t>d</w:t>
       </w:r>
       <w:r>
-        <w:t xml:space="preserve">u -sh /var/lib/docker # </w:t>
-      </w:r>
-      <w:r>
-        <w:rPr>
-          <w:rFonts w:hint="eastAsia"/>
-        </w:rPr>
-        <w:t>도커가 설치된 환경 용량 확인</w:t>
+        <w:t>u -</w:t>
+      </w:r>
+      <w:proofErr w:type="spellStart"/>
+      <w:r>
+        <w:t>sh</w:t>
+      </w:r>
+      <w:proofErr w:type="spellEnd"/>
+      <w:r>
+        <w:t xml:space="preserve"> /var/lib/docker # </w:t>
+      </w:r>
+      <w:proofErr w:type="spellStart"/>
+      <w:r>
+        <w:rPr>
+          <w:rFonts w:hint="eastAsia"/>
+        </w:rPr>
+        <w:t>도커가</w:t>
+      </w:r>
+      <w:proofErr w:type="spellEnd"/>
+      <w:r>
+        <w:rPr>
+          <w:rFonts w:hint="eastAsia"/>
+        </w:rPr>
+        <w:t xml:space="preserve"> 설치된 환경 용량 확인</w:t>
       </w:r>
     </w:p>
     <w:p>
@@ -2279,13 +2619,29 @@
         <w:t>d</w:t>
       </w:r>
       <w:r>
-        <w:t xml:space="preserve">u -sh /var/lib/docker/image # </w:t>
-      </w:r>
-      <w:r>
-        <w:rPr>
-          <w:rFonts w:hint="eastAsia"/>
-        </w:rPr>
-        <w:t>도커 이미지에 대한 정보 저장 디렉토리</w:t>
+        <w:t>u -</w:t>
+      </w:r>
+      <w:proofErr w:type="spellStart"/>
+      <w:r>
+        <w:t>sh</w:t>
+      </w:r>
+      <w:proofErr w:type="spellEnd"/>
+      <w:r>
+        <w:t xml:space="preserve"> /var/lib/docker/image # </w:t>
+      </w:r>
+      <w:proofErr w:type="spellStart"/>
+      <w:r>
+        <w:rPr>
+          <w:rFonts w:hint="eastAsia"/>
+        </w:rPr>
+        <w:t>도커</w:t>
+      </w:r>
+      <w:proofErr w:type="spellEnd"/>
+      <w:r>
+        <w:rPr>
+          <w:rFonts w:hint="eastAsia"/>
+        </w:rPr>
+        <w:t xml:space="preserve"> 이미지에 대한 정보 저장 디렉토리</w:t>
       </w:r>
     </w:p>
     <w:p>
@@ -2296,13 +2652,29 @@
         <w:t>d</w:t>
       </w:r>
       <w:r>
-        <w:t xml:space="preserve">u -sh /var/lib/docker/overlay2 # </w:t>
-      </w:r>
-      <w:r>
-        <w:rPr>
-          <w:rFonts w:hint="eastAsia"/>
-        </w:rPr>
-        <w:t>도커 이미지의 파일 시스템이 사용되는 실제 디렉토리</w:t>
+        <w:t>u -</w:t>
+      </w:r>
+      <w:proofErr w:type="spellStart"/>
+      <w:r>
+        <w:t>sh</w:t>
+      </w:r>
+      <w:proofErr w:type="spellEnd"/>
+      <w:r>
+        <w:t xml:space="preserve"> /var/lib/docker/overlay2 # </w:t>
+      </w:r>
+      <w:proofErr w:type="spellStart"/>
+      <w:r>
+        <w:rPr>
+          <w:rFonts w:hint="eastAsia"/>
+        </w:rPr>
+        <w:t>도커</w:t>
+      </w:r>
+      <w:proofErr w:type="spellEnd"/>
+      <w:r>
+        <w:rPr>
+          <w:rFonts w:hint="eastAsia"/>
+        </w:rPr>
+        <w:t xml:space="preserve"> 이미지의 파일 시스템이 사용되는 실제 디렉토리</w:t>
       </w:r>
     </w:p>
     <w:p>
@@ -2313,13 +2685,29 @@
         <w:t>d</w:t>
       </w:r>
       <w:r>
-        <w:t xml:space="preserve">u -sh /var/lib/docker/containers # </w:t>
-      </w:r>
-      <w:r>
-        <w:rPr>
-          <w:rFonts w:hint="eastAsia"/>
-        </w:rPr>
-        <w:t>도커 컨테이너 정보 저장 디렉토리</w:t>
+        <w:t>u -</w:t>
+      </w:r>
+      <w:proofErr w:type="spellStart"/>
+      <w:r>
+        <w:t>sh</w:t>
+      </w:r>
+      <w:proofErr w:type="spellEnd"/>
+      <w:r>
+        <w:t xml:space="preserve"> /var/lib/docker/containers # </w:t>
+      </w:r>
+      <w:proofErr w:type="spellStart"/>
+      <w:r>
+        <w:rPr>
+          <w:rFonts w:hint="eastAsia"/>
+        </w:rPr>
+        <w:t>도커</w:t>
+      </w:r>
+      <w:proofErr w:type="spellEnd"/>
+      <w:r>
+        <w:rPr>
+          <w:rFonts w:hint="eastAsia"/>
+        </w:rPr>
+        <w:t xml:space="preserve"> 컨테이너 정보 저장 디렉토리</w:t>
       </w:r>
     </w:p>
     <w:p>
@@ -2376,12 +2764,14 @@
       <w:pPr>
         <w:pStyle w:val="1"/>
       </w:pPr>
+      <w:proofErr w:type="spellStart"/>
       <w:r>
         <w:rPr>
           <w:rFonts w:hint="eastAsia"/>
         </w:rPr>
         <w:t>도커</w:t>
       </w:r>
+      <w:proofErr w:type="spellEnd"/>
       <w:r>
         <w:t xml:space="preserve"> </w:t>
       </w:r>
@@ -2396,14 +2786,23 @@
       <w:pPr>
         <w:pStyle w:val="2"/>
       </w:pPr>
-      <w:r>
-        <w:rPr>
-          <w:rFonts w:hint="eastAsia"/>
-        </w:rPr>
-        <w:t>포트포워딩으로 실행하기</w:t>
-      </w:r>
-    </w:p>
-    <w:p>
+      <w:proofErr w:type="spellStart"/>
+      <w:r>
+        <w:rPr>
+          <w:rFonts w:hint="eastAsia"/>
+        </w:rPr>
+        <w:t>포트포워딩으로</w:t>
+      </w:r>
+      <w:proofErr w:type="spellEnd"/>
+      <w:r>
+        <w:rPr>
+          <w:rFonts w:hint="eastAsia"/>
+        </w:rPr>
+        <w:t xml:space="preserve"> 실행하기</w:t>
+      </w:r>
+    </w:p>
+    <w:p>
+      <w:proofErr w:type="spellStart"/>
       <w:r>
         <w:rPr>
           <w:rFonts w:hint="eastAsia"/>
@@ -2411,7 +2810,11 @@
         <w:t>s</w:t>
       </w:r>
       <w:r>
-        <w:t xml:space="preserve">udo docker run -d --name </w:t>
+        <w:t>udo</w:t>
+      </w:r>
+      <w:proofErr w:type="spellEnd"/>
+      <w:r>
+        <w:t xml:space="preserve"> docker run -d --name </w:t>
       </w:r>
       <w:r>
         <w:t>[</w:t>
@@ -2495,8 +2898,13 @@
       </w:r>
     </w:p>
     <w:p>
-      <w:r>
-        <w:t xml:space="preserve">sudo docker exec -it </w:t>
+      <w:proofErr w:type="spellStart"/>
+      <w:r>
+        <w:t>sudo</w:t>
+      </w:r>
+      <w:proofErr w:type="spellEnd"/>
+      <w:r>
+        <w:t xml:space="preserve"> docker exec -it </w:t>
       </w:r>
       <w:r>
         <w:t>[</w:t>
@@ -2580,8 +2988,13 @@
       </w:r>
     </w:p>
     <w:p>
-      <w:r>
-        <w:t>sudo docker logs</w:t>
+      <w:proofErr w:type="spellStart"/>
+      <w:r>
+        <w:t>sudo</w:t>
+      </w:r>
+      <w:proofErr w:type="spellEnd"/>
+      <w:r>
+        <w:t xml:space="preserve"> docker logs</w:t>
       </w:r>
     </w:p>
     <w:p>
@@ -2639,8 +3052,13 @@
       </w:r>
     </w:p>
     <w:p>
-      <w:r>
-        <w:t>sudo docker cp &lt;path&gt; &lt;to container&gt;:&lt;path&gt;</w:t>
+      <w:proofErr w:type="spellStart"/>
+      <w:r>
+        <w:t>sudo</w:t>
+      </w:r>
+      <w:proofErr w:type="spellEnd"/>
+      <w:r>
+        <w:t xml:space="preserve"> docker cp &lt;path&gt; &lt;to container&gt;:&lt;path&gt;</w:t>
       </w:r>
     </w:p>
     <w:p>
@@ -2686,8 +3104,13 @@
       </w:r>
     </w:p>
     <w:p>
-      <w:r>
-        <w:t>sudo docker cp &lt;from container&gt;:&lt;path&gt; &lt;path&gt;</w:t>
+      <w:proofErr w:type="spellStart"/>
+      <w:r>
+        <w:t>sudo</w:t>
+      </w:r>
+      <w:proofErr w:type="spellEnd"/>
+      <w:r>
+        <w:t xml:space="preserve"> docker cp &lt;from container&gt;:&lt;path&gt; &lt;path&gt;</w:t>
       </w:r>
     </w:p>
     <w:p>
@@ -2736,19 +3159,49 @@
       <w:pPr>
         <w:pStyle w:val="2"/>
       </w:pPr>
-      <w:r>
-        <w:rPr>
-          <w:rFonts w:hint="eastAsia"/>
-        </w:rPr>
-        <w:t>도커 컨테이너 모두 삭제하기</w:t>
-      </w:r>
-    </w:p>
-    <w:p>
-      <w:r>
-        <w:t>sudo docker stop `sudo docker ps -a -q`</w:t>
-      </w:r>
-    </w:p>
-    <w:p>
+      <w:proofErr w:type="spellStart"/>
+      <w:r>
+        <w:rPr>
+          <w:rFonts w:hint="eastAsia"/>
+        </w:rPr>
+        <w:t>도커</w:t>
+      </w:r>
+      <w:proofErr w:type="spellEnd"/>
+      <w:r>
+        <w:rPr>
+          <w:rFonts w:hint="eastAsia"/>
+        </w:rPr>
+        <w:t xml:space="preserve"> 컨테이너 모두 삭제하기</w:t>
+      </w:r>
+    </w:p>
+    <w:p>
+      <w:proofErr w:type="spellStart"/>
+      <w:r>
+        <w:t>sudo</w:t>
+      </w:r>
+      <w:proofErr w:type="spellEnd"/>
+      <w:r>
+        <w:t xml:space="preserve"> docker stop `</w:t>
+      </w:r>
+      <w:proofErr w:type="spellStart"/>
+      <w:r>
+        <w:t>sudo</w:t>
+      </w:r>
+      <w:proofErr w:type="spellEnd"/>
+      <w:r>
+        <w:t xml:space="preserve"> docker </w:t>
+      </w:r>
+      <w:proofErr w:type="spellStart"/>
+      <w:r>
+        <w:t>ps</w:t>
+      </w:r>
+      <w:proofErr w:type="spellEnd"/>
+      <w:r>
+        <w:t xml:space="preserve"> -a -q`</w:t>
+      </w:r>
+    </w:p>
+    <w:p>
+      <w:proofErr w:type="spellStart"/>
       <w:r>
         <w:rPr>
           <w:rFonts w:hint="eastAsia"/>
@@ -2756,7 +3209,27 @@
         <w:t>s</w:t>
       </w:r>
       <w:r>
-        <w:t>udo docker rm `sudo docker ps -a -q`</w:t>
+        <w:t>udo</w:t>
+      </w:r>
+      <w:proofErr w:type="spellEnd"/>
+      <w:r>
+        <w:t xml:space="preserve"> docker rm `</w:t>
+      </w:r>
+      <w:proofErr w:type="spellStart"/>
+      <w:r>
+        <w:t>sudo</w:t>
+      </w:r>
+      <w:proofErr w:type="spellEnd"/>
+      <w:r>
+        <w:t xml:space="preserve"> docker </w:t>
+      </w:r>
+      <w:proofErr w:type="spellStart"/>
+      <w:r>
+        <w:t>ps</w:t>
+      </w:r>
+      <w:proofErr w:type="spellEnd"/>
+      <w:r>
+        <w:t xml:space="preserve"> -a -q`</w:t>
       </w:r>
     </w:p>
     <w:p>
@@ -2819,12 +3292,21 @@
           <w:color w:val="333333"/>
         </w:rPr>
       </w:pPr>
+      <w:proofErr w:type="spellStart"/>
       <w:r>
         <w:rPr>
           <w:rFonts w:ascii="Arial" w:hAnsi="Arial" w:cs="Arial"/>
           <w:color w:val="333333"/>
         </w:rPr>
-        <w:t>sudo docker run -d --name [</w:t>
+        <w:t>sudo</w:t>
+      </w:r>
+      <w:proofErr w:type="spellEnd"/>
+      <w:r>
+        <w:rPr>
+          <w:rFonts w:ascii="Arial" w:hAnsi="Arial" w:cs="Arial"/>
+          <w:color w:val="333333"/>
+        </w:rPr>
+        <w:t xml:space="preserve"> docker run -d --name [</w:t>
       </w:r>
       <w:r>
         <w:rPr>
@@ -2954,8 +3436,13 @@
         </w:rPr>
         <w:t xml:space="preserve">에서 </w:t>
       </w:r>
-      <w:r>
-        <w:t xml:space="preserve">mysql </w:t>
+      <w:proofErr w:type="spellStart"/>
+      <w:r>
+        <w:t>mysql</w:t>
+      </w:r>
+      <w:proofErr w:type="spellEnd"/>
+      <w:r>
+        <w:t xml:space="preserve"> </w:t>
       </w:r>
       <w:r>
         <w:rPr>
@@ -2966,6 +3453,9 @@
     </w:p>
     <w:p>
       <w:r>
+        <w:rPr>
+          <w:noProof/>
+        </w:rPr>
         <w:drawing>
           <wp:inline distT="0" distB="0" distL="0" distR="0" wp14:anchorId="22277EFE" wp14:editId="5053D279">
             <wp:extent cx="5731510" cy="2407285"/>
@@ -3006,9 +3496,6 @@
     <w:p>
       <w:pPr>
         <w:pStyle w:val="2"/>
-        <w:rPr>
-          <w:rFonts w:hint="eastAsia"/>
-        </w:rPr>
       </w:pPr>
       <w:r>
         <w:rPr>
@@ -3019,7 +3506,23 @@
     </w:p>
     <w:p>
       <w:r>
-        <w:t xml:space="preserve">docker run -d --name nx -e env_name=test1234 </w:t>
+        <w:t xml:space="preserve">docker run -d --name </w:t>
+      </w:r>
+      <w:proofErr w:type="spellStart"/>
+      <w:r>
+        <w:t>nx</w:t>
+      </w:r>
+      <w:proofErr w:type="spellEnd"/>
+      <w:r>
+        <w:t xml:space="preserve"> -e </w:t>
+      </w:r>
+      <w:proofErr w:type="spellStart"/>
+      <w:r>
+        <w:t>env_name</w:t>
+      </w:r>
+      <w:proofErr w:type="spellEnd"/>
+      <w:r>
+        <w:t xml:space="preserve">=test1234 </w:t>
       </w:r>
       <w:r>
         <w:t>--</w:t>
@@ -3039,6 +3542,9 @@
     </w:p>
     <w:p>
       <w:r>
+        <w:rPr>
+          <w:noProof/>
+        </w:rPr>
         <w:drawing>
           <wp:inline distT="0" distB="0" distL="0" distR="0" wp14:anchorId="6A04DE26" wp14:editId="2259EE7B">
             <wp:extent cx="5731510" cy="2098675"/>
@@ -3077,6 +3583,7 @@
       </w:r>
     </w:p>
     <w:p>
+      <w:proofErr w:type="spellStart"/>
       <w:r>
         <w:rPr>
           <w:rFonts w:hint="eastAsia"/>
@@ -3084,7 +3591,11 @@
         <w:t>p</w:t>
       </w:r>
       <w:r>
-        <w:t xml:space="preserve">rintenv = </w:t>
+        <w:t>rintenv</w:t>
+      </w:r>
+      <w:proofErr w:type="spellEnd"/>
+      <w:r>
+        <w:t xml:space="preserve"> = </w:t>
       </w:r>
       <w:r>
         <w:rPr>
@@ -3107,6 +3618,9 @@
     </w:p>
     <w:p>
       <w:r>
+        <w:rPr>
+          <w:noProof/>
+        </w:rPr>
         <w:lastRenderedPageBreak/>
         <w:drawing>
           <wp:inline distT="0" distB="0" distL="0" distR="0" wp14:anchorId="766327C0" wp14:editId="69917A38">
@@ -3148,9 +3662,6 @@
     <w:p>
       <w:pPr>
         <w:pStyle w:val="2"/>
-        <w:rPr>
-          <w:rFonts w:hint="eastAsia"/>
-        </w:rPr>
       </w:pPr>
       <w:r>
         <w:rPr>
@@ -3172,32 +3683,47 @@
       <w:r>
         <w:t xml:space="preserve">docker run --name </w:t>
       </w:r>
-      <w:r>
-        <w:t xml:space="preserve">ms </w:t>
+      <w:proofErr w:type="spellStart"/>
+      <w:r>
+        <w:t>ms</w:t>
+      </w:r>
+      <w:proofErr w:type="spellEnd"/>
+      <w:r>
+        <w:t xml:space="preserve"> </w:t>
       </w:r>
       <w:r>
         <w:t>-e MYSQL_ROOT_PASSWORD=</w:t>
       </w:r>
+      <w:proofErr w:type="gramStart"/>
       <w:r>
         <w:t>’</w:t>
       </w:r>
       <w:r>
-        <w:t xml:space="preserve">!qhdkscjfwj@' -d </w:t>
+        <w:t>!</w:t>
+      </w:r>
+      <w:proofErr w:type="spellStart"/>
+      <w:r>
+        <w:t>qhdkscjfwj</w:t>
+      </w:r>
+      <w:proofErr w:type="spellEnd"/>
+      <w:proofErr w:type="gramEnd"/>
+      <w:r>
+        <w:t xml:space="preserve">@' -d </w:t>
       </w:r>
       <w:r>
         <w:t xml:space="preserve">--rm </w:t>
       </w:r>
+      <w:proofErr w:type="spellStart"/>
       <w:r>
         <w:t>mysql</w:t>
       </w:r>
-    </w:p>
-    <w:p>
-      <w:pPr>
-        <w:rPr>
-          <w:rFonts w:hint="eastAsia"/>
-        </w:rPr>
-      </w:pPr>
-      <w:r>
+      <w:proofErr w:type="spellEnd"/>
+    </w:p>
+    <w:p>
+      <w:r>
+        <w:rPr>
+          <w:noProof/>
+        </w:rPr>
         <w:drawing>
           <wp:inline distT="0" distB="0" distL="0" distR="0" wp14:anchorId="52EB164B" wp14:editId="074DA946">
             <wp:extent cx="5731510" cy="1667510"/>
@@ -3239,21 +3765,28 @@
       <w:r>
         <w:t xml:space="preserve">docker exec -it </w:t>
       </w:r>
+      <w:proofErr w:type="spellStart"/>
       <w:r>
         <w:t>ms</w:t>
       </w:r>
-      <w:r>
-        <w:t xml:space="preserve"> mysql</w:t>
-      </w:r>
+      <w:proofErr w:type="spellEnd"/>
       <w:r>
         <w:t xml:space="preserve"> </w:t>
       </w:r>
-      <w:r>
-        <w:t>-u root -p</w:t>
-      </w:r>
-    </w:p>
-    <w:p>
-      <w:r>
+      <w:proofErr w:type="spellStart"/>
+      <w:r>
+        <w:t>mysql</w:t>
+      </w:r>
+      <w:proofErr w:type="spellEnd"/>
+      <w:r>
+        <w:t xml:space="preserve"> -u root -p</w:t>
+      </w:r>
+    </w:p>
+    <w:p>
+      <w:r>
+        <w:rPr>
+          <w:noProof/>
+        </w:rPr>
         <w:drawing>
           <wp:inline distT="0" distB="0" distL="0" distR="0" wp14:anchorId="14ABCCEB" wp14:editId="14C10D9A">
             <wp:extent cx="5731510" cy="2030730"/>
@@ -3293,6 +3826,9 @@
     </w:p>
     <w:p>
       <w:r>
+        <w:rPr>
+          <w:noProof/>
+        </w:rPr>
         <w:lastRenderedPageBreak/>
         <w:drawing>
           <wp:inline distT="0" distB="0" distL="0" distR="0" wp14:anchorId="3EC67435" wp14:editId="5E64EF8A">
@@ -3333,10 +3869,1609 @@
     </w:p>
     <w:p>
       <w:pPr>
-        <w:rPr>
-          <w:rFonts w:hint="eastAsia"/>
-        </w:rPr>
-      </w:pPr>
+        <w:pStyle w:val="1"/>
+      </w:pPr>
+      <w:r>
+        <w:rPr>
+          <w:rFonts w:hint="eastAsia"/>
+        </w:rPr>
+        <w:t xml:space="preserve">볼륨 </w:t>
+      </w:r>
+      <w:proofErr w:type="spellStart"/>
+      <w:r>
+        <w:rPr>
+          <w:rFonts w:hint="eastAsia"/>
+        </w:rPr>
+        <w:t>마운트하여</w:t>
+      </w:r>
+      <w:proofErr w:type="spellEnd"/>
+      <w:r>
+        <w:rPr>
+          <w:rFonts w:hint="eastAsia"/>
+        </w:rPr>
+        <w:t xml:space="preserve"> </w:t>
+      </w:r>
+      <w:proofErr w:type="spellStart"/>
+      <w:r>
+        <w:t>Jupyter</w:t>
+      </w:r>
+      <w:proofErr w:type="spellEnd"/>
+      <w:r>
+        <w:t xml:space="preserve"> LAB </w:t>
+      </w:r>
+      <w:r>
+        <w:rPr>
+          <w:rFonts w:hint="eastAsia"/>
+        </w:rPr>
+        <w:t>서비스 구축</w:t>
+      </w:r>
+    </w:p>
+    <w:p>
+      <w:r>
+        <w:rPr>
+          <w:rFonts w:hint="eastAsia"/>
+        </w:rPr>
+        <w:t>d</w:t>
+      </w:r>
+      <w:r>
+        <w:t>ocker hub</w:t>
+      </w:r>
+      <w:r>
+        <w:rPr>
+          <w:rFonts w:hint="eastAsia"/>
+        </w:rPr>
+        <w:t xml:space="preserve">에서 </w:t>
+      </w:r>
+      <w:proofErr w:type="spellStart"/>
+      <w:r>
+        <w:t>Jupyter</w:t>
+      </w:r>
+      <w:proofErr w:type="spellEnd"/>
+      <w:r>
+        <w:t xml:space="preserve"> notebook </w:t>
+      </w:r>
+      <w:r>
+        <w:rPr>
+          <w:rFonts w:hint="eastAsia"/>
+        </w:rPr>
+        <w:t xml:space="preserve">검색 </w:t>
+      </w:r>
+      <w:r>
+        <w:t>(</w:t>
+      </w:r>
+      <w:hyperlink r:id="rId51" w:history="1">
+        <w:r>
+          <w:rPr>
+            <w:rStyle w:val="a4"/>
+          </w:rPr>
+          <w:t>https://hub.docker.com/r/jupyter/datascience-notebook</w:t>
+        </w:r>
+      </w:hyperlink>
+      <w:r>
+        <w:t>)</w:t>
+      </w:r>
+    </w:p>
+    <w:p>
+      <w:r>
+        <w:rPr>
+          <w:noProof/>
+        </w:rPr>
+        <w:drawing>
+          <wp:inline distT="0" distB="0" distL="0" distR="0" wp14:anchorId="09736A5B" wp14:editId="6A55C3EA">
+            <wp:extent cx="5731510" cy="2242185"/>
+            <wp:effectExtent l="0" t="0" r="2540" b="5715"/>
+            <wp:docPr id="107636808" name="그림 1"/>
+            <wp:cNvGraphicFramePr>
+              <a:graphicFrameLocks xmlns:a="http://schemas.openxmlformats.org/drawingml/2006/main" noChangeAspect="1"/>
+            </wp:cNvGraphicFramePr>
+            <a:graphic xmlns:a="http://schemas.openxmlformats.org/drawingml/2006/main">
+              <a:graphicData uri="http://schemas.openxmlformats.org/drawingml/2006/picture">
+                <pic:pic xmlns:pic="http://schemas.openxmlformats.org/drawingml/2006/picture">
+                  <pic:nvPicPr>
+                    <pic:cNvPr id="107636808" name=""/>
+                    <pic:cNvPicPr/>
+                  </pic:nvPicPr>
+                  <pic:blipFill>
+                    <a:blip r:embed="rId52"/>
+                    <a:stretch>
+                      <a:fillRect/>
+                    </a:stretch>
+                  </pic:blipFill>
+                  <pic:spPr>
+                    <a:xfrm>
+                      <a:off x="0" y="0"/>
+                      <a:ext cx="5731510" cy="2242185"/>
+                    </a:xfrm>
+                    <a:prstGeom prst="rect">
+                      <a:avLst/>
+                    </a:prstGeom>
+                  </pic:spPr>
+                </pic:pic>
+              </a:graphicData>
+            </a:graphic>
+          </wp:inline>
+        </w:drawing>
+      </w:r>
+    </w:p>
+    <w:p>
+      <w:pPr>
+        <w:pStyle w:val="2"/>
+      </w:pPr>
+      <w:r>
+        <w:rPr>
+          <w:rFonts w:hint="eastAsia"/>
+        </w:rPr>
+        <w:t>볼륨 마운트 옵션 사용해 로컬 파일 공유하기</w:t>
+      </w:r>
+    </w:p>
+    <w:p>
+      <w:r>
+        <w:rPr>
+          <w:rFonts w:hint="eastAsia"/>
+        </w:rPr>
+        <w:t>명령어 형식:</w:t>
+      </w:r>
+      <w:r>
+        <w:t xml:space="preserve"> docker run -v &lt;</w:t>
+      </w:r>
+      <w:r>
+        <w:rPr>
+          <w:rFonts w:hint="eastAsia"/>
+        </w:rPr>
+        <w:t>호스트 경로&gt;</w:t>
+      </w:r>
+      <w:r>
+        <w:t>:&lt;</w:t>
+      </w:r>
+      <w:r>
+        <w:rPr>
+          <w:rFonts w:hint="eastAsia"/>
+        </w:rPr>
+        <w:t>컨테이너 내 경로&gt;</w:t>
+      </w:r>
+      <w:r>
+        <w:t>:&lt;</w:t>
+      </w:r>
+      <w:r>
+        <w:rPr>
+          <w:rFonts w:hint="eastAsia"/>
+        </w:rPr>
+        <w:t>권한&gt;</w:t>
+      </w:r>
+      <w:r>
+        <w:t xml:space="preserve"> # /</w:t>
+      </w:r>
+      <w:proofErr w:type="spellStart"/>
+      <w:proofErr w:type="gramStart"/>
+      <w:r>
+        <w:t>tmp:home</w:t>
+      </w:r>
+      <w:proofErr w:type="spellEnd"/>
+      <w:proofErr w:type="gramEnd"/>
+      <w:r>
+        <w:t>/</w:t>
+      </w:r>
+      <w:proofErr w:type="spellStart"/>
+      <w:r>
+        <w:t>user:ro</w:t>
+      </w:r>
+      <w:proofErr w:type="spellEnd"/>
+    </w:p>
+    <w:p>
+      <w:r>
+        <w:rPr>
+          <w:rFonts w:hint="eastAsia"/>
+        </w:rPr>
+        <w:t>권한의 종류</w:t>
+      </w:r>
+    </w:p>
+    <w:p>
+      <w:pPr>
+        <w:pStyle w:val="a3"/>
+        <w:numPr>
+          <w:ilvl w:val="0"/>
+          <w:numId w:val="6"/>
+        </w:numPr>
+        <w:ind w:leftChars="0"/>
+      </w:pPr>
+      <w:proofErr w:type="spellStart"/>
+      <w:r>
+        <w:rPr>
+          <w:rFonts w:hint="eastAsia"/>
+        </w:rPr>
+        <w:t>r</w:t>
+      </w:r>
+      <w:r>
+        <w:t>o</w:t>
+      </w:r>
+      <w:proofErr w:type="spellEnd"/>
+      <w:r>
+        <w:t xml:space="preserve">: </w:t>
+      </w:r>
+      <w:r>
+        <w:rPr>
+          <w:rFonts w:hint="eastAsia"/>
+        </w:rPr>
+        <w:t>읽기 전용</w:t>
+      </w:r>
+    </w:p>
+    <w:p>
+      <w:pPr>
+        <w:pStyle w:val="a3"/>
+        <w:numPr>
+          <w:ilvl w:val="0"/>
+          <w:numId w:val="6"/>
+        </w:numPr>
+        <w:ind w:leftChars="0"/>
+      </w:pPr>
+      <w:proofErr w:type="spellStart"/>
+      <w:r>
+        <w:rPr>
+          <w:rFonts w:hint="eastAsia"/>
+        </w:rPr>
+        <w:t>r</w:t>
+      </w:r>
+      <w:r>
+        <w:t>w</w:t>
+      </w:r>
+      <w:proofErr w:type="spellEnd"/>
+      <w:r>
+        <w:t xml:space="preserve">: </w:t>
+      </w:r>
+      <w:r>
+        <w:rPr>
+          <w:rFonts w:hint="eastAsia"/>
+        </w:rPr>
+        <w:t>읽기 및 쓰기</w:t>
+      </w:r>
+    </w:p>
+    <w:p>
+      <w:r>
+        <w:t>nginx</w:t>
+      </w:r>
+      <w:r>
+        <w:rPr>
+          <w:rFonts w:hint="eastAsia"/>
+        </w:rPr>
+        <w:t xml:space="preserve">로 </w:t>
+      </w:r>
+      <w:proofErr w:type="spellStart"/>
+      <w:r>
+        <w:rPr>
+          <w:rFonts w:hint="eastAsia"/>
+        </w:rPr>
+        <w:t>볼륨마운트하기</w:t>
+      </w:r>
+      <w:proofErr w:type="spellEnd"/>
+    </w:p>
+    <w:p>
+      <w:proofErr w:type="spellStart"/>
+      <w:r>
+        <w:rPr>
+          <w:rFonts w:hint="eastAsia"/>
+        </w:rPr>
+        <w:t>s</w:t>
+      </w:r>
+      <w:r>
+        <w:t>udo</w:t>
+      </w:r>
+      <w:proofErr w:type="spellEnd"/>
+      <w:r>
+        <w:t xml:space="preserve"> docker run -d -p 80:80 --rm -v /var/www:/</w:t>
+      </w:r>
+      <w:proofErr w:type="spellStart"/>
+      <w:r>
+        <w:t>usr</w:t>
+      </w:r>
+      <w:proofErr w:type="spellEnd"/>
+      <w:r>
+        <w:t>/share/nginx/</w:t>
+      </w:r>
+      <w:proofErr w:type="spellStart"/>
+      <w:r>
+        <w:t>html:ro</w:t>
+      </w:r>
+      <w:proofErr w:type="spellEnd"/>
+      <w:r>
+        <w:t xml:space="preserve"> nginx</w:t>
+      </w:r>
+    </w:p>
+    <w:p>
+      <w:r>
+        <w:rPr>
+          <w:noProof/>
+        </w:rPr>
+        <w:drawing>
+          <wp:inline distT="0" distB="0" distL="0" distR="0" wp14:anchorId="31A42274" wp14:editId="4350C9D6">
+            <wp:extent cx="5731510" cy="1134745"/>
+            <wp:effectExtent l="0" t="0" r="2540" b="8255"/>
+            <wp:docPr id="1820467173" name="그림 1"/>
+            <wp:cNvGraphicFramePr>
+              <a:graphicFrameLocks xmlns:a="http://schemas.openxmlformats.org/drawingml/2006/main" noChangeAspect="1"/>
+            </wp:cNvGraphicFramePr>
+            <a:graphic xmlns:a="http://schemas.openxmlformats.org/drawingml/2006/main">
+              <a:graphicData uri="http://schemas.openxmlformats.org/drawingml/2006/picture">
+                <pic:pic xmlns:pic="http://schemas.openxmlformats.org/drawingml/2006/picture">
+                  <pic:nvPicPr>
+                    <pic:cNvPr id="1820467173" name=""/>
+                    <pic:cNvPicPr/>
+                  </pic:nvPicPr>
+                  <pic:blipFill>
+                    <a:blip r:embed="rId53"/>
+                    <a:stretch>
+                      <a:fillRect/>
+                    </a:stretch>
+                  </pic:blipFill>
+                  <pic:spPr>
+                    <a:xfrm>
+                      <a:off x="0" y="0"/>
+                      <a:ext cx="5731510" cy="1134745"/>
+                    </a:xfrm>
+                    <a:prstGeom prst="rect">
+                      <a:avLst/>
+                    </a:prstGeom>
+                  </pic:spPr>
+                </pic:pic>
+              </a:graphicData>
+            </a:graphic>
+          </wp:inline>
+        </w:drawing>
+      </w:r>
+    </w:p>
+    <w:p>
+      <w:r>
+        <w:rPr>
+          <w:noProof/>
+        </w:rPr>
+        <w:lastRenderedPageBreak/>
+        <w:drawing>
+          <wp:inline distT="0" distB="0" distL="0" distR="0" wp14:anchorId="023A0B32" wp14:editId="3C35A2EC">
+            <wp:extent cx="5731510" cy="1469390"/>
+            <wp:effectExtent l="0" t="0" r="2540" b="0"/>
+            <wp:docPr id="1181812247" name="그림 1"/>
+            <wp:cNvGraphicFramePr>
+              <a:graphicFrameLocks xmlns:a="http://schemas.openxmlformats.org/drawingml/2006/main" noChangeAspect="1"/>
+            </wp:cNvGraphicFramePr>
+            <a:graphic xmlns:a="http://schemas.openxmlformats.org/drawingml/2006/main">
+              <a:graphicData uri="http://schemas.openxmlformats.org/drawingml/2006/picture">
+                <pic:pic xmlns:pic="http://schemas.openxmlformats.org/drawingml/2006/picture">
+                  <pic:nvPicPr>
+                    <pic:cNvPr id="1181812247" name=""/>
+                    <pic:cNvPicPr/>
+                  </pic:nvPicPr>
+                  <pic:blipFill>
+                    <a:blip r:embed="rId54"/>
+                    <a:stretch>
+                      <a:fillRect/>
+                    </a:stretch>
+                  </pic:blipFill>
+                  <pic:spPr>
+                    <a:xfrm>
+                      <a:off x="0" y="0"/>
+                      <a:ext cx="5731510" cy="1469390"/>
+                    </a:xfrm>
+                    <a:prstGeom prst="rect">
+                      <a:avLst/>
+                    </a:prstGeom>
+                  </pic:spPr>
+                </pic:pic>
+              </a:graphicData>
+            </a:graphic>
+          </wp:inline>
+        </w:drawing>
+      </w:r>
+    </w:p>
+    <w:p>
+      <w:r>
+        <w:t>nginx</w:t>
+      </w:r>
+      <w:r>
+        <w:rPr>
+          <w:rFonts w:hint="eastAsia"/>
+        </w:rPr>
+        <w:t>가 읽을 수 있는</w:t>
+      </w:r>
+      <w:r>
+        <w:t xml:space="preserve"> </w:t>
+      </w:r>
+      <w:r>
+        <w:rPr>
+          <w:rFonts w:hint="eastAsia"/>
+        </w:rPr>
+        <w:t xml:space="preserve">데이터가 없기 때문에 </w:t>
+      </w:r>
+      <w:r>
+        <w:t>/var/www</w:t>
+      </w:r>
+      <w:r>
+        <w:rPr>
+          <w:rFonts w:hint="eastAsia"/>
+        </w:rPr>
+        <w:t>에 i</w:t>
+      </w:r>
+      <w:r>
+        <w:t xml:space="preserve">ndex.html </w:t>
+      </w:r>
+      <w:r>
+        <w:rPr>
+          <w:rFonts w:hint="eastAsia"/>
+        </w:rPr>
+        <w:t>파일을 생성한다.</w:t>
+      </w:r>
+    </w:p>
+    <w:p>
+      <w:r>
+        <w:rPr>
+          <w:noProof/>
+        </w:rPr>
+        <w:drawing>
+          <wp:inline distT="0" distB="0" distL="0" distR="0" wp14:anchorId="4ED6C047" wp14:editId="1F9B4248">
+            <wp:extent cx="5658640" cy="847843"/>
+            <wp:effectExtent l="0" t="0" r="0" b="9525"/>
+            <wp:docPr id="2086279815" name="그림 1"/>
+            <wp:cNvGraphicFramePr>
+              <a:graphicFrameLocks xmlns:a="http://schemas.openxmlformats.org/drawingml/2006/main" noChangeAspect="1"/>
+            </wp:cNvGraphicFramePr>
+            <a:graphic xmlns:a="http://schemas.openxmlformats.org/drawingml/2006/main">
+              <a:graphicData uri="http://schemas.openxmlformats.org/drawingml/2006/picture">
+                <pic:pic xmlns:pic="http://schemas.openxmlformats.org/drawingml/2006/picture">
+                  <pic:nvPicPr>
+                    <pic:cNvPr id="2086279815" name=""/>
+                    <pic:cNvPicPr/>
+                  </pic:nvPicPr>
+                  <pic:blipFill>
+                    <a:blip r:embed="rId55"/>
+                    <a:stretch>
+                      <a:fillRect/>
+                    </a:stretch>
+                  </pic:blipFill>
+                  <pic:spPr>
+                    <a:xfrm>
+                      <a:off x="0" y="0"/>
+                      <a:ext cx="5658640" cy="847843"/>
+                    </a:xfrm>
+                    <a:prstGeom prst="rect">
+                      <a:avLst/>
+                    </a:prstGeom>
+                  </pic:spPr>
+                </pic:pic>
+              </a:graphicData>
+            </a:graphic>
+          </wp:inline>
+        </w:drawing>
+      </w:r>
+    </w:p>
+    <w:p>
+      <w:r>
+        <w:rPr>
+          <w:noProof/>
+        </w:rPr>
+        <w:drawing>
+          <wp:inline distT="0" distB="0" distL="0" distR="0" wp14:anchorId="42059397" wp14:editId="6AFBE19E">
+            <wp:extent cx="5611008" cy="1781424"/>
+            <wp:effectExtent l="0" t="0" r="0" b="9525"/>
+            <wp:docPr id="1315291740" name="그림 1"/>
+            <wp:cNvGraphicFramePr>
+              <a:graphicFrameLocks xmlns:a="http://schemas.openxmlformats.org/drawingml/2006/main" noChangeAspect="1"/>
+            </wp:cNvGraphicFramePr>
+            <a:graphic xmlns:a="http://schemas.openxmlformats.org/drawingml/2006/main">
+              <a:graphicData uri="http://schemas.openxmlformats.org/drawingml/2006/picture">
+                <pic:pic xmlns:pic="http://schemas.openxmlformats.org/drawingml/2006/picture">
+                  <pic:nvPicPr>
+                    <pic:cNvPr id="1315291740" name=""/>
+                    <pic:cNvPicPr/>
+                  </pic:nvPicPr>
+                  <pic:blipFill>
+                    <a:blip r:embed="rId56"/>
+                    <a:stretch>
+                      <a:fillRect/>
+                    </a:stretch>
+                  </pic:blipFill>
+                  <pic:spPr>
+                    <a:xfrm>
+                      <a:off x="0" y="0"/>
+                      <a:ext cx="5611008" cy="1781424"/>
+                    </a:xfrm>
+                    <a:prstGeom prst="rect">
+                      <a:avLst/>
+                    </a:prstGeom>
+                  </pic:spPr>
+                </pic:pic>
+              </a:graphicData>
+            </a:graphic>
+          </wp:inline>
+        </w:drawing>
+      </w:r>
+    </w:p>
+    <w:p>
+      <w:pPr>
+        <w:pStyle w:val="2"/>
+      </w:pPr>
+      <w:r>
+        <w:rPr>
+          <w:rFonts w:hint="eastAsia"/>
+        </w:rPr>
+        <w:t xml:space="preserve">데이터 분석가를 위한 </w:t>
+      </w:r>
+      <w:proofErr w:type="spellStart"/>
+      <w:r>
+        <w:t>Jupyter</w:t>
+      </w:r>
+      <w:proofErr w:type="spellEnd"/>
+      <w:r>
+        <w:t xml:space="preserve"> LAB </w:t>
+      </w:r>
+      <w:r>
+        <w:rPr>
+          <w:rFonts w:hint="eastAsia"/>
+        </w:rPr>
+        <w:t>환경 구축하</w:t>
+      </w:r>
+      <w:r>
+        <w:rPr>
+          <w:rFonts w:hint="eastAsia"/>
+        </w:rPr>
+        <w:t>기</w:t>
+      </w:r>
+    </w:p>
+    <w:p>
+      <w:r>
+        <w:rPr>
+          <w:rFonts w:hint="eastAsia"/>
+        </w:rPr>
+        <w:t xml:space="preserve">현재 디렉토리를 사용하여 </w:t>
+      </w:r>
+      <w:r>
+        <w:t xml:space="preserve">notebook </w:t>
+      </w:r>
+      <w:r>
+        <w:rPr>
+          <w:rFonts w:hint="eastAsia"/>
+        </w:rPr>
+        <w:t>컨테이너 실행</w:t>
+      </w:r>
+    </w:p>
+    <w:p>
+      <w:proofErr w:type="spellStart"/>
+      <w:r>
+        <w:t>mkdir</w:t>
+      </w:r>
+      <w:proofErr w:type="spellEnd"/>
+      <w:r>
+        <w:t xml:space="preserve"> ~/</w:t>
+      </w:r>
+      <w:proofErr w:type="spellStart"/>
+      <w:r>
+        <w:t>jupyternotebook</w:t>
+      </w:r>
+      <w:proofErr w:type="spellEnd"/>
+      <w:r>
+        <w:t xml:space="preserve"> #</w:t>
+      </w:r>
+      <w:r>
+        <w:rPr>
+          <w:rFonts w:hint="eastAsia"/>
+        </w:rPr>
+        <w:t xml:space="preserve"> 폴더 생성</w:t>
+      </w:r>
+    </w:p>
+    <w:p>
+      <w:proofErr w:type="spellStart"/>
+      <w:r>
+        <w:t>chmod</w:t>
+      </w:r>
+      <w:proofErr w:type="spellEnd"/>
+      <w:r>
+        <w:t xml:space="preserve"> 777 ~/</w:t>
+      </w:r>
+      <w:proofErr w:type="spellStart"/>
+      <w:r>
+        <w:t>jupyternotebook</w:t>
+      </w:r>
+      <w:proofErr w:type="spellEnd"/>
+      <w:r>
+        <w:t xml:space="preserve"> # </w:t>
+      </w:r>
+      <w:r>
+        <w:rPr>
+          <w:rFonts w:hint="eastAsia"/>
+        </w:rPr>
+        <w:t>권한 부여</w:t>
+      </w:r>
+    </w:p>
+    <w:p>
+      <w:r>
+        <w:t>cd ~/</w:t>
+      </w:r>
+      <w:proofErr w:type="spellStart"/>
+      <w:r>
+        <w:t>jupyternotebook</w:t>
+      </w:r>
+      <w:proofErr w:type="spellEnd"/>
+    </w:p>
+    <w:p>
+      <w:proofErr w:type="spellStart"/>
+      <w:r>
+        <w:t>sudo</w:t>
+      </w:r>
+      <w:proofErr w:type="spellEnd"/>
+      <w:r>
+        <w:t xml:space="preserve"> docker run --rm -p 8080:8888 -e JUPYTER_ENABLE_LAB=yes -v "$PWD":/home/</w:t>
+      </w:r>
+      <w:proofErr w:type="spellStart"/>
+      <w:r>
+        <w:t>jovyan</w:t>
+      </w:r>
+      <w:proofErr w:type="spellEnd"/>
+      <w:r>
+        <w:t>/</w:t>
+      </w:r>
+      <w:proofErr w:type="spellStart"/>
+      <w:r>
+        <w:t>work:rw</w:t>
+      </w:r>
+      <w:proofErr w:type="spellEnd"/>
+      <w:r>
+        <w:t xml:space="preserve"> </w:t>
+      </w:r>
+      <w:proofErr w:type="spellStart"/>
+      <w:r>
+        <w:t>jupyter</w:t>
+      </w:r>
+      <w:proofErr w:type="spellEnd"/>
+      <w:r>
+        <w:t>/datascience-notebook:9b06df75e445</w:t>
+      </w:r>
+    </w:p>
+    <w:p>
+      <w:r>
+        <w:rPr>
+          <w:noProof/>
+        </w:rPr>
+        <w:drawing>
+          <wp:inline distT="0" distB="0" distL="0" distR="0" wp14:anchorId="1DC63585" wp14:editId="552C26EE">
+            <wp:extent cx="5731510" cy="560705"/>
+            <wp:effectExtent l="0" t="0" r="2540" b="0"/>
+            <wp:docPr id="1104933444" name="그림 1"/>
+            <wp:cNvGraphicFramePr>
+              <a:graphicFrameLocks xmlns:a="http://schemas.openxmlformats.org/drawingml/2006/main" noChangeAspect="1"/>
+            </wp:cNvGraphicFramePr>
+            <a:graphic xmlns:a="http://schemas.openxmlformats.org/drawingml/2006/main">
+              <a:graphicData uri="http://schemas.openxmlformats.org/drawingml/2006/picture">
+                <pic:pic xmlns:pic="http://schemas.openxmlformats.org/drawingml/2006/picture">
+                  <pic:nvPicPr>
+                    <pic:cNvPr id="1104933444" name=""/>
+                    <pic:cNvPicPr/>
+                  </pic:nvPicPr>
+                  <pic:blipFill>
+                    <a:blip r:embed="rId57"/>
+                    <a:stretch>
+                      <a:fillRect/>
+                    </a:stretch>
+                  </pic:blipFill>
+                  <pic:spPr>
+                    <a:xfrm>
+                      <a:off x="0" y="0"/>
+                      <a:ext cx="5731510" cy="560705"/>
+                    </a:xfrm>
+                    <a:prstGeom prst="rect">
+                      <a:avLst/>
+                    </a:prstGeom>
+                  </pic:spPr>
+                </pic:pic>
+              </a:graphicData>
+            </a:graphic>
+          </wp:inline>
+        </w:drawing>
+      </w:r>
+    </w:p>
+    <w:p>
+      <w:r>
+        <w:rPr>
+          <w:rFonts w:hint="eastAsia"/>
+        </w:rPr>
+        <w:t>실행 후 나오는 링크를 통해 접속한다.</w:t>
+      </w:r>
+    </w:p>
+    <w:p>
+      <w:r>
+        <w:rPr>
+          <w:noProof/>
+        </w:rPr>
+        <w:lastRenderedPageBreak/>
+        <w:drawing>
+          <wp:inline distT="0" distB="0" distL="0" distR="0" wp14:anchorId="7C10A453" wp14:editId="6AD51A7E">
+            <wp:extent cx="5731510" cy="2093595"/>
+            <wp:effectExtent l="0" t="0" r="2540" b="1905"/>
+            <wp:docPr id="2027535506" name="그림 1"/>
+            <wp:cNvGraphicFramePr>
+              <a:graphicFrameLocks xmlns:a="http://schemas.openxmlformats.org/drawingml/2006/main" noChangeAspect="1"/>
+            </wp:cNvGraphicFramePr>
+            <a:graphic xmlns:a="http://schemas.openxmlformats.org/drawingml/2006/main">
+              <a:graphicData uri="http://schemas.openxmlformats.org/drawingml/2006/picture">
+                <pic:pic xmlns:pic="http://schemas.openxmlformats.org/drawingml/2006/picture">
+                  <pic:nvPicPr>
+                    <pic:cNvPr id="2027535506" name=""/>
+                    <pic:cNvPicPr/>
+                  </pic:nvPicPr>
+                  <pic:blipFill>
+                    <a:blip r:embed="rId58"/>
+                    <a:stretch>
+                      <a:fillRect/>
+                    </a:stretch>
+                  </pic:blipFill>
+                  <pic:spPr>
+                    <a:xfrm>
+                      <a:off x="0" y="0"/>
+                      <a:ext cx="5731510" cy="2093595"/>
+                    </a:xfrm>
+                    <a:prstGeom prst="rect">
+                      <a:avLst/>
+                    </a:prstGeom>
+                  </pic:spPr>
+                </pic:pic>
+              </a:graphicData>
+            </a:graphic>
+          </wp:inline>
+        </w:drawing>
+      </w:r>
+    </w:p>
+    <w:p>
+      <w:hyperlink r:id="rId59" w:history="1">
+        <w:r>
+          <w:rPr>
+            <w:rStyle w:val="a4"/>
+          </w:rPr>
+          <w:t>http://127.0.0.1:8080/token=</w:t>
+        </w:r>
+      </w:hyperlink>
+      <w:r>
+        <w:t>??????????????????</w:t>
+      </w:r>
+    </w:p>
+    <w:p>
+      <w:r>
+        <w:rPr>
+          <w:noProof/>
+        </w:rPr>
+        <w:drawing>
+          <wp:inline distT="0" distB="0" distL="0" distR="0" wp14:anchorId="7F9FC35C" wp14:editId="5CE4BA0D">
+            <wp:extent cx="5731510" cy="1739900"/>
+            <wp:effectExtent l="0" t="0" r="2540" b="0"/>
+            <wp:docPr id="1025190622" name="그림 1"/>
+            <wp:cNvGraphicFramePr>
+              <a:graphicFrameLocks xmlns:a="http://schemas.openxmlformats.org/drawingml/2006/main" noChangeAspect="1"/>
+            </wp:cNvGraphicFramePr>
+            <a:graphic xmlns:a="http://schemas.openxmlformats.org/drawingml/2006/main">
+              <a:graphicData uri="http://schemas.openxmlformats.org/drawingml/2006/picture">
+                <pic:pic xmlns:pic="http://schemas.openxmlformats.org/drawingml/2006/picture">
+                  <pic:nvPicPr>
+                    <pic:cNvPr id="1025190622" name=""/>
+                    <pic:cNvPicPr/>
+                  </pic:nvPicPr>
+                  <pic:blipFill>
+                    <a:blip r:embed="rId60"/>
+                    <a:stretch>
+                      <a:fillRect/>
+                    </a:stretch>
+                  </pic:blipFill>
+                  <pic:spPr>
+                    <a:xfrm>
+                      <a:off x="0" y="0"/>
+                      <a:ext cx="5731510" cy="1739900"/>
+                    </a:xfrm>
+                    <a:prstGeom prst="rect">
+                      <a:avLst/>
+                    </a:prstGeom>
+                  </pic:spPr>
+                </pic:pic>
+              </a:graphicData>
+            </a:graphic>
+          </wp:inline>
+        </w:drawing>
+      </w:r>
+    </w:p>
+    <w:p>
+      <w:r>
+        <w:rPr>
+          <w:noProof/>
+        </w:rPr>
+        <w:drawing>
+          <wp:inline distT="0" distB="0" distL="0" distR="0" wp14:anchorId="6394FAAB" wp14:editId="094BB055">
+            <wp:extent cx="5731510" cy="3236595"/>
+            <wp:effectExtent l="0" t="0" r="2540" b="1905"/>
+            <wp:docPr id="1112343770" name="그림 1"/>
+            <wp:cNvGraphicFramePr>
+              <a:graphicFrameLocks xmlns:a="http://schemas.openxmlformats.org/drawingml/2006/main" noChangeAspect="1"/>
+            </wp:cNvGraphicFramePr>
+            <a:graphic xmlns:a="http://schemas.openxmlformats.org/drawingml/2006/main">
+              <a:graphicData uri="http://schemas.openxmlformats.org/drawingml/2006/picture">
+                <pic:pic xmlns:pic="http://schemas.openxmlformats.org/drawingml/2006/picture">
+                  <pic:nvPicPr>
+                    <pic:cNvPr id="1112343770" name=""/>
+                    <pic:cNvPicPr/>
+                  </pic:nvPicPr>
+                  <pic:blipFill>
+                    <a:blip r:embed="rId61"/>
+                    <a:stretch>
+                      <a:fillRect/>
+                    </a:stretch>
+                  </pic:blipFill>
+                  <pic:spPr>
+                    <a:xfrm>
+                      <a:off x="0" y="0"/>
+                      <a:ext cx="5731510" cy="3236595"/>
+                    </a:xfrm>
+                    <a:prstGeom prst="rect">
+                      <a:avLst/>
+                    </a:prstGeom>
+                  </pic:spPr>
+                </pic:pic>
+              </a:graphicData>
+            </a:graphic>
+          </wp:inline>
+        </w:drawing>
+      </w:r>
+    </w:p>
+    <w:p>
+      <w:r>
+        <w:rPr>
+          <w:rFonts w:hint="eastAsia"/>
+        </w:rPr>
+        <w:t>실행 테스트 해보기</w:t>
+      </w:r>
+    </w:p>
+    <w:p>
+      <w:r>
+        <w:rPr>
+          <w:noProof/>
+        </w:rPr>
+        <w:lastRenderedPageBreak/>
+        <w:drawing>
+          <wp:inline distT="0" distB="0" distL="0" distR="0" wp14:anchorId="617FA120" wp14:editId="65F38A36">
+            <wp:extent cx="5731510" cy="1826260"/>
+            <wp:effectExtent l="0" t="0" r="2540" b="2540"/>
+            <wp:docPr id="1270337822" name="그림 1"/>
+            <wp:cNvGraphicFramePr>
+              <a:graphicFrameLocks xmlns:a="http://schemas.openxmlformats.org/drawingml/2006/main" noChangeAspect="1"/>
+            </wp:cNvGraphicFramePr>
+            <a:graphic xmlns:a="http://schemas.openxmlformats.org/drawingml/2006/main">
+              <a:graphicData uri="http://schemas.openxmlformats.org/drawingml/2006/picture">
+                <pic:pic xmlns:pic="http://schemas.openxmlformats.org/drawingml/2006/picture">
+                  <pic:nvPicPr>
+                    <pic:cNvPr id="1270337822" name=""/>
+                    <pic:cNvPicPr/>
+                  </pic:nvPicPr>
+                  <pic:blipFill>
+                    <a:blip r:embed="rId62"/>
+                    <a:stretch>
+                      <a:fillRect/>
+                    </a:stretch>
+                  </pic:blipFill>
+                  <pic:spPr>
+                    <a:xfrm>
+                      <a:off x="0" y="0"/>
+                      <a:ext cx="5731510" cy="1826260"/>
+                    </a:xfrm>
+                    <a:prstGeom prst="rect">
+                      <a:avLst/>
+                    </a:prstGeom>
+                  </pic:spPr>
+                </pic:pic>
+              </a:graphicData>
+            </a:graphic>
+          </wp:inline>
+        </w:drawing>
+      </w:r>
+    </w:p>
+    <w:p>
+      <w:pPr>
+        <w:pStyle w:val="1"/>
+      </w:pPr>
+      <w:r>
+        <w:rPr>
+          <w:rFonts w:hint="eastAsia"/>
+        </w:rPr>
+        <w:t xml:space="preserve">직접 </w:t>
+      </w:r>
+      <w:proofErr w:type="spellStart"/>
+      <w:r>
+        <w:rPr>
+          <w:rFonts w:hint="eastAsia"/>
+        </w:rPr>
+        <w:t>도커</w:t>
+      </w:r>
+      <w:proofErr w:type="spellEnd"/>
+      <w:r>
+        <w:rPr>
+          <w:rFonts w:hint="eastAsia"/>
+        </w:rPr>
+        <w:t xml:space="preserve"> 이미지 </w:t>
+      </w:r>
+      <w:proofErr w:type="spellStart"/>
+      <w:r>
+        <w:rPr>
+          <w:rFonts w:hint="eastAsia"/>
+        </w:rPr>
+        <w:t>푸시와</w:t>
+      </w:r>
+      <w:proofErr w:type="spellEnd"/>
+      <w:r>
+        <w:rPr>
+          <w:rFonts w:hint="eastAsia"/>
+        </w:rPr>
+        <w:t xml:space="preserve"> 히스토리 확인</w:t>
+      </w:r>
+    </w:p>
+    <w:p>
+      <w:pPr>
+        <w:pStyle w:val="2"/>
+      </w:pPr>
+      <w:r>
+        <w:rPr>
+          <w:rFonts w:hint="eastAsia"/>
+        </w:rPr>
+        <w:t>p</w:t>
+      </w:r>
+      <w:r>
+        <w:t>ython</w:t>
+      </w:r>
+      <w:r>
+        <w:rPr>
+          <w:rFonts w:hint="eastAsia"/>
+        </w:rPr>
+        <w:t>를 사용해 단순한 서비스를 시작 작성한다.</w:t>
+      </w:r>
+      <w:r>
+        <w:t xml:space="preserve"> </w:t>
+      </w:r>
+      <w:r>
+        <w:rPr>
+          <w:rFonts w:hint="eastAsia"/>
+        </w:rPr>
+        <w:t xml:space="preserve">다음 파일을 작성하여 </w:t>
+      </w:r>
+      <w:r>
+        <w:t>test_server.py</w:t>
+      </w:r>
+      <w:r>
+        <w:rPr>
+          <w:rFonts w:hint="eastAsia"/>
+        </w:rPr>
+        <w:t>로 저장한다.</w:t>
+      </w:r>
+    </w:p>
+    <w:p>
+      <w:r>
+        <w:rPr>
+          <w:noProof/>
+        </w:rPr>
+        <w:drawing>
+          <wp:inline distT="0" distB="0" distL="0" distR="0" wp14:anchorId="100238D5" wp14:editId="404B08D6">
+            <wp:extent cx="4429743" cy="181000"/>
+            <wp:effectExtent l="0" t="0" r="9525" b="9525"/>
+            <wp:docPr id="548348064" name="그림 1"/>
+            <wp:cNvGraphicFramePr>
+              <a:graphicFrameLocks xmlns:a="http://schemas.openxmlformats.org/drawingml/2006/main" noChangeAspect="1"/>
+            </wp:cNvGraphicFramePr>
+            <a:graphic xmlns:a="http://schemas.openxmlformats.org/drawingml/2006/main">
+              <a:graphicData uri="http://schemas.openxmlformats.org/drawingml/2006/picture">
+                <pic:pic xmlns:pic="http://schemas.openxmlformats.org/drawingml/2006/picture">
+                  <pic:nvPicPr>
+                    <pic:cNvPr id="548348064" name=""/>
+                    <pic:cNvPicPr/>
+                  </pic:nvPicPr>
+                  <pic:blipFill>
+                    <a:blip r:embed="rId63"/>
+                    <a:stretch>
+                      <a:fillRect/>
+                    </a:stretch>
+                  </pic:blipFill>
+                  <pic:spPr>
+                    <a:xfrm>
+                      <a:off x="0" y="0"/>
+                      <a:ext cx="4429743" cy="181000"/>
+                    </a:xfrm>
+                    <a:prstGeom prst="rect">
+                      <a:avLst/>
+                    </a:prstGeom>
+                  </pic:spPr>
+                </pic:pic>
+              </a:graphicData>
+            </a:graphic>
+          </wp:inline>
+        </w:drawing>
+      </w:r>
+    </w:p>
+    <w:p>
+      <w:r>
+        <w:rPr>
+          <w:noProof/>
+        </w:rPr>
+        <w:drawing>
+          <wp:inline distT="0" distB="0" distL="0" distR="0" wp14:anchorId="113E2F53" wp14:editId="10A1CF1C">
+            <wp:extent cx="5731510" cy="2457450"/>
+            <wp:effectExtent l="0" t="0" r="2540" b="0"/>
+            <wp:docPr id="368370131" name="그림 1"/>
+            <wp:cNvGraphicFramePr>
+              <a:graphicFrameLocks xmlns:a="http://schemas.openxmlformats.org/drawingml/2006/main" noChangeAspect="1"/>
+            </wp:cNvGraphicFramePr>
+            <a:graphic xmlns:a="http://schemas.openxmlformats.org/drawingml/2006/main">
+              <a:graphicData uri="http://schemas.openxmlformats.org/drawingml/2006/picture">
+                <pic:pic xmlns:pic="http://schemas.openxmlformats.org/drawingml/2006/picture">
+                  <pic:nvPicPr>
+                    <pic:cNvPr id="368370131" name=""/>
+                    <pic:cNvPicPr/>
+                  </pic:nvPicPr>
+                  <pic:blipFill>
+                    <a:blip r:embed="rId64"/>
+                    <a:stretch>
+                      <a:fillRect/>
+                    </a:stretch>
+                  </pic:blipFill>
+                  <pic:spPr>
+                    <a:xfrm>
+                      <a:off x="0" y="0"/>
+                      <a:ext cx="5731510" cy="2457450"/>
+                    </a:xfrm>
+                    <a:prstGeom prst="rect">
+                      <a:avLst/>
+                    </a:prstGeom>
+                  </pic:spPr>
+                </pic:pic>
+              </a:graphicData>
+            </a:graphic>
+          </wp:inline>
+        </w:drawing>
+      </w:r>
+    </w:p>
+    <w:p>
+      <w:r>
+        <w:rPr>
+          <w:noProof/>
+        </w:rPr>
+        <w:drawing>
+          <wp:inline distT="0" distB="0" distL="0" distR="0" wp14:anchorId="3CA48615" wp14:editId="0EB89857">
+            <wp:extent cx="4858428" cy="438211"/>
+            <wp:effectExtent l="0" t="0" r="0" b="0"/>
+            <wp:docPr id="326943156" name="그림 1"/>
+            <wp:cNvGraphicFramePr>
+              <a:graphicFrameLocks xmlns:a="http://schemas.openxmlformats.org/drawingml/2006/main" noChangeAspect="1"/>
+            </wp:cNvGraphicFramePr>
+            <a:graphic xmlns:a="http://schemas.openxmlformats.org/drawingml/2006/main">
+              <a:graphicData uri="http://schemas.openxmlformats.org/drawingml/2006/picture">
+                <pic:pic xmlns:pic="http://schemas.openxmlformats.org/drawingml/2006/picture">
+                  <pic:nvPicPr>
+                    <pic:cNvPr id="326943156" name=""/>
+                    <pic:cNvPicPr/>
+                  </pic:nvPicPr>
+                  <pic:blipFill>
+                    <a:blip r:embed="rId65"/>
+                    <a:stretch>
+                      <a:fillRect/>
+                    </a:stretch>
+                  </pic:blipFill>
+                  <pic:spPr>
+                    <a:xfrm>
+                      <a:off x="0" y="0"/>
+                      <a:ext cx="4858428" cy="438211"/>
+                    </a:xfrm>
+                    <a:prstGeom prst="rect">
+                      <a:avLst/>
+                    </a:prstGeom>
+                  </pic:spPr>
+                </pic:pic>
+              </a:graphicData>
+            </a:graphic>
+          </wp:inline>
+        </w:drawing>
+      </w:r>
+    </w:p>
+    <w:p>
+      <w:r>
+        <w:rPr>
+          <w:rFonts w:hint="eastAsia"/>
+        </w:rPr>
+        <w:t>이후 다른 명령 프롬프트 창을 열어 명령어를 통해 확인해본다.</w:t>
+      </w:r>
+    </w:p>
+    <w:p>
+      <w:r>
+        <w:rPr>
+          <w:noProof/>
+        </w:rPr>
+        <w:drawing>
+          <wp:inline distT="0" distB="0" distL="0" distR="0" wp14:anchorId="4776D7F9" wp14:editId="354837E3">
+            <wp:extent cx="5496692" cy="1086002"/>
+            <wp:effectExtent l="0" t="0" r="0" b="0"/>
+            <wp:docPr id="1159122334" name="그림 1"/>
+            <wp:cNvGraphicFramePr>
+              <a:graphicFrameLocks xmlns:a="http://schemas.openxmlformats.org/drawingml/2006/main" noChangeAspect="1"/>
+            </wp:cNvGraphicFramePr>
+            <a:graphic xmlns:a="http://schemas.openxmlformats.org/drawingml/2006/main">
+              <a:graphicData uri="http://schemas.openxmlformats.org/drawingml/2006/picture">
+                <pic:pic xmlns:pic="http://schemas.openxmlformats.org/drawingml/2006/picture">
+                  <pic:nvPicPr>
+                    <pic:cNvPr id="1159122334" name=""/>
+                    <pic:cNvPicPr/>
+                  </pic:nvPicPr>
+                  <pic:blipFill>
+                    <a:blip r:embed="rId66"/>
+                    <a:stretch>
+                      <a:fillRect/>
+                    </a:stretch>
+                  </pic:blipFill>
+                  <pic:spPr>
+                    <a:xfrm>
+                      <a:off x="0" y="0"/>
+                      <a:ext cx="5496692" cy="1086002"/>
+                    </a:xfrm>
+                    <a:prstGeom prst="rect">
+                      <a:avLst/>
+                    </a:prstGeom>
+                  </pic:spPr>
+                </pic:pic>
+              </a:graphicData>
+            </a:graphic>
+          </wp:inline>
+        </w:drawing>
+      </w:r>
+    </w:p>
+    <w:p>
+      <w:r>
+        <w:rPr>
+          <w:noProof/>
+        </w:rPr>
+        <w:lastRenderedPageBreak/>
+        <w:drawing>
+          <wp:inline distT="0" distB="0" distL="0" distR="0" wp14:anchorId="10A8FA16" wp14:editId="3D8ED42A">
+            <wp:extent cx="4629796" cy="914528"/>
+            <wp:effectExtent l="0" t="0" r="0" b="0"/>
+            <wp:docPr id="1071274694" name="그림 1"/>
+            <wp:cNvGraphicFramePr>
+              <a:graphicFrameLocks xmlns:a="http://schemas.openxmlformats.org/drawingml/2006/main" noChangeAspect="1"/>
+            </wp:cNvGraphicFramePr>
+            <a:graphic xmlns:a="http://schemas.openxmlformats.org/drawingml/2006/main">
+              <a:graphicData uri="http://schemas.openxmlformats.org/drawingml/2006/picture">
+                <pic:pic xmlns:pic="http://schemas.openxmlformats.org/drawingml/2006/picture">
+                  <pic:nvPicPr>
+                    <pic:cNvPr id="1071274694" name=""/>
+                    <pic:cNvPicPr/>
+                  </pic:nvPicPr>
+                  <pic:blipFill>
+                    <a:blip r:embed="rId67"/>
+                    <a:stretch>
+                      <a:fillRect/>
+                    </a:stretch>
+                  </pic:blipFill>
+                  <pic:spPr>
+                    <a:xfrm>
+                      <a:off x="0" y="0"/>
+                      <a:ext cx="4629796" cy="914528"/>
+                    </a:xfrm>
+                    <a:prstGeom prst="rect">
+                      <a:avLst/>
+                    </a:prstGeom>
+                  </pic:spPr>
+                </pic:pic>
+              </a:graphicData>
+            </a:graphic>
+          </wp:inline>
+        </w:drawing>
+      </w:r>
+    </w:p>
+    <w:p>
+      <w:proofErr w:type="spellStart"/>
+      <w:r>
+        <w:rPr>
+          <w:rFonts w:hint="eastAsia"/>
+        </w:rPr>
+        <w:t>d</w:t>
+      </w:r>
+      <w:r>
+        <w:t>ockerfile</w:t>
+      </w:r>
+      <w:proofErr w:type="spellEnd"/>
+      <w:r>
+        <w:rPr>
+          <w:rFonts w:hint="eastAsia"/>
+        </w:rPr>
+        <w:t>를 생성한다</w:t>
+      </w:r>
+    </w:p>
+    <w:p>
+      <w:r>
+        <w:rPr>
+          <w:noProof/>
+        </w:rPr>
+        <w:drawing>
+          <wp:inline distT="0" distB="0" distL="0" distR="0" wp14:anchorId="7833692F" wp14:editId="04239F11">
+            <wp:extent cx="5731510" cy="1304290"/>
+            <wp:effectExtent l="0" t="0" r="2540" b="0"/>
+            <wp:docPr id="1136856882" name="그림 1"/>
+            <wp:cNvGraphicFramePr>
+              <a:graphicFrameLocks xmlns:a="http://schemas.openxmlformats.org/drawingml/2006/main" noChangeAspect="1"/>
+            </wp:cNvGraphicFramePr>
+            <a:graphic xmlns:a="http://schemas.openxmlformats.org/drawingml/2006/main">
+              <a:graphicData uri="http://schemas.openxmlformats.org/drawingml/2006/picture">
+                <pic:pic xmlns:pic="http://schemas.openxmlformats.org/drawingml/2006/picture">
+                  <pic:nvPicPr>
+                    <pic:cNvPr id="1136856882" name=""/>
+                    <pic:cNvPicPr/>
+                  </pic:nvPicPr>
+                  <pic:blipFill>
+                    <a:blip r:embed="rId68"/>
+                    <a:stretch>
+                      <a:fillRect/>
+                    </a:stretch>
+                  </pic:blipFill>
+                  <pic:spPr>
+                    <a:xfrm>
+                      <a:off x="0" y="0"/>
+                      <a:ext cx="5731510" cy="1304290"/>
+                    </a:xfrm>
+                    <a:prstGeom prst="rect">
+                      <a:avLst/>
+                    </a:prstGeom>
+                  </pic:spPr>
+                </pic:pic>
+              </a:graphicData>
+            </a:graphic>
+          </wp:inline>
+        </w:drawing>
+      </w:r>
+    </w:p>
+    <w:p>
+      <w:r>
+        <w:rPr>
+          <w:noProof/>
+        </w:rPr>
+        <w:drawing>
+          <wp:inline distT="0" distB="0" distL="0" distR="0" wp14:anchorId="08D6CF70" wp14:editId="1388EC25">
+            <wp:extent cx="5731510" cy="1919605"/>
+            <wp:effectExtent l="0" t="0" r="2540" b="4445"/>
+            <wp:docPr id="812705557" name="그림 1"/>
+            <wp:cNvGraphicFramePr>
+              <a:graphicFrameLocks xmlns:a="http://schemas.openxmlformats.org/drawingml/2006/main" noChangeAspect="1"/>
+            </wp:cNvGraphicFramePr>
+            <a:graphic xmlns:a="http://schemas.openxmlformats.org/drawingml/2006/main">
+              <a:graphicData uri="http://schemas.openxmlformats.org/drawingml/2006/picture">
+                <pic:pic xmlns:pic="http://schemas.openxmlformats.org/drawingml/2006/picture">
+                  <pic:nvPicPr>
+                    <pic:cNvPr id="812705557" name=""/>
+                    <pic:cNvPicPr/>
+                  </pic:nvPicPr>
+                  <pic:blipFill>
+                    <a:blip r:embed="rId69"/>
+                    <a:stretch>
+                      <a:fillRect/>
+                    </a:stretch>
+                  </pic:blipFill>
+                  <pic:spPr>
+                    <a:xfrm>
+                      <a:off x="0" y="0"/>
+                      <a:ext cx="5731510" cy="1919605"/>
+                    </a:xfrm>
+                    <a:prstGeom prst="rect">
+                      <a:avLst/>
+                    </a:prstGeom>
+                  </pic:spPr>
+                </pic:pic>
+              </a:graphicData>
+            </a:graphic>
+          </wp:inline>
+        </w:drawing>
+      </w:r>
+    </w:p>
+    <w:p>
+      <w:r>
+        <w:rPr>
+          <w:rFonts w:hint="eastAsia"/>
+        </w:rPr>
+        <w:t>빌드를 하면 다음과 같이 실행된다.</w:t>
+      </w:r>
+      <w:r>
+        <w:t xml:space="preserve"> </w:t>
+      </w:r>
+      <w:r>
+        <w:rPr>
+          <w:rFonts w:hint="eastAsia"/>
+        </w:rPr>
+        <w:t xml:space="preserve">총 </w:t>
+      </w:r>
+      <w:r>
+        <w:t>4</w:t>
+      </w:r>
+      <w:r>
+        <w:rPr>
+          <w:rFonts w:hint="eastAsia"/>
+        </w:rPr>
+        <w:t xml:space="preserve">개의 명령을 구성해둔 </w:t>
+      </w:r>
+      <w:proofErr w:type="gramStart"/>
+      <w:r>
+        <w:rPr>
+          <w:rFonts w:hint="eastAsia"/>
+        </w:rPr>
+        <w:t xml:space="preserve">것 </w:t>
+      </w:r>
+      <w:proofErr w:type="spellStart"/>
+      <w:r>
+        <w:rPr>
+          <w:rFonts w:hint="eastAsia"/>
+        </w:rPr>
+        <w:t>처럼</w:t>
+      </w:r>
+      <w:proofErr w:type="spellEnd"/>
+      <w:proofErr w:type="gramEnd"/>
+      <w:r>
+        <w:rPr>
+          <w:rFonts w:hint="eastAsia"/>
+        </w:rPr>
+        <w:t xml:space="preserve"> </w:t>
+      </w:r>
+      <w:r>
+        <w:t>4</w:t>
+      </w:r>
+      <w:r>
+        <w:rPr>
+          <w:rFonts w:hint="eastAsia"/>
+        </w:rPr>
+        <w:t xml:space="preserve">가지의 </w:t>
+      </w:r>
+      <w:r>
+        <w:t>step</w:t>
+      </w:r>
+      <w:r>
+        <w:rPr>
+          <w:rFonts w:hint="eastAsia"/>
+        </w:rPr>
+        <w:t>이 실행되는 것을 확인할 수 있다.</w:t>
+      </w:r>
+    </w:p>
+    <w:p>
+      <w:r>
+        <w:rPr>
+          <w:noProof/>
+        </w:rPr>
+        <w:lastRenderedPageBreak/>
+        <w:drawing>
+          <wp:inline distT="0" distB="0" distL="0" distR="0" wp14:anchorId="5F9A1C33" wp14:editId="3596E18F">
+            <wp:extent cx="5731510" cy="3639185"/>
+            <wp:effectExtent l="0" t="0" r="2540" b="0"/>
+            <wp:docPr id="1155773800" name="그림 1"/>
+            <wp:cNvGraphicFramePr>
+              <a:graphicFrameLocks xmlns:a="http://schemas.openxmlformats.org/drawingml/2006/main" noChangeAspect="1"/>
+            </wp:cNvGraphicFramePr>
+            <a:graphic xmlns:a="http://schemas.openxmlformats.org/drawingml/2006/main">
+              <a:graphicData uri="http://schemas.openxmlformats.org/drawingml/2006/picture">
+                <pic:pic xmlns:pic="http://schemas.openxmlformats.org/drawingml/2006/picture">
+                  <pic:nvPicPr>
+                    <pic:cNvPr id="1155773800" name=""/>
+                    <pic:cNvPicPr/>
+                  </pic:nvPicPr>
+                  <pic:blipFill>
+                    <a:blip r:embed="rId70"/>
+                    <a:stretch>
+                      <a:fillRect/>
+                    </a:stretch>
+                  </pic:blipFill>
+                  <pic:spPr>
+                    <a:xfrm>
+                      <a:off x="0" y="0"/>
+                      <a:ext cx="5731510" cy="3639185"/>
+                    </a:xfrm>
+                    <a:prstGeom prst="rect">
+                      <a:avLst/>
+                    </a:prstGeom>
+                  </pic:spPr>
+                </pic:pic>
+              </a:graphicData>
+            </a:graphic>
+          </wp:inline>
+        </w:drawing>
+      </w:r>
+    </w:p>
+    <w:p>
+      <w:r>
+        <w:rPr>
+          <w:rFonts w:hint="eastAsia"/>
+        </w:rPr>
+        <w:t>빌드가 완료된 이미지를 확인</w:t>
+      </w:r>
+      <w:r>
+        <w:rPr>
+          <w:rFonts w:hint="eastAsia"/>
+        </w:rPr>
+        <w:t>할 수 있</w:t>
+      </w:r>
+      <w:r>
+        <w:rPr>
+          <w:rFonts w:hint="eastAsia"/>
+        </w:rPr>
+        <w:t>다.</w:t>
+      </w:r>
+    </w:p>
+    <w:p>
+      <w:r>
+        <w:rPr>
+          <w:noProof/>
+        </w:rPr>
+        <w:drawing>
+          <wp:inline distT="0" distB="0" distL="0" distR="0" wp14:anchorId="2B184F81" wp14:editId="22609A0E">
+            <wp:extent cx="5731510" cy="1115060"/>
+            <wp:effectExtent l="0" t="0" r="2540" b="8890"/>
+            <wp:docPr id="1741637027" name="그림 1"/>
+            <wp:cNvGraphicFramePr>
+              <a:graphicFrameLocks xmlns:a="http://schemas.openxmlformats.org/drawingml/2006/main" noChangeAspect="1"/>
+            </wp:cNvGraphicFramePr>
+            <a:graphic xmlns:a="http://schemas.openxmlformats.org/drawingml/2006/main">
+              <a:graphicData uri="http://schemas.openxmlformats.org/drawingml/2006/picture">
+                <pic:pic xmlns:pic="http://schemas.openxmlformats.org/drawingml/2006/picture">
+                  <pic:nvPicPr>
+                    <pic:cNvPr id="1741637027" name=""/>
+                    <pic:cNvPicPr/>
+                  </pic:nvPicPr>
+                  <pic:blipFill>
+                    <a:blip r:embed="rId71"/>
+                    <a:stretch>
+                      <a:fillRect/>
+                    </a:stretch>
+                  </pic:blipFill>
+                  <pic:spPr>
+                    <a:xfrm>
+                      <a:off x="0" y="0"/>
+                      <a:ext cx="5731510" cy="1115060"/>
+                    </a:xfrm>
+                    <a:prstGeom prst="rect">
+                      <a:avLst/>
+                    </a:prstGeom>
+                  </pic:spPr>
+                </pic:pic>
+              </a:graphicData>
+            </a:graphic>
+          </wp:inline>
+        </w:drawing>
+      </w:r>
+    </w:p>
+    <w:p>
+      <w:r>
+        <w:rPr>
+          <w:rFonts w:hint="eastAsia"/>
+        </w:rPr>
+        <w:t>이미지를 통해 테스트를 실행하기 위하여 실행해본다.</w:t>
+      </w:r>
+    </w:p>
+    <w:p>
+      <w:r>
+        <w:rPr>
+          <w:noProof/>
+        </w:rPr>
+        <w:drawing>
+          <wp:inline distT="0" distB="0" distL="0" distR="0" wp14:anchorId="2E461B21" wp14:editId="6D91DF53">
+            <wp:extent cx="5731510" cy="435610"/>
+            <wp:effectExtent l="0" t="0" r="2540" b="2540"/>
+            <wp:docPr id="1482084987" name="그림 1"/>
+            <wp:cNvGraphicFramePr>
+              <a:graphicFrameLocks xmlns:a="http://schemas.openxmlformats.org/drawingml/2006/main" noChangeAspect="1"/>
+            </wp:cNvGraphicFramePr>
+            <a:graphic xmlns:a="http://schemas.openxmlformats.org/drawingml/2006/main">
+              <a:graphicData uri="http://schemas.openxmlformats.org/drawingml/2006/picture">
+                <pic:pic xmlns:pic="http://schemas.openxmlformats.org/drawingml/2006/picture">
+                  <pic:nvPicPr>
+                    <pic:cNvPr id="1482084987" name=""/>
+                    <pic:cNvPicPr/>
+                  </pic:nvPicPr>
+                  <pic:blipFill>
+                    <a:blip r:embed="rId72"/>
+                    <a:stretch>
+                      <a:fillRect/>
+                    </a:stretch>
+                  </pic:blipFill>
+                  <pic:spPr>
+                    <a:xfrm>
+                      <a:off x="0" y="0"/>
+                      <a:ext cx="5731510" cy="435610"/>
+                    </a:xfrm>
+                    <a:prstGeom prst="rect">
+                      <a:avLst/>
+                    </a:prstGeom>
+                  </pic:spPr>
+                </pic:pic>
+              </a:graphicData>
+            </a:graphic>
+          </wp:inline>
+        </w:drawing>
+      </w:r>
+    </w:p>
+    <w:p>
+      <w:r>
+        <w:rPr>
+          <w:noProof/>
+        </w:rPr>
+        <w:drawing>
+          <wp:inline distT="0" distB="0" distL="0" distR="0" wp14:anchorId="3003727C" wp14:editId="0F4BD571">
+            <wp:extent cx="5344271" cy="1324160"/>
+            <wp:effectExtent l="0" t="0" r="0" b="9525"/>
+            <wp:docPr id="1173853268" name="그림 1"/>
+            <wp:cNvGraphicFramePr>
+              <a:graphicFrameLocks xmlns:a="http://schemas.openxmlformats.org/drawingml/2006/main" noChangeAspect="1"/>
+            </wp:cNvGraphicFramePr>
+            <a:graphic xmlns:a="http://schemas.openxmlformats.org/drawingml/2006/main">
+              <a:graphicData uri="http://schemas.openxmlformats.org/drawingml/2006/picture">
+                <pic:pic xmlns:pic="http://schemas.openxmlformats.org/drawingml/2006/picture">
+                  <pic:nvPicPr>
+                    <pic:cNvPr id="1173853268" name=""/>
+                    <pic:cNvPicPr/>
+                  </pic:nvPicPr>
+                  <pic:blipFill>
+                    <a:blip r:embed="rId73"/>
+                    <a:stretch>
+                      <a:fillRect/>
+                    </a:stretch>
+                  </pic:blipFill>
+                  <pic:spPr>
+                    <a:xfrm>
+                      <a:off x="0" y="0"/>
+                      <a:ext cx="5344271" cy="1324160"/>
+                    </a:xfrm>
+                    <a:prstGeom prst="rect">
+                      <a:avLst/>
+                    </a:prstGeom>
+                  </pic:spPr>
+                </pic:pic>
+              </a:graphicData>
+            </a:graphic>
+          </wp:inline>
+        </w:drawing>
+      </w:r>
+    </w:p>
+    <w:p>
+      <w:pPr>
+        <w:pStyle w:val="1"/>
+      </w:pPr>
+      <w:r>
+        <w:rPr>
+          <w:rFonts w:hint="eastAsia"/>
+        </w:rPr>
+        <w:t xml:space="preserve"> </w:t>
+      </w:r>
+      <w:proofErr w:type="spellStart"/>
+      <w:r>
+        <w:rPr>
+          <w:rFonts w:hint="eastAsia"/>
+        </w:rPr>
+        <w:t>프라이베이트</w:t>
+      </w:r>
+      <w:proofErr w:type="spellEnd"/>
+      <w:r>
+        <w:rPr>
+          <w:rFonts w:hint="eastAsia"/>
+        </w:rPr>
+        <w:t xml:space="preserve"> 레지스트리 서버 구현 및 사용</w:t>
+      </w:r>
+    </w:p>
+    <w:p/>
+    <w:p/>
+    <w:p>
+      <w:pPr>
+        <w:pStyle w:val="1"/>
+      </w:pPr>
+      <w:proofErr w:type="spellStart"/>
+      <w:r>
+        <w:rPr>
+          <w:rFonts w:hint="eastAsia"/>
+        </w:rPr>
+        <w:lastRenderedPageBreak/>
+        <w:t>풀스택</w:t>
+      </w:r>
+      <w:proofErr w:type="spellEnd"/>
+      <w:r>
+        <w:rPr>
+          <w:rFonts w:hint="eastAsia"/>
+        </w:rPr>
+        <w:t xml:space="preserve"> 워드프레스 컨테이너 이미지 만들기</w:t>
+      </w:r>
     </w:p>
     <w:sectPr>
       <w:pgSz w:w="11906" w:h="16838"/>
@@ -3841,6 +5976,118 @@
       </w:pPr>
     </w:lvl>
   </w:abstractNum>
+  <w:abstractNum w:abstractNumId="5" w15:restartNumberingAfterBreak="0">
+    <w:nsid w:val="7CD83118"/>
+    <w:multiLevelType w:val="hybridMultilevel"/>
+    <w:tmpl w:val="452AD748"/>
+    <w:lvl w:ilvl="0" w:tplc="5BB6B5FE">
+      <w:numFmt w:val="bullet"/>
+      <w:lvlText w:val="-"/>
+      <w:lvlJc w:val="left"/>
+      <w:pPr>
+        <w:ind w:left="800" w:hanging="360"/>
+      </w:pPr>
+      <w:rPr>
+        <w:rFonts w:ascii="맑은 고딕" w:eastAsia="맑은 고딕" w:hAnsi="맑은 고딕" w:cstheme="minorBidi" w:hint="eastAsia"/>
+      </w:rPr>
+    </w:lvl>
+    <w:lvl w:ilvl="1" w:tplc="04090003" w:tentative="1">
+      <w:start w:val="1"/>
+      <w:numFmt w:val="bullet"/>
+      <w:lvlText w:val=""/>
+      <w:lvlJc w:val="left"/>
+      <w:pPr>
+        <w:ind w:left="1320" w:hanging="440"/>
+      </w:pPr>
+      <w:rPr>
+        <w:rFonts w:ascii="Wingdings" w:hAnsi="Wingdings" w:hint="default"/>
+      </w:rPr>
+    </w:lvl>
+    <w:lvl w:ilvl="2" w:tplc="04090005" w:tentative="1">
+      <w:start w:val="1"/>
+      <w:numFmt w:val="bullet"/>
+      <w:lvlText w:val=""/>
+      <w:lvlJc w:val="left"/>
+      <w:pPr>
+        <w:ind w:left="1760" w:hanging="440"/>
+      </w:pPr>
+      <w:rPr>
+        <w:rFonts w:ascii="Wingdings" w:hAnsi="Wingdings" w:hint="default"/>
+      </w:rPr>
+    </w:lvl>
+    <w:lvl w:ilvl="3" w:tplc="04090001" w:tentative="1">
+      <w:start w:val="1"/>
+      <w:numFmt w:val="bullet"/>
+      <w:lvlText w:val=""/>
+      <w:lvlJc w:val="left"/>
+      <w:pPr>
+        <w:ind w:left="2200" w:hanging="440"/>
+      </w:pPr>
+      <w:rPr>
+        <w:rFonts w:ascii="Wingdings" w:hAnsi="Wingdings" w:hint="default"/>
+      </w:rPr>
+    </w:lvl>
+    <w:lvl w:ilvl="4" w:tplc="04090003" w:tentative="1">
+      <w:start w:val="1"/>
+      <w:numFmt w:val="bullet"/>
+      <w:lvlText w:val=""/>
+      <w:lvlJc w:val="left"/>
+      <w:pPr>
+        <w:ind w:left="2640" w:hanging="440"/>
+      </w:pPr>
+      <w:rPr>
+        <w:rFonts w:ascii="Wingdings" w:hAnsi="Wingdings" w:hint="default"/>
+      </w:rPr>
+    </w:lvl>
+    <w:lvl w:ilvl="5" w:tplc="04090005" w:tentative="1">
+      <w:start w:val="1"/>
+      <w:numFmt w:val="bullet"/>
+      <w:lvlText w:val=""/>
+      <w:lvlJc w:val="left"/>
+      <w:pPr>
+        <w:ind w:left="3080" w:hanging="440"/>
+      </w:pPr>
+      <w:rPr>
+        <w:rFonts w:ascii="Wingdings" w:hAnsi="Wingdings" w:hint="default"/>
+      </w:rPr>
+    </w:lvl>
+    <w:lvl w:ilvl="6" w:tplc="04090001" w:tentative="1">
+      <w:start w:val="1"/>
+      <w:numFmt w:val="bullet"/>
+      <w:lvlText w:val=""/>
+      <w:lvlJc w:val="left"/>
+      <w:pPr>
+        <w:ind w:left="3520" w:hanging="440"/>
+      </w:pPr>
+      <w:rPr>
+        <w:rFonts w:ascii="Wingdings" w:hAnsi="Wingdings" w:hint="default"/>
+      </w:rPr>
+    </w:lvl>
+    <w:lvl w:ilvl="7" w:tplc="04090003" w:tentative="1">
+      <w:start w:val="1"/>
+      <w:numFmt w:val="bullet"/>
+      <w:lvlText w:val=""/>
+      <w:lvlJc w:val="left"/>
+      <w:pPr>
+        <w:ind w:left="3960" w:hanging="440"/>
+      </w:pPr>
+      <w:rPr>
+        <w:rFonts w:ascii="Wingdings" w:hAnsi="Wingdings" w:hint="default"/>
+      </w:rPr>
+    </w:lvl>
+    <w:lvl w:ilvl="8" w:tplc="04090005" w:tentative="1">
+      <w:start w:val="1"/>
+      <w:numFmt w:val="bullet"/>
+      <w:lvlText w:val=""/>
+      <w:lvlJc w:val="left"/>
+      <w:pPr>
+        <w:ind w:left="4400" w:hanging="440"/>
+      </w:pPr>
+      <w:rPr>
+        <w:rFonts w:ascii="Wingdings" w:hAnsi="Wingdings" w:hint="default"/>
+      </w:rPr>
+    </w:lvl>
+  </w:abstractNum>
   <w:num w:numId="1" w16cid:durableId="1589344522">
     <w:abstractNumId w:val="0"/>
   </w:num>
@@ -3855,6 +6102,9 @@
   </w:num>
   <w:num w:numId="5" w16cid:durableId="1567763632">
     <w:abstractNumId w:val="2"/>
+  </w:num>
+  <w:num w:numId="6" w16cid:durableId="761948301">
+    <w:abstractNumId w:val="5"/>
   </w:num>
 </w:numbering>
 </file>

--- a/데브옵스를_위한_쿠버네티스_마스터_강의/section02.docx
+++ b/데브옵스를_위한_쿠버네티스_마스터_강의/section02.docx
@@ -4788,19 +4788,11 @@
         </w:rPr>
         <w:t xml:space="preserve"> 이미지 </w:t>
       </w:r>
-      <w:proofErr w:type="spellStart"/>
-      <w:r>
-        <w:rPr>
-          <w:rFonts w:hint="eastAsia"/>
-        </w:rPr>
-        <w:t>푸시와</w:t>
-      </w:r>
-      <w:proofErr w:type="spellEnd"/>
-      <w:r>
-        <w:rPr>
-          <w:rFonts w:hint="eastAsia"/>
-        </w:rPr>
-        <w:t xml:space="preserve"> 히스토리 확인</w:t>
+      <w:r>
+        <w:rPr>
+          <w:rFonts w:hint="eastAsia"/>
+        </w:rPr>
+        <w:t>빌드하기</w:t>
       </w:r>
     </w:p>
     <w:p>
@@ -5430,12 +5422,889 @@
       <w:pPr>
         <w:pStyle w:val="1"/>
       </w:pPr>
-      <w:r>
-        <w:rPr>
-          <w:rFonts w:hint="eastAsia"/>
-        </w:rPr>
+      <w:proofErr w:type="spellStart"/>
+      <w:r>
+        <w:rPr>
+          <w:rFonts w:hint="eastAsia"/>
+        </w:rPr>
+        <w:t>도커</w:t>
+      </w:r>
+      <w:proofErr w:type="spellEnd"/>
+      <w:r>
+        <w:rPr>
+          <w:rFonts w:hint="eastAsia"/>
+        </w:rPr>
+        <w:t xml:space="preserve"> 이미지 </w:t>
+      </w:r>
+      <w:proofErr w:type="spellStart"/>
+      <w:r>
+        <w:rPr>
+          <w:rFonts w:hint="eastAsia"/>
+        </w:rPr>
+        <w:t>푸시와</w:t>
+      </w:r>
+      <w:proofErr w:type="spellEnd"/>
+      <w:r>
+        <w:rPr>
+          <w:rFonts w:hint="eastAsia"/>
+        </w:rPr>
+        <w:t xml:space="preserve"> 히스토리 확인</w:t>
+      </w:r>
+    </w:p>
+    <w:p>
+      <w:hyperlink r:id="rId74" w:history="1">
+        <w:r>
+          <w:rPr>
+            <w:rStyle w:val="a4"/>
+          </w:rPr>
+          <w:t>https://hub.docker.com/</w:t>
+        </w:r>
+      </w:hyperlink>
+      <w:r>
         <w:t xml:space="preserve"> </w:t>
       </w:r>
+      <w:r>
+        <w:rPr>
+          <w:rFonts w:hint="eastAsia"/>
+        </w:rPr>
+        <w:t>사이트에서 먼저 회원가입을 한다.</w:t>
+      </w:r>
+    </w:p>
+    <w:p>
+      <w:r>
+        <w:rPr>
+          <w:rFonts w:hint="eastAsia"/>
+        </w:rPr>
+        <w:t>d</w:t>
+      </w:r>
+      <w:r>
+        <w:t xml:space="preserve">ocker login </w:t>
+      </w:r>
+      <w:r>
+        <w:rPr>
+          <w:rFonts w:hint="eastAsia"/>
+        </w:rPr>
+        <w:t xml:space="preserve">명령어를 이용해 </w:t>
+      </w:r>
+      <w:r>
+        <w:t>docke</w:t>
+      </w:r>
+      <w:r>
+        <w:rPr>
+          <w:rFonts w:hint="eastAsia"/>
+        </w:rPr>
+        <w:t>r에 로그인 한다.</w:t>
+      </w:r>
+    </w:p>
+    <w:p>
+      <w:r>
+        <w:rPr>
+          <w:noProof/>
+        </w:rPr>
+        <w:lastRenderedPageBreak/>
+        <w:drawing>
+          <wp:inline distT="0" distB="0" distL="0" distR="0" wp14:anchorId="41549E17" wp14:editId="6A9327D4">
+            <wp:extent cx="5731510" cy="1734185"/>
+            <wp:effectExtent l="0" t="0" r="2540" b="0"/>
+            <wp:docPr id="896745495" name="그림 1"/>
+            <wp:cNvGraphicFramePr>
+              <a:graphicFrameLocks xmlns:a="http://schemas.openxmlformats.org/drawingml/2006/main" noChangeAspect="1"/>
+            </wp:cNvGraphicFramePr>
+            <a:graphic xmlns:a="http://schemas.openxmlformats.org/drawingml/2006/main">
+              <a:graphicData uri="http://schemas.openxmlformats.org/drawingml/2006/picture">
+                <pic:pic xmlns:pic="http://schemas.openxmlformats.org/drawingml/2006/picture">
+                  <pic:nvPicPr>
+                    <pic:cNvPr id="896745495" name=""/>
+                    <pic:cNvPicPr/>
+                  </pic:nvPicPr>
+                  <pic:blipFill>
+                    <a:blip r:embed="rId75"/>
+                    <a:stretch>
+                      <a:fillRect/>
+                    </a:stretch>
+                  </pic:blipFill>
+                  <pic:spPr>
+                    <a:xfrm>
+                      <a:off x="0" y="0"/>
+                      <a:ext cx="5731510" cy="1734185"/>
+                    </a:xfrm>
+                    <a:prstGeom prst="rect">
+                      <a:avLst/>
+                    </a:prstGeom>
+                  </pic:spPr>
+                </pic:pic>
+              </a:graphicData>
+            </a:graphic>
+          </wp:inline>
+        </w:drawing>
+      </w:r>
+    </w:p>
+    <w:p>
+      <w:r>
+        <w:t xml:space="preserve">docker tag </w:t>
+      </w:r>
+      <w:proofErr w:type="spellStart"/>
+      <w:r>
+        <w:t>echo_</w:t>
+      </w:r>
+      <w:proofErr w:type="gramStart"/>
+      <w:r>
+        <w:t>test:latest</w:t>
+      </w:r>
+      <w:proofErr w:type="spellEnd"/>
+      <w:proofErr w:type="gramEnd"/>
+      <w:r>
+        <w:t xml:space="preserve"> </w:t>
+      </w:r>
+      <w:proofErr w:type="spellStart"/>
+      <w:r>
+        <w:t>cheongya</w:t>
+      </w:r>
+      <w:proofErr w:type="spellEnd"/>
+      <w:r>
+        <w:t>/echo_test:v3.7</w:t>
+      </w:r>
+      <w:r>
+        <w:t xml:space="preserve"> </w:t>
+      </w:r>
+      <w:r>
+        <w:rPr>
+          <w:rFonts w:hint="eastAsia"/>
+        </w:rPr>
+        <w:t xml:space="preserve">명령어를 이용해 </w:t>
+      </w:r>
+      <w:r>
+        <w:t>images</w:t>
+      </w:r>
+      <w:r>
+        <w:rPr>
+          <w:rFonts w:hint="eastAsia"/>
+        </w:rPr>
+        <w:t>의 명칭과 태그를 변경하여 생성한다.</w:t>
+      </w:r>
+    </w:p>
+    <w:p>
+      <w:r>
+        <w:rPr>
+          <w:noProof/>
+        </w:rPr>
+        <w:drawing>
+          <wp:inline distT="0" distB="0" distL="0" distR="0" wp14:anchorId="38FFDBCE" wp14:editId="19C2B82D">
+            <wp:extent cx="5731510" cy="622300"/>
+            <wp:effectExtent l="0" t="0" r="2540" b="6350"/>
+            <wp:docPr id="280592270" name="그림 1"/>
+            <wp:cNvGraphicFramePr>
+              <a:graphicFrameLocks xmlns:a="http://schemas.openxmlformats.org/drawingml/2006/main" noChangeAspect="1"/>
+            </wp:cNvGraphicFramePr>
+            <a:graphic xmlns:a="http://schemas.openxmlformats.org/drawingml/2006/main">
+              <a:graphicData uri="http://schemas.openxmlformats.org/drawingml/2006/picture">
+                <pic:pic xmlns:pic="http://schemas.openxmlformats.org/drawingml/2006/picture">
+                  <pic:nvPicPr>
+                    <pic:cNvPr id="280592270" name=""/>
+                    <pic:cNvPicPr/>
+                  </pic:nvPicPr>
+                  <pic:blipFill>
+                    <a:blip r:embed="rId76"/>
+                    <a:stretch>
+                      <a:fillRect/>
+                    </a:stretch>
+                  </pic:blipFill>
+                  <pic:spPr>
+                    <a:xfrm>
+                      <a:off x="0" y="0"/>
+                      <a:ext cx="5731510" cy="622300"/>
+                    </a:xfrm>
+                    <a:prstGeom prst="rect">
+                      <a:avLst/>
+                    </a:prstGeom>
+                  </pic:spPr>
+                </pic:pic>
+              </a:graphicData>
+            </a:graphic>
+          </wp:inline>
+        </w:drawing>
+      </w:r>
+    </w:p>
+    <w:p>
+      <w:r>
+        <w:t xml:space="preserve">docker push </w:t>
+      </w:r>
+      <w:proofErr w:type="spellStart"/>
+      <w:r>
+        <w:t>cheongya</w:t>
+      </w:r>
+      <w:proofErr w:type="spellEnd"/>
+      <w:r>
+        <w:t>/echo_</w:t>
+      </w:r>
+      <w:proofErr w:type="gramStart"/>
+      <w:r>
+        <w:t>test:v</w:t>
+      </w:r>
+      <w:proofErr w:type="gramEnd"/>
+      <w:r>
+        <w:t>3.7</w:t>
+      </w:r>
+      <w:r>
+        <w:t xml:space="preserve"> </w:t>
+      </w:r>
+      <w:r>
+        <w:rPr>
+          <w:rFonts w:hint="eastAsia"/>
+        </w:rPr>
+        <w:t xml:space="preserve">명령어를 통해 </w:t>
+      </w:r>
+      <w:proofErr w:type="spellStart"/>
+      <w:r>
+        <w:t>cheongya</w:t>
+      </w:r>
+      <w:proofErr w:type="spellEnd"/>
+      <w:r>
+        <w:t xml:space="preserve">/echo_test:v3.7 </w:t>
+      </w:r>
+      <w:r>
+        <w:rPr>
+          <w:rFonts w:hint="eastAsia"/>
+        </w:rPr>
+        <w:t xml:space="preserve">이미지를 </w:t>
+      </w:r>
+      <w:proofErr w:type="spellStart"/>
+      <w:r>
+        <w:rPr>
+          <w:rFonts w:hint="eastAsia"/>
+        </w:rPr>
+        <w:t>도커에</w:t>
+      </w:r>
+      <w:proofErr w:type="spellEnd"/>
+      <w:r>
+        <w:rPr>
+          <w:rFonts w:hint="eastAsia"/>
+        </w:rPr>
+        <w:t xml:space="preserve"> 올린다.</w:t>
+      </w:r>
+    </w:p>
+    <w:p>
+      <w:r>
+        <w:rPr>
+          <w:noProof/>
+        </w:rPr>
+        <w:drawing>
+          <wp:inline distT="0" distB="0" distL="0" distR="0" wp14:anchorId="7C004794" wp14:editId="4F76D45F">
+            <wp:extent cx="5731510" cy="1579880"/>
+            <wp:effectExtent l="0" t="0" r="2540" b="1270"/>
+            <wp:docPr id="924212437" name="그림 1"/>
+            <wp:cNvGraphicFramePr>
+              <a:graphicFrameLocks xmlns:a="http://schemas.openxmlformats.org/drawingml/2006/main" noChangeAspect="1"/>
+            </wp:cNvGraphicFramePr>
+            <a:graphic xmlns:a="http://schemas.openxmlformats.org/drawingml/2006/main">
+              <a:graphicData uri="http://schemas.openxmlformats.org/drawingml/2006/picture">
+                <pic:pic xmlns:pic="http://schemas.openxmlformats.org/drawingml/2006/picture">
+                  <pic:nvPicPr>
+                    <pic:cNvPr id="924212437" name=""/>
+                    <pic:cNvPicPr/>
+                  </pic:nvPicPr>
+                  <pic:blipFill>
+                    <a:blip r:embed="rId77"/>
+                    <a:stretch>
+                      <a:fillRect/>
+                    </a:stretch>
+                  </pic:blipFill>
+                  <pic:spPr>
+                    <a:xfrm>
+                      <a:off x="0" y="0"/>
+                      <a:ext cx="5731510" cy="1579880"/>
+                    </a:xfrm>
+                    <a:prstGeom prst="rect">
+                      <a:avLst/>
+                    </a:prstGeom>
+                  </pic:spPr>
+                </pic:pic>
+              </a:graphicData>
+            </a:graphic>
+          </wp:inline>
+        </w:drawing>
+      </w:r>
+    </w:p>
+    <w:p>
+      <w:r>
+        <w:rPr>
+          <w:rFonts w:hint="eastAsia"/>
+        </w:rPr>
+        <w:t xml:space="preserve">이후 </w:t>
+      </w:r>
+      <w:hyperlink r:id="rId78" w:history="1">
+        <w:r>
+          <w:rPr>
+            <w:rStyle w:val="a4"/>
+          </w:rPr>
+          <w:t>https://hub.docker.com/</w:t>
+        </w:r>
+      </w:hyperlink>
+      <w:r>
+        <w:t xml:space="preserve"> </w:t>
+      </w:r>
+      <w:r>
+        <w:rPr>
+          <w:rFonts w:hint="eastAsia"/>
+        </w:rPr>
+        <w:t xml:space="preserve">사이트에 접속하여 내 </w:t>
+      </w:r>
+      <w:proofErr w:type="spellStart"/>
+      <w:r>
+        <w:rPr>
+          <w:rFonts w:hint="eastAsia"/>
+        </w:rPr>
+        <w:t>레파지토리에</w:t>
+      </w:r>
+      <w:proofErr w:type="spellEnd"/>
+      <w:r>
+        <w:rPr>
+          <w:rFonts w:hint="eastAsia"/>
+        </w:rPr>
+        <w:t xml:space="preserve"> 잘 등록됐는지 확인한다.</w:t>
+      </w:r>
+    </w:p>
+    <w:p>
+      <w:r>
+        <w:rPr>
+          <w:noProof/>
+        </w:rPr>
+        <w:drawing>
+          <wp:inline distT="0" distB="0" distL="0" distR="0" wp14:anchorId="509B49BD" wp14:editId="10F3028D">
+            <wp:extent cx="5731510" cy="1036320"/>
+            <wp:effectExtent l="0" t="0" r="2540" b="0"/>
+            <wp:docPr id="1928074393" name="그림 1"/>
+            <wp:cNvGraphicFramePr>
+              <a:graphicFrameLocks xmlns:a="http://schemas.openxmlformats.org/drawingml/2006/main" noChangeAspect="1"/>
+            </wp:cNvGraphicFramePr>
+            <a:graphic xmlns:a="http://schemas.openxmlformats.org/drawingml/2006/main">
+              <a:graphicData uri="http://schemas.openxmlformats.org/drawingml/2006/picture">
+                <pic:pic xmlns:pic="http://schemas.openxmlformats.org/drawingml/2006/picture">
+                  <pic:nvPicPr>
+                    <pic:cNvPr id="1928074393" name=""/>
+                    <pic:cNvPicPr/>
+                  </pic:nvPicPr>
+                  <pic:blipFill>
+                    <a:blip r:embed="rId79"/>
+                    <a:stretch>
+                      <a:fillRect/>
+                    </a:stretch>
+                  </pic:blipFill>
+                  <pic:spPr>
+                    <a:xfrm>
+                      <a:off x="0" y="0"/>
+                      <a:ext cx="5731510" cy="1036320"/>
+                    </a:xfrm>
+                    <a:prstGeom prst="rect">
+                      <a:avLst/>
+                    </a:prstGeom>
+                  </pic:spPr>
+                </pic:pic>
+              </a:graphicData>
+            </a:graphic>
+          </wp:inline>
+        </w:drawing>
+      </w:r>
+    </w:p>
+    <w:p>
+      <w:r>
+        <w:t xml:space="preserve">docker </w:t>
+      </w:r>
+      <w:proofErr w:type="spellStart"/>
+      <w:r>
+        <w:t>rmi</w:t>
+      </w:r>
+      <w:proofErr w:type="spellEnd"/>
+      <w:r>
+        <w:t xml:space="preserve"> `docker images -q` -f</w:t>
+      </w:r>
+      <w:r>
+        <w:t xml:space="preserve"> </w:t>
+      </w:r>
+      <w:r>
+        <w:rPr>
+          <w:rFonts w:hint="eastAsia"/>
+        </w:rPr>
+        <w:t>명령어를 사용해 모든 이미지를 지워준다.</w:t>
+      </w:r>
+    </w:p>
+    <w:p>
+      <w:pPr>
+        <w:pStyle w:val="a3"/>
+        <w:numPr>
+          <w:ilvl w:val="0"/>
+          <w:numId w:val="7"/>
+        </w:numPr>
+        <w:ind w:leftChars="0"/>
+      </w:pPr>
+      <w:r>
+        <w:rPr>
+          <w:rFonts w:hint="eastAsia"/>
+        </w:rPr>
+        <w:t>-</w:t>
+      </w:r>
+      <w:r>
+        <w:t xml:space="preserve">f </w:t>
+      </w:r>
+      <w:r>
+        <w:rPr>
+          <w:rFonts w:hint="eastAsia"/>
+        </w:rPr>
+        <w:t>명령어:</w:t>
+      </w:r>
+      <w:r>
+        <w:t xml:space="preserve"> </w:t>
+      </w:r>
+      <w:r>
+        <w:rPr>
+          <w:rFonts w:hint="eastAsia"/>
+        </w:rPr>
+        <w:t>강제로 지워버리기</w:t>
+      </w:r>
+    </w:p>
+    <w:p>
+      <w:r>
+        <w:rPr>
+          <w:noProof/>
+        </w:rPr>
+        <w:drawing>
+          <wp:inline distT="0" distB="0" distL="0" distR="0" wp14:anchorId="2947A152" wp14:editId="33A761D3">
+            <wp:extent cx="5731510" cy="690880"/>
+            <wp:effectExtent l="0" t="0" r="2540" b="0"/>
+            <wp:docPr id="1452261584" name="그림 1"/>
+            <wp:cNvGraphicFramePr>
+              <a:graphicFrameLocks xmlns:a="http://schemas.openxmlformats.org/drawingml/2006/main" noChangeAspect="1"/>
+            </wp:cNvGraphicFramePr>
+            <a:graphic xmlns:a="http://schemas.openxmlformats.org/drawingml/2006/main">
+              <a:graphicData uri="http://schemas.openxmlformats.org/drawingml/2006/picture">
+                <pic:pic xmlns:pic="http://schemas.openxmlformats.org/drawingml/2006/picture">
+                  <pic:nvPicPr>
+                    <pic:cNvPr id="1452261584" name=""/>
+                    <pic:cNvPicPr/>
+                  </pic:nvPicPr>
+                  <pic:blipFill>
+                    <a:blip r:embed="rId80"/>
+                    <a:stretch>
+                      <a:fillRect/>
+                    </a:stretch>
+                  </pic:blipFill>
+                  <pic:spPr>
+                    <a:xfrm>
+                      <a:off x="0" y="0"/>
+                      <a:ext cx="5731510" cy="690880"/>
+                    </a:xfrm>
+                    <a:prstGeom prst="rect">
+                      <a:avLst/>
+                    </a:prstGeom>
+                  </pic:spPr>
+                </pic:pic>
+              </a:graphicData>
+            </a:graphic>
+          </wp:inline>
+        </w:drawing>
+      </w:r>
+    </w:p>
+    <w:p>
+      <w:r>
+        <w:rPr>
+          <w:noProof/>
+        </w:rPr>
+        <w:lastRenderedPageBreak/>
+        <w:drawing>
+          <wp:inline distT="0" distB="0" distL="0" distR="0" wp14:anchorId="7A6DA050" wp14:editId="5AAC043D">
+            <wp:extent cx="4601217" cy="457264"/>
+            <wp:effectExtent l="0" t="0" r="0" b="0"/>
+            <wp:docPr id="2015421097" name="그림 1"/>
+            <wp:cNvGraphicFramePr>
+              <a:graphicFrameLocks xmlns:a="http://schemas.openxmlformats.org/drawingml/2006/main" noChangeAspect="1"/>
+            </wp:cNvGraphicFramePr>
+            <a:graphic xmlns:a="http://schemas.openxmlformats.org/drawingml/2006/main">
+              <a:graphicData uri="http://schemas.openxmlformats.org/drawingml/2006/picture">
+                <pic:pic xmlns:pic="http://schemas.openxmlformats.org/drawingml/2006/picture">
+                  <pic:nvPicPr>
+                    <pic:cNvPr id="2015421097" name=""/>
+                    <pic:cNvPicPr/>
+                  </pic:nvPicPr>
+                  <pic:blipFill>
+                    <a:blip r:embed="rId81"/>
+                    <a:stretch>
+                      <a:fillRect/>
+                    </a:stretch>
+                  </pic:blipFill>
+                  <pic:spPr>
+                    <a:xfrm>
+                      <a:off x="0" y="0"/>
+                      <a:ext cx="4601217" cy="457264"/>
+                    </a:xfrm>
+                    <a:prstGeom prst="rect">
+                      <a:avLst/>
+                    </a:prstGeom>
+                  </pic:spPr>
+                </pic:pic>
+              </a:graphicData>
+            </a:graphic>
+          </wp:inline>
+        </w:drawing>
+      </w:r>
+    </w:p>
+    <w:p>
+      <w:r>
+        <w:t xml:space="preserve">docker run -t -p 12345:12345 --name et --rm </w:t>
+      </w:r>
+      <w:proofErr w:type="spellStart"/>
+      <w:r>
+        <w:t>cheongya</w:t>
+      </w:r>
+      <w:proofErr w:type="spellEnd"/>
+      <w:r>
+        <w:t>/echo_</w:t>
+      </w:r>
+      <w:proofErr w:type="gramStart"/>
+      <w:r>
+        <w:t>test:v</w:t>
+      </w:r>
+      <w:proofErr w:type="gramEnd"/>
+      <w:r>
+        <w:t>3.7</w:t>
+      </w:r>
+      <w:r>
+        <w:t xml:space="preserve"> </w:t>
+      </w:r>
+      <w:r>
+        <w:rPr>
+          <w:rFonts w:hint="eastAsia"/>
+        </w:rPr>
+        <w:t>명령어를 이용해 이미지를 다운로드 한다.</w:t>
+      </w:r>
+    </w:p>
+    <w:p>
+      <w:pPr>
+        <w:pStyle w:val="a3"/>
+        <w:numPr>
+          <w:ilvl w:val="0"/>
+          <w:numId w:val="7"/>
+        </w:numPr>
+        <w:ind w:leftChars="0"/>
+      </w:pPr>
+      <w:r>
+        <w:rPr>
+          <w:rFonts w:hint="eastAsia"/>
+        </w:rPr>
+        <w:t>-</w:t>
+      </w:r>
+      <w:r>
+        <w:t xml:space="preserve">t: </w:t>
+      </w:r>
+      <w:r>
+        <w:rPr>
+          <w:rFonts w:hint="eastAsia"/>
+        </w:rPr>
+        <w:t>컨테이너 내부의 터미널 환경을 연결</w:t>
+      </w:r>
+    </w:p>
+    <w:p>
+      <w:pPr>
+        <w:pStyle w:val="a3"/>
+        <w:numPr>
+          <w:ilvl w:val="0"/>
+          <w:numId w:val="7"/>
+        </w:numPr>
+        <w:ind w:leftChars="0"/>
+      </w:pPr>
+      <w:r>
+        <w:rPr>
+          <w:rFonts w:hint="eastAsia"/>
+        </w:rPr>
+        <w:t>-</w:t>
+      </w:r>
+      <w:r>
+        <w:t xml:space="preserve">p: </w:t>
+      </w:r>
+      <w:r>
+        <w:rPr>
+          <w:rFonts w:hint="eastAsia"/>
+        </w:rPr>
+        <w:t>포트 포워딩 설정.</w:t>
+      </w:r>
+      <w:r>
+        <w:t xml:space="preserve"> PC</w:t>
+      </w:r>
+      <w:r>
+        <w:rPr>
+          <w:rFonts w:hint="eastAsia"/>
+        </w:rPr>
+        <w:t xml:space="preserve">의 </w:t>
+      </w:r>
+      <w:r>
+        <w:t xml:space="preserve">12345 </w:t>
+      </w:r>
+      <w:r>
+        <w:rPr>
+          <w:rFonts w:hint="eastAsia"/>
+        </w:rPr>
+        <w:t xml:space="preserve">포트 </w:t>
+      </w:r>
+      <w:r>
+        <w:t xml:space="preserve">&lt;-&gt; </w:t>
+      </w:r>
+      <w:r>
+        <w:rPr>
+          <w:rFonts w:hint="eastAsia"/>
+        </w:rPr>
+        <w:t xml:space="preserve">컨테이너 내부의 </w:t>
+      </w:r>
+      <w:r>
+        <w:t xml:space="preserve">12345 </w:t>
+      </w:r>
+      <w:r>
+        <w:rPr>
+          <w:rFonts w:hint="eastAsia"/>
+        </w:rPr>
+        <w:t>포트 연결</w:t>
+      </w:r>
+    </w:p>
+    <w:p>
+      <w:pPr>
+        <w:pStyle w:val="a3"/>
+        <w:numPr>
+          <w:ilvl w:val="0"/>
+          <w:numId w:val="7"/>
+        </w:numPr>
+        <w:ind w:leftChars="0"/>
+      </w:pPr>
+      <w:r>
+        <w:t xml:space="preserve">--name: </w:t>
+      </w:r>
+      <w:r>
+        <w:rPr>
+          <w:rFonts w:hint="eastAsia"/>
+        </w:rPr>
+        <w:t>컨테이너 이름</w:t>
+      </w:r>
+      <w:r>
+        <w:rPr>
+          <w:rFonts w:hint="eastAsia"/>
+        </w:rPr>
+        <w:t xml:space="preserve"> 지정</w:t>
+      </w:r>
+    </w:p>
+    <w:p>
+      <w:pPr>
+        <w:pStyle w:val="a3"/>
+        <w:numPr>
+          <w:ilvl w:val="0"/>
+          <w:numId w:val="7"/>
+        </w:numPr>
+        <w:ind w:leftChars="0"/>
+      </w:pPr>
+      <w:r>
+        <w:rPr>
+          <w:rFonts w:hint="eastAsia"/>
+        </w:rPr>
+        <w:t>-</w:t>
+      </w:r>
+      <w:r>
+        <w:t xml:space="preserve">-rm: </w:t>
+      </w:r>
+      <w:r>
+        <w:rPr>
+          <w:rFonts w:hint="eastAsia"/>
+        </w:rPr>
+        <w:t>컨테이너 종료될 때 자동 삭제</w:t>
+      </w:r>
+    </w:p>
+    <w:p>
+      <w:r>
+        <w:rPr>
+          <w:noProof/>
+        </w:rPr>
+        <w:drawing>
+          <wp:inline distT="0" distB="0" distL="0" distR="0" wp14:anchorId="02714FE8" wp14:editId="695A243F">
+            <wp:extent cx="5731510" cy="1923415"/>
+            <wp:effectExtent l="0" t="0" r="2540" b="635"/>
+            <wp:docPr id="974598631" name="그림 1"/>
+            <wp:cNvGraphicFramePr>
+              <a:graphicFrameLocks xmlns:a="http://schemas.openxmlformats.org/drawingml/2006/main" noChangeAspect="1"/>
+            </wp:cNvGraphicFramePr>
+            <a:graphic xmlns:a="http://schemas.openxmlformats.org/drawingml/2006/main">
+              <a:graphicData uri="http://schemas.openxmlformats.org/drawingml/2006/picture">
+                <pic:pic xmlns:pic="http://schemas.openxmlformats.org/drawingml/2006/picture">
+                  <pic:nvPicPr>
+                    <pic:cNvPr id="974598631" name=""/>
+                    <pic:cNvPicPr/>
+                  </pic:nvPicPr>
+                  <pic:blipFill>
+                    <a:blip r:embed="rId82"/>
+                    <a:stretch>
+                      <a:fillRect/>
+                    </a:stretch>
+                  </pic:blipFill>
+                  <pic:spPr>
+                    <a:xfrm>
+                      <a:off x="0" y="0"/>
+                      <a:ext cx="5731510" cy="1923415"/>
+                    </a:xfrm>
+                    <a:prstGeom prst="rect">
+                      <a:avLst/>
+                    </a:prstGeom>
+                  </pic:spPr>
+                </pic:pic>
+              </a:graphicData>
+            </a:graphic>
+          </wp:inline>
+        </w:drawing>
+      </w:r>
+    </w:p>
+    <w:p>
+      <w:r>
+        <w:rPr>
+          <w:rFonts w:hint="eastAsia"/>
+        </w:rPr>
+        <w:t>이후 새로운 터미널 창을 열어 작동이 되는지 확인한다.</w:t>
+      </w:r>
+    </w:p>
+    <w:p>
+      <w:r>
+        <w:rPr>
+          <w:noProof/>
+        </w:rPr>
+        <w:drawing>
+          <wp:inline distT="0" distB="0" distL="0" distR="0" wp14:anchorId="243B67A8" wp14:editId="16045327">
+            <wp:extent cx="3210373" cy="638264"/>
+            <wp:effectExtent l="0" t="0" r="9525" b="9525"/>
+            <wp:docPr id="530704903" name="그림 1"/>
+            <wp:cNvGraphicFramePr>
+              <a:graphicFrameLocks xmlns:a="http://schemas.openxmlformats.org/drawingml/2006/main" noChangeAspect="1"/>
+            </wp:cNvGraphicFramePr>
+            <a:graphic xmlns:a="http://schemas.openxmlformats.org/drawingml/2006/main">
+              <a:graphicData uri="http://schemas.openxmlformats.org/drawingml/2006/picture">
+                <pic:pic xmlns:pic="http://schemas.openxmlformats.org/drawingml/2006/picture">
+                  <pic:nvPicPr>
+                    <pic:cNvPr id="530704903" name=""/>
+                    <pic:cNvPicPr/>
+                  </pic:nvPicPr>
+                  <pic:blipFill>
+                    <a:blip r:embed="rId83"/>
+                    <a:stretch>
+                      <a:fillRect/>
+                    </a:stretch>
+                  </pic:blipFill>
+                  <pic:spPr>
+                    <a:xfrm>
+                      <a:off x="0" y="0"/>
+                      <a:ext cx="3210373" cy="638264"/>
+                    </a:xfrm>
+                    <a:prstGeom prst="rect">
+                      <a:avLst/>
+                    </a:prstGeom>
+                  </pic:spPr>
+                </pic:pic>
+              </a:graphicData>
+            </a:graphic>
+          </wp:inline>
+        </w:drawing>
+      </w:r>
+    </w:p>
+    <w:p>
+      <w:pPr>
+        <w:rPr>
+          <w:rFonts w:hint="eastAsia"/>
+        </w:rPr>
+      </w:pPr>
+      <w:r>
+        <w:rPr>
+          <w:noProof/>
+        </w:rPr>
+        <w:drawing>
+          <wp:inline distT="0" distB="0" distL="0" distR="0" wp14:anchorId="72E9B451" wp14:editId="0AB774E6">
+            <wp:extent cx="4277322" cy="981212"/>
+            <wp:effectExtent l="0" t="0" r="9525" b="9525"/>
+            <wp:docPr id="1048921364" name="그림 1"/>
+            <wp:cNvGraphicFramePr>
+              <a:graphicFrameLocks xmlns:a="http://schemas.openxmlformats.org/drawingml/2006/main" noChangeAspect="1"/>
+            </wp:cNvGraphicFramePr>
+            <a:graphic xmlns:a="http://schemas.openxmlformats.org/drawingml/2006/main">
+              <a:graphicData uri="http://schemas.openxmlformats.org/drawingml/2006/picture">
+                <pic:pic xmlns:pic="http://schemas.openxmlformats.org/drawingml/2006/picture">
+                  <pic:nvPicPr>
+                    <pic:cNvPr id="1048921364" name=""/>
+                    <pic:cNvPicPr/>
+                  </pic:nvPicPr>
+                  <pic:blipFill>
+                    <a:blip r:embed="rId84"/>
+                    <a:stretch>
+                      <a:fillRect/>
+                    </a:stretch>
+                  </pic:blipFill>
+                  <pic:spPr>
+                    <a:xfrm>
+                      <a:off x="0" y="0"/>
+                      <a:ext cx="4277322" cy="981212"/>
+                    </a:xfrm>
+                    <a:prstGeom prst="rect">
+                      <a:avLst/>
+                    </a:prstGeom>
+                  </pic:spPr>
+                </pic:pic>
+              </a:graphicData>
+            </a:graphic>
+          </wp:inline>
+        </w:drawing>
+      </w:r>
+    </w:p>
+    <w:p>
+      <w:r>
+        <w:rPr>
+          <w:noProof/>
+        </w:rPr>
+        <w:drawing>
+          <wp:inline distT="0" distB="0" distL="0" distR="0" wp14:anchorId="5759F8DC" wp14:editId="1FB19AB7">
+            <wp:extent cx="5731510" cy="1548130"/>
+            <wp:effectExtent l="0" t="0" r="2540" b="0"/>
+            <wp:docPr id="1268625997" name="그림 1"/>
+            <wp:cNvGraphicFramePr>
+              <a:graphicFrameLocks xmlns:a="http://schemas.openxmlformats.org/drawingml/2006/main" noChangeAspect="1"/>
+            </wp:cNvGraphicFramePr>
+            <a:graphic xmlns:a="http://schemas.openxmlformats.org/drawingml/2006/main">
+              <a:graphicData uri="http://schemas.openxmlformats.org/drawingml/2006/picture">
+                <pic:pic xmlns:pic="http://schemas.openxmlformats.org/drawingml/2006/picture">
+                  <pic:nvPicPr>
+                    <pic:cNvPr id="1268625997" name=""/>
+                    <pic:cNvPicPr/>
+                  </pic:nvPicPr>
+                  <pic:blipFill>
+                    <a:blip r:embed="rId85"/>
+                    <a:stretch>
+                      <a:fillRect/>
+                    </a:stretch>
+                  </pic:blipFill>
+                  <pic:spPr>
+                    <a:xfrm>
+                      <a:off x="0" y="0"/>
+                      <a:ext cx="5731510" cy="1548130"/>
+                    </a:xfrm>
+                    <a:prstGeom prst="rect">
+                      <a:avLst/>
+                    </a:prstGeom>
+                  </pic:spPr>
+                </pic:pic>
+              </a:graphicData>
+            </a:graphic>
+          </wp:inline>
+        </w:drawing>
+      </w:r>
+    </w:p>
+    <w:p>
+      <w:pPr>
+        <w:pStyle w:val="1"/>
+      </w:pPr>
+      <w:r>
+        <w:rPr>
+          <w:rFonts w:hint="eastAsia"/>
+        </w:rPr>
+        <w:lastRenderedPageBreak/>
+        <w:t xml:space="preserve"> </w:t>
+      </w:r>
       <w:proofErr w:type="spellStart"/>
       <w:r>
         <w:rPr>
@@ -5450,29 +6319,507 @@
         </w:rPr>
         <w:t xml:space="preserve"> 레지스트리 서버 구현 및 사용</w:t>
       </w:r>
+    </w:p>
+    <w:p>
+      <w:r>
+        <w:rPr>
+          <w:rFonts w:hint="eastAsia"/>
+        </w:rPr>
+        <w:t>p</w:t>
+      </w:r>
+      <w:r>
+        <w:t xml:space="preserve">rivate registry </w:t>
+      </w:r>
+      <w:r>
+        <w:rPr>
+          <w:rFonts w:hint="eastAsia"/>
+        </w:rPr>
+        <w:t>만들기</w:t>
+      </w:r>
+    </w:p>
+    <w:p>
+      <w:r>
+        <w:t>registry</w:t>
+      </w:r>
+      <w:r>
+        <w:rPr>
+          <w:rFonts w:hint="eastAsia"/>
+        </w:rPr>
+        <w:t>를 백그라운드에서 실행시킨다.</w:t>
+      </w:r>
+    </w:p>
+    <w:p>
+      <w:r>
+        <w:drawing>
+          <wp:inline distT="0" distB="0" distL="0" distR="0" wp14:anchorId="1BA9E2C1" wp14:editId="1BF5F256">
+            <wp:extent cx="5731510" cy="1313815"/>
+            <wp:effectExtent l="0" t="0" r="2540" b="635"/>
+            <wp:docPr id="731221302" name="그림 1"/>
+            <wp:cNvGraphicFramePr>
+              <a:graphicFrameLocks xmlns:a="http://schemas.openxmlformats.org/drawingml/2006/main" noChangeAspect="1"/>
+            </wp:cNvGraphicFramePr>
+            <a:graphic xmlns:a="http://schemas.openxmlformats.org/drawingml/2006/main">
+              <a:graphicData uri="http://schemas.openxmlformats.org/drawingml/2006/picture">
+                <pic:pic xmlns:pic="http://schemas.openxmlformats.org/drawingml/2006/picture">
+                  <pic:nvPicPr>
+                    <pic:cNvPr id="731221302" name=""/>
+                    <pic:cNvPicPr/>
+                  </pic:nvPicPr>
+                  <pic:blipFill>
+                    <a:blip r:embed="rId86"/>
+                    <a:stretch>
+                      <a:fillRect/>
+                    </a:stretch>
+                  </pic:blipFill>
+                  <pic:spPr>
+                    <a:xfrm>
+                      <a:off x="0" y="0"/>
+                      <a:ext cx="5731510" cy="1313815"/>
+                    </a:xfrm>
+                    <a:prstGeom prst="rect">
+                      <a:avLst/>
+                    </a:prstGeom>
+                  </pic:spPr>
+                </pic:pic>
+              </a:graphicData>
+            </a:graphic>
+          </wp:inline>
+        </w:drawing>
+      </w:r>
+    </w:p>
+    <w:p>
+      <w:r>
+        <w:rPr>
+          <w:rFonts w:hint="eastAsia"/>
+        </w:rPr>
+        <w:t>1</w:t>
+      </w:r>
+      <w:r>
+        <w:t>27.0.0.1:5000/</w:t>
+      </w:r>
+      <w:r>
+        <w:rPr>
+          <w:rFonts w:hint="eastAsia"/>
+        </w:rPr>
+        <w:t>v</w:t>
+      </w:r>
+      <w:r>
+        <w:t>2</w:t>
+      </w:r>
+      <w:r>
+        <w:rPr>
+          <w:rFonts w:hint="eastAsia"/>
+        </w:rPr>
+        <w:t>에서 작동되는 것(</w:t>
+      </w:r>
+      <w:proofErr w:type="spellStart"/>
+      <w:r>
+        <w:t>api</w:t>
+      </w:r>
+      <w:proofErr w:type="spellEnd"/>
+      <w:r>
+        <w:t>)</w:t>
+      </w:r>
+      <w:r>
+        <w:rPr>
+          <w:rFonts w:hint="eastAsia"/>
+        </w:rPr>
+        <w:t>을 확인할 수 있다.</w:t>
+      </w:r>
+    </w:p>
+    <w:p>
+      <w:r>
+        <w:drawing>
+          <wp:inline distT="0" distB="0" distL="0" distR="0" wp14:anchorId="4CC8BFEA" wp14:editId="39062EE3">
+            <wp:extent cx="5731510" cy="2855595"/>
+            <wp:effectExtent l="0" t="0" r="2540" b="1905"/>
+            <wp:docPr id="1923708484" name="그림 1"/>
+            <wp:cNvGraphicFramePr>
+              <a:graphicFrameLocks xmlns:a="http://schemas.openxmlformats.org/drawingml/2006/main" noChangeAspect="1"/>
+            </wp:cNvGraphicFramePr>
+            <a:graphic xmlns:a="http://schemas.openxmlformats.org/drawingml/2006/main">
+              <a:graphicData uri="http://schemas.openxmlformats.org/drawingml/2006/picture">
+                <pic:pic xmlns:pic="http://schemas.openxmlformats.org/drawingml/2006/picture">
+                  <pic:nvPicPr>
+                    <pic:cNvPr id="1923708484" name=""/>
+                    <pic:cNvPicPr/>
+                  </pic:nvPicPr>
+                  <pic:blipFill>
+                    <a:blip r:embed="rId87"/>
+                    <a:stretch>
+                      <a:fillRect/>
+                    </a:stretch>
+                  </pic:blipFill>
+                  <pic:spPr>
+                    <a:xfrm>
+                      <a:off x="0" y="0"/>
+                      <a:ext cx="5731510" cy="2855595"/>
+                    </a:xfrm>
+                    <a:prstGeom prst="rect">
+                      <a:avLst/>
+                    </a:prstGeom>
+                  </pic:spPr>
+                </pic:pic>
+              </a:graphicData>
+            </a:graphic>
+          </wp:inline>
+        </w:drawing>
+      </w:r>
+    </w:p>
+    <w:p>
+      <w:r>
+        <w:rPr>
+          <w:rFonts w:hint="eastAsia"/>
+        </w:rPr>
+        <w:t>t</w:t>
+      </w:r>
+      <w:r>
+        <w:t xml:space="preserve">ag </w:t>
+      </w:r>
+      <w:r>
+        <w:rPr>
+          <w:rFonts w:hint="eastAsia"/>
+        </w:rPr>
+        <w:t>변경하기</w:t>
+      </w:r>
+    </w:p>
+    <w:p>
+      <w:r>
+        <w:drawing>
+          <wp:inline distT="0" distB="0" distL="0" distR="0" wp14:anchorId="11095019" wp14:editId="4B4D25A1">
+            <wp:extent cx="5731510" cy="883285"/>
+            <wp:effectExtent l="0" t="0" r="2540" b="0"/>
+            <wp:docPr id="1416569985" name="그림 1"/>
+            <wp:cNvGraphicFramePr>
+              <a:graphicFrameLocks xmlns:a="http://schemas.openxmlformats.org/drawingml/2006/main" noChangeAspect="1"/>
+            </wp:cNvGraphicFramePr>
+            <a:graphic xmlns:a="http://schemas.openxmlformats.org/drawingml/2006/main">
+              <a:graphicData uri="http://schemas.openxmlformats.org/drawingml/2006/picture">
+                <pic:pic xmlns:pic="http://schemas.openxmlformats.org/drawingml/2006/picture">
+                  <pic:nvPicPr>
+                    <pic:cNvPr id="1416569985" name=""/>
+                    <pic:cNvPicPr/>
+                  </pic:nvPicPr>
+                  <pic:blipFill>
+                    <a:blip r:embed="rId88"/>
+                    <a:stretch>
+                      <a:fillRect/>
+                    </a:stretch>
+                  </pic:blipFill>
+                  <pic:spPr>
+                    <a:xfrm>
+                      <a:off x="0" y="0"/>
+                      <a:ext cx="5731510" cy="883285"/>
+                    </a:xfrm>
+                    <a:prstGeom prst="rect">
+                      <a:avLst/>
+                    </a:prstGeom>
+                  </pic:spPr>
+                </pic:pic>
+              </a:graphicData>
+            </a:graphic>
+          </wp:inline>
+        </w:drawing>
+      </w:r>
+    </w:p>
+    <w:p>
+      <w:r>
+        <w:rPr>
+          <w:rFonts w:hint="eastAsia"/>
+        </w:rPr>
+        <w:t>p</w:t>
+      </w:r>
+      <w:r>
+        <w:t>ush</w:t>
+      </w:r>
+      <w:r>
+        <w:rPr>
+          <w:rFonts w:hint="eastAsia"/>
+        </w:rPr>
+        <w:t xml:space="preserve">와 </w:t>
+      </w:r>
+      <w:r>
+        <w:t>pull</w:t>
+      </w:r>
+      <w:r>
+        <w:rPr>
+          <w:rFonts w:hint="eastAsia"/>
+        </w:rPr>
+        <w:t>로</w:t>
+      </w:r>
+      <w:r>
+        <w:t xml:space="preserve"> </w:t>
+      </w:r>
+      <w:r>
+        <w:rPr>
+          <w:rFonts w:hint="eastAsia"/>
+        </w:rPr>
+        <w:t>확인하기</w:t>
+      </w:r>
+    </w:p>
+    <w:p>
+      <w:r>
+        <w:lastRenderedPageBreak/>
+        <w:drawing>
+          <wp:inline distT="0" distB="0" distL="0" distR="0" wp14:anchorId="6D9F5A84" wp14:editId="1C6F19B4">
+            <wp:extent cx="5731510" cy="1524635"/>
+            <wp:effectExtent l="0" t="0" r="2540" b="0"/>
+            <wp:docPr id="1372759072" name="그림 1"/>
+            <wp:cNvGraphicFramePr>
+              <a:graphicFrameLocks xmlns:a="http://schemas.openxmlformats.org/drawingml/2006/main" noChangeAspect="1"/>
+            </wp:cNvGraphicFramePr>
+            <a:graphic xmlns:a="http://schemas.openxmlformats.org/drawingml/2006/main">
+              <a:graphicData uri="http://schemas.openxmlformats.org/drawingml/2006/picture">
+                <pic:pic xmlns:pic="http://schemas.openxmlformats.org/drawingml/2006/picture">
+                  <pic:nvPicPr>
+                    <pic:cNvPr id="1372759072" name=""/>
+                    <pic:cNvPicPr/>
+                  </pic:nvPicPr>
+                  <pic:blipFill>
+                    <a:blip r:embed="rId89"/>
+                    <a:stretch>
+                      <a:fillRect/>
+                    </a:stretch>
+                  </pic:blipFill>
+                  <pic:spPr>
+                    <a:xfrm>
+                      <a:off x="0" y="0"/>
+                      <a:ext cx="5731510" cy="1524635"/>
+                    </a:xfrm>
+                    <a:prstGeom prst="rect">
+                      <a:avLst/>
+                    </a:prstGeom>
+                  </pic:spPr>
+                </pic:pic>
+              </a:graphicData>
+            </a:graphic>
+          </wp:inline>
+        </w:drawing>
+      </w:r>
+    </w:p>
+    <w:p>
+      <w:r>
+        <w:drawing>
+          <wp:inline distT="0" distB="0" distL="0" distR="0" wp14:anchorId="1B8D696D" wp14:editId="424406F3">
+            <wp:extent cx="5731510" cy="1753235"/>
+            <wp:effectExtent l="0" t="0" r="2540" b="0"/>
+            <wp:docPr id="562233539" name="그림 1"/>
+            <wp:cNvGraphicFramePr>
+              <a:graphicFrameLocks xmlns:a="http://schemas.openxmlformats.org/drawingml/2006/main" noChangeAspect="1"/>
+            </wp:cNvGraphicFramePr>
+            <a:graphic xmlns:a="http://schemas.openxmlformats.org/drawingml/2006/main">
+              <a:graphicData uri="http://schemas.openxmlformats.org/drawingml/2006/picture">
+                <pic:pic xmlns:pic="http://schemas.openxmlformats.org/drawingml/2006/picture">
+                  <pic:nvPicPr>
+                    <pic:cNvPr id="562233539" name=""/>
+                    <pic:cNvPicPr/>
+                  </pic:nvPicPr>
+                  <pic:blipFill>
+                    <a:blip r:embed="rId90"/>
+                    <a:stretch>
+                      <a:fillRect/>
+                    </a:stretch>
+                  </pic:blipFill>
+                  <pic:spPr>
+                    <a:xfrm>
+                      <a:off x="0" y="0"/>
+                      <a:ext cx="5731510" cy="1753235"/>
+                    </a:xfrm>
+                    <a:prstGeom prst="rect">
+                      <a:avLst/>
+                    </a:prstGeom>
+                  </pic:spPr>
+                </pic:pic>
+              </a:graphicData>
+            </a:graphic>
+          </wp:inline>
+        </w:drawing>
+      </w:r>
+    </w:p>
+    <w:p>
+      <w:r>
+        <w:drawing>
+          <wp:inline distT="0" distB="0" distL="0" distR="0" wp14:anchorId="66F5D9CE" wp14:editId="230D7529">
+            <wp:extent cx="5731510" cy="751840"/>
+            <wp:effectExtent l="0" t="0" r="2540" b="0"/>
+            <wp:docPr id="176593156" name="그림 1"/>
+            <wp:cNvGraphicFramePr>
+              <a:graphicFrameLocks xmlns:a="http://schemas.openxmlformats.org/drawingml/2006/main" noChangeAspect="1"/>
+            </wp:cNvGraphicFramePr>
+            <a:graphic xmlns:a="http://schemas.openxmlformats.org/drawingml/2006/main">
+              <a:graphicData uri="http://schemas.openxmlformats.org/drawingml/2006/picture">
+                <pic:pic xmlns:pic="http://schemas.openxmlformats.org/drawingml/2006/picture">
+                  <pic:nvPicPr>
+                    <pic:cNvPr id="176593156" name=""/>
+                    <pic:cNvPicPr/>
+                  </pic:nvPicPr>
+                  <pic:blipFill>
+                    <a:blip r:embed="rId91"/>
+                    <a:stretch>
+                      <a:fillRect/>
+                    </a:stretch>
+                  </pic:blipFill>
+                  <pic:spPr>
+                    <a:xfrm>
+                      <a:off x="0" y="0"/>
+                      <a:ext cx="5731510" cy="751840"/>
+                    </a:xfrm>
+                    <a:prstGeom prst="rect">
+                      <a:avLst/>
+                    </a:prstGeom>
+                  </pic:spPr>
+                </pic:pic>
+              </a:graphicData>
+            </a:graphic>
+          </wp:inline>
+        </w:drawing>
+      </w:r>
+    </w:p>
+    <w:p>
+      <w:pPr>
+        <w:pStyle w:val="1"/>
+      </w:pPr>
+      <w:proofErr w:type="spellStart"/>
+      <w:r>
+        <w:rPr>
+          <w:rFonts w:hint="eastAsia"/>
+        </w:rPr>
+        <w:t>풀스택</w:t>
+      </w:r>
+      <w:proofErr w:type="spellEnd"/>
+      <w:r>
+        <w:rPr>
+          <w:rFonts w:hint="eastAsia"/>
+        </w:rPr>
+        <w:t xml:space="preserve"> 워드프레스 컨테이너 이미지 만들기</w:t>
+      </w:r>
+    </w:p>
+    <w:p>
+      <w:r>
+        <w:drawing>
+          <wp:inline distT="0" distB="0" distL="0" distR="0" wp14:anchorId="558CFF5E" wp14:editId="0FF2EB23">
+            <wp:extent cx="5731510" cy="1514475"/>
+            <wp:effectExtent l="0" t="0" r="2540" b="9525"/>
+            <wp:docPr id="2029914323" name="그림 1"/>
+            <wp:cNvGraphicFramePr>
+              <a:graphicFrameLocks xmlns:a="http://schemas.openxmlformats.org/drawingml/2006/main" noChangeAspect="1"/>
+            </wp:cNvGraphicFramePr>
+            <a:graphic xmlns:a="http://schemas.openxmlformats.org/drawingml/2006/main">
+              <a:graphicData uri="http://schemas.openxmlformats.org/drawingml/2006/picture">
+                <pic:pic xmlns:pic="http://schemas.openxmlformats.org/drawingml/2006/picture">
+                  <pic:nvPicPr>
+                    <pic:cNvPr id="2029914323" name=""/>
+                    <pic:cNvPicPr/>
+                  </pic:nvPicPr>
+                  <pic:blipFill>
+                    <a:blip r:embed="rId92"/>
+                    <a:stretch>
+                      <a:fillRect/>
+                    </a:stretch>
+                  </pic:blipFill>
+                  <pic:spPr>
+                    <a:xfrm>
+                      <a:off x="0" y="0"/>
+                      <a:ext cx="5731510" cy="1514475"/>
+                    </a:xfrm>
+                    <a:prstGeom prst="rect">
+                      <a:avLst/>
+                    </a:prstGeom>
+                  </pic:spPr>
+                </pic:pic>
+              </a:graphicData>
+            </a:graphic>
+          </wp:inline>
+        </w:drawing>
+      </w:r>
+    </w:p>
+    <w:p>
+      <w:r>
+        <w:drawing>
+          <wp:inline distT="0" distB="0" distL="0" distR="0" wp14:anchorId="099A0340" wp14:editId="3D6A23C1">
+            <wp:extent cx="5731510" cy="763270"/>
+            <wp:effectExtent l="0" t="0" r="2540" b="0"/>
+            <wp:docPr id="506829033" name="그림 1"/>
+            <wp:cNvGraphicFramePr>
+              <a:graphicFrameLocks xmlns:a="http://schemas.openxmlformats.org/drawingml/2006/main" noChangeAspect="1"/>
+            </wp:cNvGraphicFramePr>
+            <a:graphic xmlns:a="http://schemas.openxmlformats.org/drawingml/2006/main">
+              <a:graphicData uri="http://schemas.openxmlformats.org/drawingml/2006/picture">
+                <pic:pic xmlns:pic="http://schemas.openxmlformats.org/drawingml/2006/picture">
+                  <pic:nvPicPr>
+                    <pic:cNvPr id="506829033" name=""/>
+                    <pic:cNvPicPr/>
+                  </pic:nvPicPr>
+                  <pic:blipFill>
+                    <a:blip r:embed="rId93"/>
+                    <a:stretch>
+                      <a:fillRect/>
+                    </a:stretch>
+                  </pic:blipFill>
+                  <pic:spPr>
+                    <a:xfrm>
+                      <a:off x="0" y="0"/>
+                      <a:ext cx="5731510" cy="763270"/>
+                    </a:xfrm>
+                    <a:prstGeom prst="rect">
+                      <a:avLst/>
+                    </a:prstGeom>
+                  </pic:spPr>
+                </pic:pic>
+              </a:graphicData>
+            </a:graphic>
+          </wp:inline>
+        </w:drawing>
+      </w:r>
+    </w:p>
+    <w:p>
+      <w:r>
+        <w:drawing>
+          <wp:inline distT="0" distB="0" distL="0" distR="0" wp14:anchorId="4A35393E" wp14:editId="0E30C950">
+            <wp:extent cx="5731510" cy="669925"/>
+            <wp:effectExtent l="0" t="0" r="2540" b="0"/>
+            <wp:docPr id="633107236" name="그림 1"/>
+            <wp:cNvGraphicFramePr>
+              <a:graphicFrameLocks xmlns:a="http://schemas.openxmlformats.org/drawingml/2006/main" noChangeAspect="1"/>
+            </wp:cNvGraphicFramePr>
+            <a:graphic xmlns:a="http://schemas.openxmlformats.org/drawingml/2006/main">
+              <a:graphicData uri="http://schemas.openxmlformats.org/drawingml/2006/picture">
+                <pic:pic xmlns:pic="http://schemas.openxmlformats.org/drawingml/2006/picture">
+                  <pic:nvPicPr>
+                    <pic:cNvPr id="633107236" name=""/>
+                    <pic:cNvPicPr/>
+                  </pic:nvPicPr>
+                  <pic:blipFill>
+                    <a:blip r:embed="rId94"/>
+                    <a:stretch>
+                      <a:fillRect/>
+                    </a:stretch>
+                  </pic:blipFill>
+                  <pic:spPr>
+                    <a:xfrm>
+                      <a:off x="0" y="0"/>
+                      <a:ext cx="5731510" cy="669925"/>
+                    </a:xfrm>
+                    <a:prstGeom prst="rect">
+                      <a:avLst/>
+                    </a:prstGeom>
+                  </pic:spPr>
+                </pic:pic>
+              </a:graphicData>
+            </a:graphic>
+          </wp:inline>
+        </w:drawing>
+      </w:r>
+    </w:p>
+    <w:p>
+      <w:pPr>
+        <w:rPr>
+          <w:rFonts w:hint="eastAsia"/>
+        </w:rPr>
+      </w:pPr>
     </w:p>
     <w:p/>
     <w:p/>
-    <w:p>
-      <w:pPr>
-        <w:pStyle w:val="1"/>
-      </w:pPr>
-      <w:proofErr w:type="spellStart"/>
-      <w:r>
-        <w:rPr>
-          <w:rFonts w:hint="eastAsia"/>
-        </w:rPr>
-        <w:lastRenderedPageBreak/>
-        <w:t>풀스택</w:t>
-      </w:r>
-      <w:proofErr w:type="spellEnd"/>
-      <w:r>
-        <w:rPr>
-          <w:rFonts w:hint="eastAsia"/>
-        </w:rPr>
-        <w:t xml:space="preserve"> 워드프레스 컨테이너 이미지 만들기</w:t>
-      </w:r>
-    </w:p>
     <w:sectPr>
       <w:pgSz w:w="11906" w:h="16838"/>
       <w:pgMar w:top="1701" w:right="1440" w:bottom="1440" w:left="1440" w:header="851" w:footer="992" w:gutter="0"/>
@@ -5598,6 +6945,119 @@
     </w:lvl>
   </w:abstractNum>
   <w:abstractNum w:abstractNumId="1" w15:restartNumberingAfterBreak="0">
+    <w:nsid w:val="07D520BF"/>
+    <w:multiLevelType w:val="hybridMultilevel"/>
+    <w:tmpl w:val="00A2C058"/>
+    <w:lvl w:ilvl="0" w:tplc="C930E342">
+      <w:start w:val="8"/>
+      <w:numFmt w:val="bullet"/>
+      <w:lvlText w:val=""/>
+      <w:lvlJc w:val="left"/>
+      <w:pPr>
+        <w:ind w:left="800" w:hanging="360"/>
+      </w:pPr>
+      <w:rPr>
+        <w:rFonts w:ascii="Wingdings" w:eastAsiaTheme="minorEastAsia" w:hAnsi="Wingdings" w:cstheme="minorBidi" w:hint="default"/>
+      </w:rPr>
+    </w:lvl>
+    <w:lvl w:ilvl="1" w:tplc="04090003" w:tentative="1">
+      <w:start w:val="1"/>
+      <w:numFmt w:val="bullet"/>
+      <w:lvlText w:val=""/>
+      <w:lvlJc w:val="left"/>
+      <w:pPr>
+        <w:ind w:left="1320" w:hanging="440"/>
+      </w:pPr>
+      <w:rPr>
+        <w:rFonts w:ascii="Wingdings" w:hAnsi="Wingdings" w:hint="default"/>
+      </w:rPr>
+    </w:lvl>
+    <w:lvl w:ilvl="2" w:tplc="04090005" w:tentative="1">
+      <w:start w:val="1"/>
+      <w:numFmt w:val="bullet"/>
+      <w:lvlText w:val=""/>
+      <w:lvlJc w:val="left"/>
+      <w:pPr>
+        <w:ind w:left="1760" w:hanging="440"/>
+      </w:pPr>
+      <w:rPr>
+        <w:rFonts w:ascii="Wingdings" w:hAnsi="Wingdings" w:hint="default"/>
+      </w:rPr>
+    </w:lvl>
+    <w:lvl w:ilvl="3" w:tplc="04090001" w:tentative="1">
+      <w:start w:val="1"/>
+      <w:numFmt w:val="bullet"/>
+      <w:lvlText w:val=""/>
+      <w:lvlJc w:val="left"/>
+      <w:pPr>
+        <w:ind w:left="2200" w:hanging="440"/>
+      </w:pPr>
+      <w:rPr>
+        <w:rFonts w:ascii="Wingdings" w:hAnsi="Wingdings" w:hint="default"/>
+      </w:rPr>
+    </w:lvl>
+    <w:lvl w:ilvl="4" w:tplc="04090003" w:tentative="1">
+      <w:start w:val="1"/>
+      <w:numFmt w:val="bullet"/>
+      <w:lvlText w:val=""/>
+      <w:lvlJc w:val="left"/>
+      <w:pPr>
+        <w:ind w:left="2640" w:hanging="440"/>
+      </w:pPr>
+      <w:rPr>
+        <w:rFonts w:ascii="Wingdings" w:hAnsi="Wingdings" w:hint="default"/>
+      </w:rPr>
+    </w:lvl>
+    <w:lvl w:ilvl="5" w:tplc="04090005" w:tentative="1">
+      <w:start w:val="1"/>
+      <w:numFmt w:val="bullet"/>
+      <w:lvlText w:val=""/>
+      <w:lvlJc w:val="left"/>
+      <w:pPr>
+        <w:ind w:left="3080" w:hanging="440"/>
+      </w:pPr>
+      <w:rPr>
+        <w:rFonts w:ascii="Wingdings" w:hAnsi="Wingdings" w:hint="default"/>
+      </w:rPr>
+    </w:lvl>
+    <w:lvl w:ilvl="6" w:tplc="04090001" w:tentative="1">
+      <w:start w:val="1"/>
+      <w:numFmt w:val="bullet"/>
+      <w:lvlText w:val=""/>
+      <w:lvlJc w:val="left"/>
+      <w:pPr>
+        <w:ind w:left="3520" w:hanging="440"/>
+      </w:pPr>
+      <w:rPr>
+        <w:rFonts w:ascii="Wingdings" w:hAnsi="Wingdings" w:hint="default"/>
+      </w:rPr>
+    </w:lvl>
+    <w:lvl w:ilvl="7" w:tplc="04090003" w:tentative="1">
+      <w:start w:val="1"/>
+      <w:numFmt w:val="bullet"/>
+      <w:lvlText w:val=""/>
+      <w:lvlJc w:val="left"/>
+      <w:pPr>
+        <w:ind w:left="3960" w:hanging="440"/>
+      </w:pPr>
+      <w:rPr>
+        <w:rFonts w:ascii="Wingdings" w:hAnsi="Wingdings" w:hint="default"/>
+      </w:rPr>
+    </w:lvl>
+    <w:lvl w:ilvl="8" w:tplc="04090005" w:tentative="1">
+      <w:start w:val="1"/>
+      <w:numFmt w:val="bullet"/>
+      <w:lvlText w:val=""/>
+      <w:lvlJc w:val="left"/>
+      <w:pPr>
+        <w:ind w:left="4400" w:hanging="440"/>
+      </w:pPr>
+      <w:rPr>
+        <w:rFonts w:ascii="Wingdings" w:hAnsi="Wingdings" w:hint="default"/>
+      </w:rPr>
+    </w:lvl>
+  </w:abstractNum>
+  <w:abstractNum w:abstractNumId="2" w15:restartNumberingAfterBreak="0">
     <w:nsid w:val="24F8672C"/>
     <w:multiLevelType w:val="hybridMultilevel"/>
     <w:tmpl w:val="F368A258"/>
@@ -5686,7 +7146,7 @@
       </w:pPr>
     </w:lvl>
   </w:abstractNum>
-  <w:abstractNum w:abstractNumId="2" w15:restartNumberingAfterBreak="0">
+  <w:abstractNum w:abstractNumId="3" w15:restartNumberingAfterBreak="0">
     <w:nsid w:val="4BCD3FE5"/>
     <w:multiLevelType w:val="hybridMultilevel"/>
     <w:tmpl w:val="BC3A9706"/>
@@ -5798,7 +7258,7 @@
       </w:rPr>
     </w:lvl>
   </w:abstractNum>
-  <w:abstractNum w:abstractNumId="3" w15:restartNumberingAfterBreak="0">
+  <w:abstractNum w:abstractNumId="4" w15:restartNumberingAfterBreak="0">
     <w:nsid w:val="6C4E3AC8"/>
     <w:multiLevelType w:val="hybridMultilevel"/>
     <w:tmpl w:val="1F7A0E02"/>
@@ -5887,7 +7347,7 @@
       </w:pPr>
     </w:lvl>
   </w:abstractNum>
-  <w:abstractNum w:abstractNumId="4" w15:restartNumberingAfterBreak="0">
+  <w:abstractNum w:abstractNumId="5" w15:restartNumberingAfterBreak="0">
     <w:nsid w:val="6C6648B1"/>
     <w:multiLevelType w:val="hybridMultilevel"/>
     <w:tmpl w:val="D8C0018A"/>
@@ -5976,7 +7436,7 @@
       </w:pPr>
     </w:lvl>
   </w:abstractNum>
-  <w:abstractNum w:abstractNumId="5" w15:restartNumberingAfterBreak="0">
+  <w:abstractNum w:abstractNumId="6" w15:restartNumberingAfterBreak="0">
     <w:nsid w:val="7CD83118"/>
     <w:multiLevelType w:val="hybridMultilevel"/>
     <w:tmpl w:val="452AD748"/>
@@ -6092,19 +7552,22 @@
     <w:abstractNumId w:val="0"/>
   </w:num>
   <w:num w:numId="2" w16cid:durableId="2050064200">
+    <w:abstractNumId w:val="5"/>
+  </w:num>
+  <w:num w:numId="3" w16cid:durableId="334042425">
+    <w:abstractNumId w:val="2"/>
+  </w:num>
+  <w:num w:numId="4" w16cid:durableId="1053312061">
     <w:abstractNumId w:val="4"/>
   </w:num>
-  <w:num w:numId="3" w16cid:durableId="334042425">
-    <w:abstractNumId w:val="1"/>
-  </w:num>
-  <w:num w:numId="4" w16cid:durableId="1053312061">
+  <w:num w:numId="5" w16cid:durableId="1567763632">
     <w:abstractNumId w:val="3"/>
   </w:num>
-  <w:num w:numId="5" w16cid:durableId="1567763632">
-    <w:abstractNumId w:val="2"/>
+  <w:num w:numId="6" w16cid:durableId="761948301">
+    <w:abstractNumId w:val="6"/>
   </w:num>
-  <w:num w:numId="6" w16cid:durableId="761948301">
-    <w:abstractNumId w:val="5"/>
+  <w:num w:numId="7" w16cid:durableId="858274405">
+    <w:abstractNumId w:val="1"/>
   </w:num>
 </w:numbering>
 </file>

--- a/데브옵스를_위한_쿠버네티스_마스터_강의/section02.docx
+++ b/데브옵스를_위한_쿠버네티스_마스터_강의/section02.docx
@@ -6206,11 +6206,6 @@
       </w:r>
     </w:p>
     <w:p>
-      <w:pPr>
-        <w:rPr>
-          <w:rFonts w:hint="eastAsia"/>
-        </w:rPr>
-      </w:pPr>
       <w:r>
         <w:rPr>
           <w:noProof/>
@@ -6350,6 +6345,9 @@
     </w:p>
     <w:p>
       <w:r>
+        <w:rPr>
+          <w:noProof/>
+        </w:rPr>
         <w:drawing>
           <wp:inline distT="0" distB="0" distL="0" distR="0" wp14:anchorId="1BA9E2C1" wp14:editId="1BF5F256">
             <wp:extent cx="5731510" cy="1313815"/>
@@ -6429,6 +6427,9 @@
     </w:p>
     <w:p>
       <w:r>
+        <w:rPr>
+          <w:noProof/>
+        </w:rPr>
         <w:drawing>
           <wp:inline distT="0" distB="0" distL="0" distR="0" wp14:anchorId="4CC8BFEA" wp14:editId="39062EE3">
             <wp:extent cx="5731510" cy="2855595"/>
@@ -6485,6 +6486,9 @@
     </w:p>
     <w:p>
       <w:r>
+        <w:rPr>
+          <w:noProof/>
+        </w:rPr>
         <w:drawing>
           <wp:inline distT="0" distB="0" distL="0" distR="0" wp14:anchorId="11095019" wp14:editId="4B4D25A1">
             <wp:extent cx="5731510" cy="883285"/>
@@ -6559,6 +6563,9 @@
     </w:p>
     <w:p>
       <w:r>
+        <w:rPr>
+          <w:noProof/>
+        </w:rPr>
         <w:lastRenderedPageBreak/>
         <w:drawing>
           <wp:inline distT="0" distB="0" distL="0" distR="0" wp14:anchorId="6D9F5A84" wp14:editId="1C6F19B4">
@@ -6599,6 +6606,9 @@
     </w:p>
     <w:p>
       <w:r>
+        <w:rPr>
+          <w:noProof/>
+        </w:rPr>
         <w:drawing>
           <wp:inline distT="0" distB="0" distL="0" distR="0" wp14:anchorId="1B8D696D" wp14:editId="424406F3">
             <wp:extent cx="5731510" cy="1753235"/>
@@ -6638,6 +6648,9 @@
     </w:p>
     <w:p>
       <w:r>
+        <w:rPr>
+          <w:noProof/>
+        </w:rPr>
         <w:drawing>
           <wp:inline distT="0" distB="0" distL="0" distR="0" wp14:anchorId="66F5D9CE" wp14:editId="230D7529">
             <wp:extent cx="5731510" cy="751840"/>
@@ -6696,6 +6709,9 @@
     </w:p>
     <w:p>
       <w:r>
+        <w:rPr>
+          <w:noProof/>
+        </w:rPr>
         <w:drawing>
           <wp:inline distT="0" distB="0" distL="0" distR="0" wp14:anchorId="558CFF5E" wp14:editId="0FF2EB23">
             <wp:extent cx="5731510" cy="1514475"/>
@@ -6735,6 +6751,141 @@
     </w:p>
     <w:p>
       <w:r>
+        <w:rPr>
+          <w:rFonts w:hint="eastAsia"/>
+        </w:rPr>
+        <w:t xml:space="preserve">인터넷 </w:t>
+      </w:r>
+      <w:proofErr w:type="spellStart"/>
+      <w:r>
+        <w:rPr>
+          <w:rFonts w:hint="eastAsia"/>
+        </w:rPr>
+        <w:t>웹브라우저에</w:t>
+      </w:r>
+      <w:proofErr w:type="spellEnd"/>
+      <w:r>
+        <w:rPr>
+          <w:rFonts w:hint="eastAsia"/>
+        </w:rPr>
+        <w:t xml:space="preserve"> </w:t>
+      </w:r>
+      <w:proofErr w:type="spellStart"/>
+      <w:r>
+        <w:t>wordpress</w:t>
+      </w:r>
+      <w:proofErr w:type="spellEnd"/>
+      <w:r>
+        <w:t xml:space="preserve"> </w:t>
+      </w:r>
+      <w:r>
+        <w:rPr>
+          <w:rFonts w:hint="eastAsia"/>
+        </w:rPr>
+        <w:t>d</w:t>
+      </w:r>
+      <w:r>
+        <w:t>ownload</w:t>
+      </w:r>
+      <w:r>
+        <w:rPr>
+          <w:rFonts w:hint="eastAsia"/>
+        </w:rPr>
+        <w:t xml:space="preserve">를 검색한 후 홈페이지에서 최근 릴리즈의 </w:t>
+      </w:r>
+      <w:r>
+        <w:t>tar.gz</w:t>
+      </w:r>
+      <w:r>
+        <w:rPr>
+          <w:rFonts w:hint="eastAsia"/>
+        </w:rPr>
+        <w:t xml:space="preserve">에 </w:t>
+      </w:r>
+      <w:proofErr w:type="spellStart"/>
+      <w:r>
+        <w:rPr>
+          <w:rFonts w:hint="eastAsia"/>
+        </w:rPr>
+        <w:t>우클릭을</w:t>
+      </w:r>
+      <w:proofErr w:type="spellEnd"/>
+      <w:r>
+        <w:rPr>
+          <w:rFonts w:hint="eastAsia"/>
+        </w:rPr>
+        <w:t xml:space="preserve"> 하여 링크 주소를 복사한다.</w:t>
+      </w:r>
+    </w:p>
+    <w:p>
+      <w:r>
+        <w:lastRenderedPageBreak/>
+        <w:drawing>
+          <wp:inline distT="0" distB="0" distL="0" distR="0" wp14:anchorId="533C6663" wp14:editId="22325145">
+            <wp:extent cx="5731510" cy="4025265"/>
+            <wp:effectExtent l="0" t="0" r="2540" b="0"/>
+            <wp:docPr id="131308448" name="그림 1"/>
+            <wp:cNvGraphicFramePr>
+              <a:graphicFrameLocks xmlns:a="http://schemas.openxmlformats.org/drawingml/2006/main" noChangeAspect="1"/>
+            </wp:cNvGraphicFramePr>
+            <a:graphic xmlns:a="http://schemas.openxmlformats.org/drawingml/2006/main">
+              <a:graphicData uri="http://schemas.openxmlformats.org/drawingml/2006/picture">
+                <pic:pic xmlns:pic="http://schemas.openxmlformats.org/drawingml/2006/picture">
+                  <pic:nvPicPr>
+                    <pic:cNvPr id="131308448" name=""/>
+                    <pic:cNvPicPr/>
+                  </pic:nvPicPr>
+                  <pic:blipFill>
+                    <a:blip r:embed="rId93"/>
+                    <a:stretch>
+                      <a:fillRect/>
+                    </a:stretch>
+                  </pic:blipFill>
+                  <pic:spPr>
+                    <a:xfrm>
+                      <a:off x="0" y="0"/>
+                      <a:ext cx="5731510" cy="4025265"/>
+                    </a:xfrm>
+                    <a:prstGeom prst="rect">
+                      <a:avLst/>
+                    </a:prstGeom>
+                  </pic:spPr>
+                </pic:pic>
+              </a:graphicData>
+            </a:graphic>
+          </wp:inline>
+        </w:drawing>
+      </w:r>
+    </w:p>
+    <w:p>
+      <w:pPr>
+        <w:rPr>
+          <w:rFonts w:hint="eastAsia"/>
+        </w:rPr>
+      </w:pPr>
+      <w:proofErr w:type="spellStart"/>
+      <w:r>
+        <w:rPr>
+          <w:rFonts w:hint="eastAsia"/>
+        </w:rPr>
+        <w:t>w</w:t>
+      </w:r>
+      <w:r>
+        <w:t>get</w:t>
+      </w:r>
+      <w:proofErr w:type="spellEnd"/>
+      <w:r>
+        <w:rPr>
+          <w:rFonts w:hint="eastAsia"/>
+        </w:rPr>
+        <w:t>를 사용하여 다운로드 한다.</w:t>
+      </w:r>
+    </w:p>
+    <w:p>
+      <w:r>
+        <w:rPr>
+          <w:noProof/>
+        </w:rPr>
         <w:drawing>
           <wp:inline distT="0" distB="0" distL="0" distR="0" wp14:anchorId="099A0340" wp14:editId="3D6A23C1">
             <wp:extent cx="5731510" cy="763270"/>
@@ -6751,7 +6902,7 @@
                     <pic:cNvPicPr/>
                   </pic:nvPicPr>
                   <pic:blipFill>
-                    <a:blip r:embed="rId93"/>
+                    <a:blip r:embed="rId94"/>
                     <a:stretch>
                       <a:fillRect/>
                     </a:stretch>
@@ -6773,7 +6924,58 @@
       </w:r>
     </w:p>
     <w:p>
-      <w:r>
+      <w:pPr>
+        <w:rPr>
+          <w:rFonts w:hint="eastAsia"/>
+        </w:rPr>
+      </w:pPr>
+      <w:r>
+        <w:t>tar -</w:t>
+      </w:r>
+      <w:proofErr w:type="spellStart"/>
+      <w:proofErr w:type="gramStart"/>
+      <w:r>
+        <w:t>xf</w:t>
+      </w:r>
+      <w:proofErr w:type="spellEnd"/>
+      <w:r>
+        <w:t xml:space="preserve"> </w:t>
+      </w:r>
+      <w:proofErr w:type="spellStart"/>
+      <w:r>
+        <w:rPr>
+          <w:rFonts w:hint="eastAsia"/>
+        </w:rPr>
+        <w:t>를</w:t>
+      </w:r>
+      <w:proofErr w:type="spellEnd"/>
+      <w:proofErr w:type="gramEnd"/>
+      <w:r>
+        <w:rPr>
+          <w:rFonts w:hint="eastAsia"/>
+        </w:rPr>
+        <w:t xml:space="preserve"> 사용하여 압축을 푼다.</w:t>
+      </w:r>
+      <w:r>
+        <w:t xml:space="preserve"> </w:t>
+      </w:r>
+      <w:proofErr w:type="spellStart"/>
+      <w:r>
+        <w:t>wordpress</w:t>
+      </w:r>
+      <w:proofErr w:type="spellEnd"/>
+      <w:r>
+        <w:rPr>
+          <w:rFonts w:hint="eastAsia"/>
+        </w:rPr>
+        <w:t xml:space="preserve"> 폴더가 생기는 것을 확인할 수 있다.</w:t>
+      </w:r>
+    </w:p>
+    <w:p>
+      <w:r>
+        <w:rPr>
+          <w:noProof/>
+        </w:rPr>
         <w:drawing>
           <wp:inline distT="0" distB="0" distL="0" distR="0" wp14:anchorId="4A35393E" wp14:editId="0E30C950">
             <wp:extent cx="5731510" cy="669925"/>
@@ -6790,7 +6992,7 @@
                     <pic:cNvPicPr/>
                   </pic:nvPicPr>
                   <pic:blipFill>
-                    <a:blip r:embed="rId94"/>
+                    <a:blip r:embed="rId95"/>
                     <a:stretch>
                       <a:fillRect/>
                     </a:stretch>
@@ -6810,6 +7012,534 @@
           </wp:inline>
         </w:drawing>
       </w:r>
+    </w:p>
+    <w:p>
+      <w:r>
+        <w:rPr>
+          <w:rFonts w:hint="eastAsia"/>
+        </w:rPr>
+        <w:t>W</w:t>
+      </w:r>
+      <w:r>
+        <w:t>P</w:t>
+      </w:r>
+      <w:r>
+        <w:rPr>
+          <w:rFonts w:hint="eastAsia"/>
+        </w:rPr>
+        <w:t xml:space="preserve">의 </w:t>
+      </w:r>
+      <w:r>
+        <w:t>bash</w:t>
+      </w:r>
+      <w:r>
+        <w:rPr>
+          <w:rFonts w:hint="eastAsia"/>
+        </w:rPr>
+        <w:t>로 접속한다.</w:t>
+      </w:r>
+    </w:p>
+    <w:p>
+      <w:r>
+        <w:drawing>
+          <wp:inline distT="0" distB="0" distL="0" distR="0" wp14:anchorId="6C44D633" wp14:editId="27DA4D14">
+            <wp:extent cx="4858428" cy="533474"/>
+            <wp:effectExtent l="0" t="0" r="0" b="0"/>
+            <wp:docPr id="1579884778" name="그림 1"/>
+            <wp:cNvGraphicFramePr>
+              <a:graphicFrameLocks xmlns:a="http://schemas.openxmlformats.org/drawingml/2006/main" noChangeAspect="1"/>
+            </wp:cNvGraphicFramePr>
+            <a:graphic xmlns:a="http://schemas.openxmlformats.org/drawingml/2006/main">
+              <a:graphicData uri="http://schemas.openxmlformats.org/drawingml/2006/picture">
+                <pic:pic xmlns:pic="http://schemas.openxmlformats.org/drawingml/2006/picture">
+                  <pic:nvPicPr>
+                    <pic:cNvPr id="1579884778" name=""/>
+                    <pic:cNvPicPr/>
+                  </pic:nvPicPr>
+                  <pic:blipFill>
+                    <a:blip r:embed="rId96"/>
+                    <a:stretch>
+                      <a:fillRect/>
+                    </a:stretch>
+                  </pic:blipFill>
+                  <pic:spPr>
+                    <a:xfrm>
+                      <a:off x="0" y="0"/>
+                      <a:ext cx="4858428" cy="533474"/>
+                    </a:xfrm>
+                    <a:prstGeom prst="rect">
+                      <a:avLst/>
+                    </a:prstGeom>
+                  </pic:spPr>
+                </pic:pic>
+              </a:graphicData>
+            </a:graphic>
+          </wp:inline>
+        </w:drawing>
+      </w:r>
+    </w:p>
+    <w:p>
+      <w:r>
+        <w:rPr>
+          <w:rFonts w:hint="eastAsia"/>
+        </w:rPr>
+        <w:t>소유 권한 변경하기</w:t>
+      </w:r>
+    </w:p>
+    <w:p>
+      <w:r>
+        <w:drawing>
+          <wp:inline distT="0" distB="0" distL="0" distR="0" wp14:anchorId="4487566C" wp14:editId="170B5982">
+            <wp:extent cx="4725059" cy="419158"/>
+            <wp:effectExtent l="0" t="0" r="0" b="0"/>
+            <wp:docPr id="637533884" name="그림 1"/>
+            <wp:cNvGraphicFramePr>
+              <a:graphicFrameLocks xmlns:a="http://schemas.openxmlformats.org/drawingml/2006/main" noChangeAspect="1"/>
+            </wp:cNvGraphicFramePr>
+            <a:graphic xmlns:a="http://schemas.openxmlformats.org/drawingml/2006/main">
+              <a:graphicData uri="http://schemas.openxmlformats.org/drawingml/2006/picture">
+                <pic:pic xmlns:pic="http://schemas.openxmlformats.org/drawingml/2006/picture">
+                  <pic:nvPicPr>
+                    <pic:cNvPr id="637533884" name=""/>
+                    <pic:cNvPicPr/>
+                  </pic:nvPicPr>
+                  <pic:blipFill>
+                    <a:blip r:embed="rId97"/>
+                    <a:stretch>
+                      <a:fillRect/>
+                    </a:stretch>
+                  </pic:blipFill>
+                  <pic:spPr>
+                    <a:xfrm>
+                      <a:off x="0" y="0"/>
+                      <a:ext cx="4725059" cy="419158"/>
+                    </a:xfrm>
+                    <a:prstGeom prst="rect">
+                      <a:avLst/>
+                    </a:prstGeom>
+                  </pic:spPr>
+                </pic:pic>
+              </a:graphicData>
+            </a:graphic>
+          </wp:inline>
+        </w:drawing>
+      </w:r>
+    </w:p>
+    <w:p>
+      <w:r>
+        <w:rPr>
+          <w:rFonts w:hint="eastAsia"/>
+        </w:rPr>
+        <w:t>소유 권한을 준 폴더로 이동한 후 백업 폴더를 생성해두고 기존에 있던 파일들을 전부 옮긴다.</w:t>
+      </w:r>
+    </w:p>
+    <w:p>
+      <w:r>
+        <w:lastRenderedPageBreak/>
+        <w:drawing>
+          <wp:inline distT="0" distB="0" distL="0" distR="0" wp14:anchorId="2470FF63" wp14:editId="55B77D6B">
+            <wp:extent cx="5731510" cy="1292860"/>
+            <wp:effectExtent l="0" t="0" r="2540" b="2540"/>
+            <wp:docPr id="433450328" name="그림 1"/>
+            <wp:cNvGraphicFramePr>
+              <a:graphicFrameLocks xmlns:a="http://schemas.openxmlformats.org/drawingml/2006/main" noChangeAspect="1"/>
+            </wp:cNvGraphicFramePr>
+            <a:graphic xmlns:a="http://schemas.openxmlformats.org/drawingml/2006/main">
+              <a:graphicData uri="http://schemas.openxmlformats.org/drawingml/2006/picture">
+                <pic:pic xmlns:pic="http://schemas.openxmlformats.org/drawingml/2006/picture">
+                  <pic:nvPicPr>
+                    <pic:cNvPr id="433450328" name=""/>
+                    <pic:cNvPicPr/>
+                  </pic:nvPicPr>
+                  <pic:blipFill>
+                    <a:blip r:embed="rId98"/>
+                    <a:stretch>
+                      <a:fillRect/>
+                    </a:stretch>
+                  </pic:blipFill>
+                  <pic:spPr>
+                    <a:xfrm>
+                      <a:off x="0" y="0"/>
+                      <a:ext cx="5731510" cy="1292860"/>
+                    </a:xfrm>
+                    <a:prstGeom prst="rect">
+                      <a:avLst/>
+                    </a:prstGeom>
+                  </pic:spPr>
+                </pic:pic>
+              </a:graphicData>
+            </a:graphic>
+          </wp:inline>
+        </w:drawing>
+      </w:r>
+    </w:p>
+    <w:p>
+      <w:r>
+        <w:rPr>
+          <w:rFonts w:hint="eastAsia"/>
+        </w:rPr>
+        <w:t xml:space="preserve">컨테이너에서 나간 후 </w:t>
+      </w:r>
+      <w:proofErr w:type="spellStart"/>
+      <w:r>
+        <w:t>wordpress</w:t>
+      </w:r>
+      <w:proofErr w:type="spellEnd"/>
+      <w:r>
+        <w:t xml:space="preserve"> </w:t>
+      </w:r>
+      <w:r>
+        <w:rPr>
+          <w:rFonts w:hint="eastAsia"/>
+        </w:rPr>
+        <w:t xml:space="preserve">파일을 </w:t>
+      </w:r>
+      <w:r>
+        <w:t xml:space="preserve">WP </w:t>
+      </w:r>
+      <w:r>
+        <w:rPr>
+          <w:rFonts w:hint="eastAsia"/>
+        </w:rPr>
+        <w:t>컨테이너 안으로 옮겨준다.</w:t>
+      </w:r>
+    </w:p>
+    <w:p>
+      <w:r>
+        <w:drawing>
+          <wp:inline distT="0" distB="0" distL="0" distR="0" wp14:anchorId="3ADC6A73" wp14:editId="26D7DA80">
+            <wp:extent cx="5731510" cy="1189355"/>
+            <wp:effectExtent l="0" t="0" r="2540" b="0"/>
+            <wp:docPr id="416983906" name="그림 1"/>
+            <wp:cNvGraphicFramePr>
+              <a:graphicFrameLocks xmlns:a="http://schemas.openxmlformats.org/drawingml/2006/main" noChangeAspect="1"/>
+            </wp:cNvGraphicFramePr>
+            <a:graphic xmlns:a="http://schemas.openxmlformats.org/drawingml/2006/main">
+              <a:graphicData uri="http://schemas.openxmlformats.org/drawingml/2006/picture">
+                <pic:pic xmlns:pic="http://schemas.openxmlformats.org/drawingml/2006/picture">
+                  <pic:nvPicPr>
+                    <pic:cNvPr id="416983906" name=""/>
+                    <pic:cNvPicPr/>
+                  </pic:nvPicPr>
+                  <pic:blipFill>
+                    <a:blip r:embed="rId99"/>
+                    <a:stretch>
+                      <a:fillRect/>
+                    </a:stretch>
+                  </pic:blipFill>
+                  <pic:spPr>
+                    <a:xfrm>
+                      <a:off x="0" y="0"/>
+                      <a:ext cx="5731510" cy="1189355"/>
+                    </a:xfrm>
+                    <a:prstGeom prst="rect">
+                      <a:avLst/>
+                    </a:prstGeom>
+                  </pic:spPr>
+                </pic:pic>
+              </a:graphicData>
+            </a:graphic>
+          </wp:inline>
+        </w:drawing>
+      </w:r>
+    </w:p>
+    <w:p>
+      <w:proofErr w:type="spellStart"/>
+      <w:r>
+        <w:rPr>
+          <w:rFonts w:hint="eastAsia"/>
+        </w:rPr>
+        <w:t>w</w:t>
+      </w:r>
+      <w:r>
+        <w:t>ordpress</w:t>
+      </w:r>
+      <w:proofErr w:type="spellEnd"/>
+      <w:r>
+        <w:rPr>
+          <w:rFonts w:hint="eastAsia"/>
+        </w:rPr>
+        <w:t>를 그대로 실행하면 문제가 생기기 때문에 폴더 안으로 들어가 존재하던 파일들을 전부 밖으로 가져온다.</w:t>
+      </w:r>
+    </w:p>
+    <w:p>
+      <w:r>
+        <w:drawing>
+          <wp:inline distT="0" distB="0" distL="0" distR="0" wp14:anchorId="3C16BBEC" wp14:editId="30635A2B">
+            <wp:extent cx="5731510" cy="1743075"/>
+            <wp:effectExtent l="0" t="0" r="2540" b="9525"/>
+            <wp:docPr id="707268977" name="그림 1"/>
+            <wp:cNvGraphicFramePr>
+              <a:graphicFrameLocks xmlns:a="http://schemas.openxmlformats.org/drawingml/2006/main" noChangeAspect="1"/>
+            </wp:cNvGraphicFramePr>
+            <a:graphic xmlns:a="http://schemas.openxmlformats.org/drawingml/2006/main">
+              <a:graphicData uri="http://schemas.openxmlformats.org/drawingml/2006/picture">
+                <pic:pic xmlns:pic="http://schemas.openxmlformats.org/drawingml/2006/picture">
+                  <pic:nvPicPr>
+                    <pic:cNvPr id="707268977" name=""/>
+                    <pic:cNvPicPr/>
+                  </pic:nvPicPr>
+                  <pic:blipFill>
+                    <a:blip r:embed="rId100"/>
+                    <a:stretch>
+                      <a:fillRect/>
+                    </a:stretch>
+                  </pic:blipFill>
+                  <pic:spPr>
+                    <a:xfrm>
+                      <a:off x="0" y="0"/>
+                      <a:ext cx="5731510" cy="1743075"/>
+                    </a:xfrm>
+                    <a:prstGeom prst="rect">
+                      <a:avLst/>
+                    </a:prstGeom>
+                  </pic:spPr>
+                </pic:pic>
+              </a:graphicData>
+            </a:graphic>
+          </wp:inline>
+        </w:drawing>
+      </w:r>
+    </w:p>
+    <w:p>
+      <w:r>
+        <w:rPr>
+          <w:rFonts w:hint="eastAsia"/>
+        </w:rPr>
+        <w:t xml:space="preserve">이후 </w:t>
+      </w:r>
+      <w:r>
+        <w:t>127.0.0.1</w:t>
+      </w:r>
+      <w:r>
+        <w:rPr>
+          <w:rFonts w:hint="eastAsia"/>
+        </w:rPr>
+        <w:t>에 접속해본다.</w:t>
+      </w:r>
+    </w:p>
+    <w:p>
+      <w:pPr>
+        <w:rPr>
+          <w:rFonts w:hint="eastAsia"/>
+        </w:rPr>
+      </w:pPr>
+      <w:r>
+        <w:drawing>
+          <wp:inline distT="0" distB="0" distL="0" distR="0" wp14:anchorId="5F9E55A9" wp14:editId="681356DB">
+            <wp:extent cx="4238045" cy="2844927"/>
+            <wp:effectExtent l="0" t="0" r="0" b="0"/>
+            <wp:docPr id="1684380049" name="그림 1"/>
+            <wp:cNvGraphicFramePr>
+              <a:graphicFrameLocks xmlns:a="http://schemas.openxmlformats.org/drawingml/2006/main" noChangeAspect="1"/>
+            </wp:cNvGraphicFramePr>
+            <a:graphic xmlns:a="http://schemas.openxmlformats.org/drawingml/2006/main">
+              <a:graphicData uri="http://schemas.openxmlformats.org/drawingml/2006/picture">
+                <pic:pic xmlns:pic="http://schemas.openxmlformats.org/drawingml/2006/picture">
+                  <pic:nvPicPr>
+                    <pic:cNvPr id="1684380049" name=""/>
+                    <pic:cNvPicPr/>
+                  </pic:nvPicPr>
+                  <pic:blipFill>
+                    <a:blip r:embed="rId101"/>
+                    <a:stretch>
+                      <a:fillRect/>
+                    </a:stretch>
+                  </pic:blipFill>
+                  <pic:spPr>
+                    <a:xfrm>
+                      <a:off x="0" y="0"/>
+                      <a:ext cx="4239007" cy="2845573"/>
+                    </a:xfrm>
+                    <a:prstGeom prst="rect">
+                      <a:avLst/>
+                    </a:prstGeom>
+                  </pic:spPr>
+                </pic:pic>
+              </a:graphicData>
+            </a:graphic>
+          </wp:inline>
+        </w:drawing>
+      </w:r>
+    </w:p>
+    <w:p>
+      <w:r>
+        <w:rPr>
+          <w:rFonts w:hint="eastAsia"/>
+        </w:rPr>
+        <w:lastRenderedPageBreak/>
+        <w:t>d</w:t>
+      </w:r>
+      <w:r>
+        <w:t xml:space="preserve">ocker stop </w:t>
+      </w:r>
+      <w:r>
+        <w:rPr>
+          <w:rFonts w:hint="eastAsia"/>
+        </w:rPr>
+        <w:t xml:space="preserve">명령어를 사용하여 </w:t>
+      </w:r>
+      <w:r>
+        <w:t xml:space="preserve">WP </w:t>
+      </w:r>
+      <w:r>
+        <w:rPr>
+          <w:rFonts w:hint="eastAsia"/>
+        </w:rPr>
+        <w:t xml:space="preserve">컨테이너를 종료 후 다음을 위해 </w:t>
+      </w:r>
+      <w:proofErr w:type="spellStart"/>
+      <w:r>
+        <w:rPr>
+          <w:rFonts w:hint="eastAsia"/>
+        </w:rPr>
+        <w:t>커밋과</w:t>
+      </w:r>
+      <w:proofErr w:type="spellEnd"/>
+      <w:r>
+        <w:rPr>
+          <w:rFonts w:hint="eastAsia"/>
+        </w:rPr>
+        <w:t xml:space="preserve"> </w:t>
+      </w:r>
+      <w:proofErr w:type="spellStart"/>
+      <w:r>
+        <w:rPr>
+          <w:rFonts w:hint="eastAsia"/>
+        </w:rPr>
+        <w:t>푸쉬를</w:t>
+      </w:r>
+      <w:proofErr w:type="spellEnd"/>
+      <w:r>
+        <w:rPr>
+          <w:rFonts w:hint="eastAsia"/>
+        </w:rPr>
+        <w:t xml:space="preserve"> 해본다.</w:t>
+      </w:r>
+    </w:p>
+    <w:p>
+      <w:r>
+        <w:drawing>
+          <wp:inline distT="0" distB="0" distL="0" distR="0" wp14:anchorId="594C2B8E" wp14:editId="02456C5A">
+            <wp:extent cx="5731510" cy="1416050"/>
+            <wp:effectExtent l="0" t="0" r="2540" b="0"/>
+            <wp:docPr id="1003160502" name="그림 1"/>
+            <wp:cNvGraphicFramePr>
+              <a:graphicFrameLocks xmlns:a="http://schemas.openxmlformats.org/drawingml/2006/main" noChangeAspect="1"/>
+            </wp:cNvGraphicFramePr>
+            <a:graphic xmlns:a="http://schemas.openxmlformats.org/drawingml/2006/main">
+              <a:graphicData uri="http://schemas.openxmlformats.org/drawingml/2006/picture">
+                <pic:pic xmlns:pic="http://schemas.openxmlformats.org/drawingml/2006/picture">
+                  <pic:nvPicPr>
+                    <pic:cNvPr id="1003160502" name=""/>
+                    <pic:cNvPicPr/>
+                  </pic:nvPicPr>
+                  <pic:blipFill>
+                    <a:blip r:embed="rId102"/>
+                    <a:stretch>
+                      <a:fillRect/>
+                    </a:stretch>
+                  </pic:blipFill>
+                  <pic:spPr>
+                    <a:xfrm>
+                      <a:off x="0" y="0"/>
+                      <a:ext cx="5731510" cy="1416050"/>
+                    </a:xfrm>
+                    <a:prstGeom prst="rect">
+                      <a:avLst/>
+                    </a:prstGeom>
+                  </pic:spPr>
+                </pic:pic>
+              </a:graphicData>
+            </a:graphic>
+          </wp:inline>
+        </w:drawing>
+      </w:r>
+    </w:p>
+    <w:p>
+      <w:r>
+        <w:drawing>
+          <wp:inline distT="0" distB="0" distL="0" distR="0" wp14:anchorId="6F02B682" wp14:editId="1323BD29">
+            <wp:extent cx="5731510" cy="1753235"/>
+            <wp:effectExtent l="0" t="0" r="2540" b="0"/>
+            <wp:docPr id="723689437" name="그림 1"/>
+            <wp:cNvGraphicFramePr>
+              <a:graphicFrameLocks xmlns:a="http://schemas.openxmlformats.org/drawingml/2006/main" noChangeAspect="1"/>
+            </wp:cNvGraphicFramePr>
+            <a:graphic xmlns:a="http://schemas.openxmlformats.org/drawingml/2006/main">
+              <a:graphicData uri="http://schemas.openxmlformats.org/drawingml/2006/picture">
+                <pic:pic xmlns:pic="http://schemas.openxmlformats.org/drawingml/2006/picture">
+                  <pic:nvPicPr>
+                    <pic:cNvPr id="723689437" name=""/>
+                    <pic:cNvPicPr/>
+                  </pic:nvPicPr>
+                  <pic:blipFill>
+                    <a:blip r:embed="rId103"/>
+                    <a:stretch>
+                      <a:fillRect/>
+                    </a:stretch>
+                  </pic:blipFill>
+                  <pic:spPr>
+                    <a:xfrm>
+                      <a:off x="0" y="0"/>
+                      <a:ext cx="5731510" cy="1753235"/>
+                    </a:xfrm>
+                    <a:prstGeom prst="rect">
+                      <a:avLst/>
+                    </a:prstGeom>
+                  </pic:spPr>
+                </pic:pic>
+              </a:graphicData>
+            </a:graphic>
+          </wp:inline>
+        </w:drawing>
+      </w:r>
+    </w:p>
+    <w:p>
+      <w:r>
+        <w:drawing>
+          <wp:inline distT="0" distB="0" distL="0" distR="0" wp14:anchorId="089B9EAF" wp14:editId="4379BC62">
+            <wp:extent cx="5731510" cy="904875"/>
+            <wp:effectExtent l="0" t="0" r="2540" b="9525"/>
+            <wp:docPr id="796766575" name="그림 1"/>
+            <wp:cNvGraphicFramePr>
+              <a:graphicFrameLocks xmlns:a="http://schemas.openxmlformats.org/drawingml/2006/main" noChangeAspect="1"/>
+            </wp:cNvGraphicFramePr>
+            <a:graphic xmlns:a="http://schemas.openxmlformats.org/drawingml/2006/main">
+              <a:graphicData uri="http://schemas.openxmlformats.org/drawingml/2006/picture">
+                <pic:pic xmlns:pic="http://schemas.openxmlformats.org/drawingml/2006/picture">
+                  <pic:nvPicPr>
+                    <pic:cNvPr id="796766575" name=""/>
+                    <pic:cNvPicPr/>
+                  </pic:nvPicPr>
+                  <pic:blipFill>
+                    <a:blip r:embed="rId104"/>
+                    <a:stretch>
+                      <a:fillRect/>
+                    </a:stretch>
+                  </pic:blipFill>
+                  <pic:spPr>
+                    <a:xfrm>
+                      <a:off x="0" y="0"/>
+                      <a:ext cx="5731510" cy="904875"/>
+                    </a:xfrm>
+                    <a:prstGeom prst="rect">
+                      <a:avLst/>
+                    </a:prstGeom>
+                  </pic:spPr>
+                </pic:pic>
+              </a:graphicData>
+            </a:graphic>
+          </wp:inline>
+        </w:drawing>
+      </w:r>
+    </w:p>
+    <w:p>
+      <w:pPr>
+        <w:rPr>
+          <w:rFonts w:hint="eastAsia"/>
+        </w:rPr>
+      </w:pPr>
     </w:p>
     <w:p>
       <w:pPr>
